--- a/Vizsgaremek_Dokumentacio/Le_Tuan_Anh_Dokumentáció.docx
+++ b/Vizsgaremek_Dokumentacio/Le_Tuan_Anh_Dokumentáció.docx
@@ -115,7 +115,7 @@
           <w:r>
             <w:fldChar w:fldCharType="separate"/>
           </w:r>
-          <w:hyperlink w:anchor="_Toc225978410" w:history="1">
+          <w:hyperlink w:anchor="_Toc226154954" w:history="1">
             <w:r>
               <w:rPr>
                 <w:rStyle w:val="Hiperhivatkozs"/>
@@ -142,7 +142,7 @@
                 <w:noProof/>
                 <w:webHidden/>
               </w:rPr>
-              <w:instrText xml:space="preserve"> PAGEREF _Toc225978410 \h </w:instrText>
+              <w:instrText xml:space="preserve"> PAGEREF _Toc226154954 \h </w:instrText>
             </w:r>
             <w:r>
               <w:rPr>
@@ -186,7 +186,7 @@
               <w14:ligatures w14:val="standardContextual"/>
             </w:rPr>
           </w:pPr>
-          <w:hyperlink w:anchor="_Toc225978411" w:history="1">
+          <w:hyperlink w:anchor="_Toc226154955" w:history="1">
             <w:r>
               <w:rPr>
                 <w:rStyle w:val="Hiperhivatkozs"/>
@@ -213,7 +213,7 @@
                 <w:noProof/>
                 <w:webHidden/>
               </w:rPr>
-              <w:instrText xml:space="preserve"> PAGEREF _Toc225978411 \h </w:instrText>
+              <w:instrText xml:space="preserve"> PAGEREF _Toc226154955 \h </w:instrText>
             </w:r>
             <w:r>
               <w:rPr>
@@ -257,7 +257,7 @@
               <w14:ligatures w14:val="standardContextual"/>
             </w:rPr>
           </w:pPr>
-          <w:hyperlink w:anchor="_Toc225978412" w:history="1">
+          <w:hyperlink w:anchor="_Toc226154956" w:history="1">
             <w:r>
               <w:rPr>
                 <w:rStyle w:val="Hiperhivatkozs"/>
@@ -284,7 +284,7 @@
                 <w:noProof/>
                 <w:webHidden/>
               </w:rPr>
-              <w:instrText xml:space="preserve"> PAGEREF _Toc225978412 \h </w:instrText>
+              <w:instrText xml:space="preserve"> PAGEREF _Toc226154956 \h </w:instrText>
             </w:r>
             <w:r>
               <w:rPr>
@@ -328,7 +328,7 @@
               <w14:ligatures w14:val="standardContextual"/>
             </w:rPr>
           </w:pPr>
-          <w:hyperlink w:anchor="_Toc225978413" w:history="1">
+          <w:hyperlink w:anchor="_Toc226154957" w:history="1">
             <w:r>
               <w:rPr>
                 <w:rStyle w:val="Hiperhivatkozs"/>
@@ -355,7 +355,7 @@
                 <w:noProof/>
                 <w:webHidden/>
               </w:rPr>
-              <w:instrText xml:space="preserve"> PAGEREF _Toc225978413 \h </w:instrText>
+              <w:instrText xml:space="preserve"> PAGEREF _Toc226154957 \h </w:instrText>
             </w:r>
             <w:r>
               <w:rPr>
@@ -399,7 +399,7 @@
               <w14:ligatures w14:val="standardContextual"/>
             </w:rPr>
           </w:pPr>
-          <w:hyperlink w:anchor="_Toc225978414" w:history="1">
+          <w:hyperlink w:anchor="_Toc226154958" w:history="1">
             <w:r>
               <w:rPr>
                 <w:rStyle w:val="Hiperhivatkozs"/>
@@ -426,7 +426,7 @@
                 <w:noProof/>
                 <w:webHidden/>
               </w:rPr>
-              <w:instrText xml:space="preserve"> PAGEREF _Toc225978414 \h </w:instrText>
+              <w:instrText xml:space="preserve"> PAGEREF _Toc226154958 \h </w:instrText>
             </w:r>
             <w:r>
               <w:rPr>
@@ -470,7 +470,7 @@
               <w14:ligatures w14:val="standardContextual"/>
             </w:rPr>
           </w:pPr>
-          <w:hyperlink w:anchor="_Toc225978415" w:history="1">
+          <w:hyperlink w:anchor="_Toc226154959" w:history="1">
             <w:r>
               <w:rPr>
                 <w:rStyle w:val="Hiperhivatkozs"/>
@@ -497,7 +497,7 @@
                 <w:noProof/>
                 <w:webHidden/>
               </w:rPr>
-              <w:instrText xml:space="preserve"> PAGEREF _Toc225978415 \h </w:instrText>
+              <w:instrText xml:space="preserve"> PAGEREF _Toc226154959 \h </w:instrText>
             </w:r>
             <w:r>
               <w:rPr>
@@ -541,7 +541,7 @@
               <w14:ligatures w14:val="standardContextual"/>
             </w:rPr>
           </w:pPr>
-          <w:hyperlink w:anchor="_Toc225978416" w:history="1">
+          <w:hyperlink w:anchor="_Toc226154960" w:history="1">
             <w:r>
               <w:rPr>
                 <w:rStyle w:val="Hiperhivatkozs"/>
@@ -568,7 +568,7 @@
                 <w:noProof/>
                 <w:webHidden/>
               </w:rPr>
-              <w:instrText xml:space="preserve"> PAGEREF _Toc225978416 \h </w:instrText>
+              <w:instrText xml:space="preserve"> PAGEREF _Toc226154960 \h </w:instrText>
             </w:r>
             <w:r>
               <w:rPr>
@@ -612,7 +612,7 @@
               <w14:ligatures w14:val="standardContextual"/>
             </w:rPr>
           </w:pPr>
-          <w:hyperlink w:anchor="_Toc225978417" w:history="1">
+          <w:hyperlink w:anchor="_Toc226154961" w:history="1">
             <w:r>
               <w:rPr>
                 <w:rStyle w:val="Hiperhivatkozs"/>
@@ -639,7 +639,7 @@
                 <w:noProof/>
                 <w:webHidden/>
               </w:rPr>
-              <w:instrText xml:space="preserve"> PAGEREF _Toc225978417 \h </w:instrText>
+              <w:instrText xml:space="preserve"> PAGEREF _Toc226154961 \h </w:instrText>
             </w:r>
             <w:r>
               <w:rPr>
@@ -683,7 +683,7 @@
               <w14:ligatures w14:val="standardContextual"/>
             </w:rPr>
           </w:pPr>
-          <w:hyperlink w:anchor="_Toc225978418" w:history="1">
+          <w:hyperlink w:anchor="_Toc226154962" w:history="1">
             <w:r>
               <w:rPr>
                 <w:rStyle w:val="Hiperhivatkozs"/>
@@ -710,7 +710,7 @@
                 <w:noProof/>
                 <w:webHidden/>
               </w:rPr>
-              <w:instrText xml:space="preserve"> PAGEREF _Toc225978418 \h </w:instrText>
+              <w:instrText xml:space="preserve"> PAGEREF _Toc226154962 \h </w:instrText>
             </w:r>
             <w:r>
               <w:rPr>
@@ -754,7 +754,7 @@
               <w14:ligatures w14:val="standardContextual"/>
             </w:rPr>
           </w:pPr>
-          <w:hyperlink w:anchor="_Toc225978419" w:history="1">
+          <w:hyperlink w:anchor="_Toc226154963" w:history="1">
             <w:r>
               <w:rPr>
                 <w:rStyle w:val="Hiperhivatkozs"/>
@@ -781,7 +781,7 @@
                 <w:noProof/>
                 <w:webHidden/>
               </w:rPr>
-              <w:instrText xml:space="preserve"> PAGEREF _Toc225978419 \h </w:instrText>
+              <w:instrText xml:space="preserve"> PAGEREF _Toc226154963 \h </w:instrText>
             </w:r>
             <w:r>
               <w:rPr>
@@ -825,7 +825,7 @@
               <w14:ligatures w14:val="standardContextual"/>
             </w:rPr>
           </w:pPr>
-          <w:hyperlink w:anchor="_Toc225978420" w:history="1">
+          <w:hyperlink w:anchor="_Toc226154964" w:history="1">
             <w:r>
               <w:rPr>
                 <w:rStyle w:val="Hiperhivatkozs"/>
@@ -852,7 +852,7 @@
                 <w:noProof/>
                 <w:webHidden/>
               </w:rPr>
-              <w:instrText xml:space="preserve"> PAGEREF _Toc225978420 \h </w:instrText>
+              <w:instrText xml:space="preserve"> PAGEREF _Toc226154964 \h </w:instrText>
             </w:r>
             <w:r>
               <w:rPr>
@@ -896,7 +896,7 @@
               <w14:ligatures w14:val="standardContextual"/>
             </w:rPr>
           </w:pPr>
-          <w:hyperlink w:anchor="_Toc225978421" w:history="1">
+          <w:hyperlink w:anchor="_Toc226154965" w:history="1">
             <w:r>
               <w:rPr>
                 <w:rStyle w:val="Hiperhivatkozs"/>
@@ -923,7 +923,7 @@
                 <w:noProof/>
                 <w:webHidden/>
               </w:rPr>
-              <w:instrText xml:space="preserve"> PAGEREF _Toc225978421 \h </w:instrText>
+              <w:instrText xml:space="preserve"> PAGEREF _Toc226154965 \h </w:instrText>
             </w:r>
             <w:r>
               <w:rPr>
@@ -967,7 +967,7 @@
               <w14:ligatures w14:val="standardContextual"/>
             </w:rPr>
           </w:pPr>
-          <w:hyperlink w:anchor="_Toc225978422" w:history="1">
+          <w:hyperlink w:anchor="_Toc226154966" w:history="1">
             <w:r>
               <w:rPr>
                 <w:rStyle w:val="Hiperhivatkozs"/>
@@ -994,7 +994,7 @@
                 <w:noProof/>
                 <w:webHidden/>
               </w:rPr>
-              <w:instrText xml:space="preserve"> PAGEREF _Toc225978422 \h </w:instrText>
+              <w:instrText xml:space="preserve"> PAGEREF _Toc226154966 \h </w:instrText>
             </w:r>
             <w:r>
               <w:rPr>
@@ -1038,7 +1038,7 @@
               <w14:ligatures w14:val="standardContextual"/>
             </w:rPr>
           </w:pPr>
-          <w:hyperlink w:anchor="_Toc225978423" w:history="1">
+          <w:hyperlink w:anchor="_Toc226154967" w:history="1">
             <w:r>
               <w:rPr>
                 <w:rStyle w:val="Hiperhivatkozs"/>
@@ -1065,7 +1065,7 @@
                 <w:noProof/>
                 <w:webHidden/>
               </w:rPr>
-              <w:instrText xml:space="preserve"> PAGEREF _Toc225978423 \h </w:instrText>
+              <w:instrText xml:space="preserve"> PAGEREF _Toc226154967 \h </w:instrText>
             </w:r>
             <w:r>
               <w:rPr>
@@ -1109,7 +1109,7 @@
               <w14:ligatures w14:val="standardContextual"/>
             </w:rPr>
           </w:pPr>
-          <w:hyperlink w:anchor="_Toc225978424" w:history="1">
+          <w:hyperlink w:anchor="_Toc226154968" w:history="1">
             <w:r>
               <w:rPr>
                 <w:rStyle w:val="Hiperhivatkozs"/>
@@ -1136,7 +1136,7 @@
                 <w:noProof/>
                 <w:webHidden/>
               </w:rPr>
-              <w:instrText xml:space="preserve"> PAGEREF _Toc225978424 \h </w:instrText>
+              <w:instrText xml:space="preserve"> PAGEREF _Toc226154968 \h </w:instrText>
             </w:r>
             <w:r>
               <w:rPr>
@@ -1180,7 +1180,7 @@
               <w14:ligatures w14:val="standardContextual"/>
             </w:rPr>
           </w:pPr>
-          <w:hyperlink w:anchor="_Toc225978425" w:history="1">
+          <w:hyperlink w:anchor="_Toc226154969" w:history="1">
             <w:r>
               <w:rPr>
                 <w:rStyle w:val="Hiperhivatkozs"/>
@@ -1207,7 +1207,7 @@
                 <w:noProof/>
                 <w:webHidden/>
               </w:rPr>
-              <w:instrText xml:space="preserve"> PAGEREF _Toc225978425 \h </w:instrText>
+              <w:instrText xml:space="preserve"> PAGEREF _Toc226154969 \h </w:instrText>
             </w:r>
             <w:r>
               <w:rPr>
@@ -1251,7 +1251,7 @@
               <w14:ligatures w14:val="standardContextual"/>
             </w:rPr>
           </w:pPr>
-          <w:hyperlink w:anchor="_Toc225978426" w:history="1">
+          <w:hyperlink w:anchor="_Toc226154970" w:history="1">
             <w:r>
               <w:rPr>
                 <w:rStyle w:val="Hiperhivatkozs"/>
@@ -1278,7 +1278,7 @@
                 <w:noProof/>
                 <w:webHidden/>
               </w:rPr>
-              <w:instrText xml:space="preserve"> PAGEREF _Toc225978426 \h </w:instrText>
+              <w:instrText xml:space="preserve"> PAGEREF _Toc226154970 \h </w:instrText>
             </w:r>
             <w:r>
               <w:rPr>
@@ -1322,7 +1322,7 @@
               <w14:ligatures w14:val="standardContextual"/>
             </w:rPr>
           </w:pPr>
-          <w:hyperlink w:anchor="_Toc225978427" w:history="1">
+          <w:hyperlink w:anchor="_Toc226154971" w:history="1">
             <w:r>
               <w:rPr>
                 <w:rStyle w:val="Hiperhivatkozs"/>
@@ -1349,7 +1349,7 @@
                 <w:noProof/>
                 <w:webHidden/>
               </w:rPr>
-              <w:instrText xml:space="preserve"> PAGEREF _Toc225978427 \h </w:instrText>
+              <w:instrText xml:space="preserve"> PAGEREF _Toc226154971 \h </w:instrText>
             </w:r>
             <w:r>
               <w:rPr>
@@ -1393,7 +1393,7 @@
               <w14:ligatures w14:val="standardContextual"/>
             </w:rPr>
           </w:pPr>
-          <w:hyperlink w:anchor="_Toc225978428" w:history="1">
+          <w:hyperlink w:anchor="_Toc226154972" w:history="1">
             <w:r>
               <w:rPr>
                 <w:rStyle w:val="Hiperhivatkozs"/>
@@ -1420,7 +1420,7 @@
                 <w:noProof/>
                 <w:webHidden/>
               </w:rPr>
-              <w:instrText xml:space="preserve"> PAGEREF _Toc225978428 \h </w:instrText>
+              <w:instrText xml:space="preserve"> PAGEREF _Toc226154972 \h </w:instrText>
             </w:r>
             <w:r>
               <w:rPr>
@@ -1464,7 +1464,7 @@
               <w14:ligatures w14:val="standardContextual"/>
             </w:rPr>
           </w:pPr>
-          <w:hyperlink w:anchor="_Toc225978429" w:history="1">
+          <w:hyperlink w:anchor="_Toc226154973" w:history="1">
             <w:r>
               <w:rPr>
                 <w:rStyle w:val="Hiperhivatkozs"/>
@@ -1491,7 +1491,7 @@
                 <w:noProof/>
                 <w:webHidden/>
               </w:rPr>
-              <w:instrText xml:space="preserve"> PAGEREF _Toc225978429 \h </w:instrText>
+              <w:instrText xml:space="preserve"> PAGEREF _Toc226154973 \h </w:instrText>
             </w:r>
             <w:r>
               <w:rPr>
@@ -1535,7 +1535,7 @@
               <w14:ligatures w14:val="standardContextual"/>
             </w:rPr>
           </w:pPr>
-          <w:hyperlink w:anchor="_Toc225978430" w:history="1">
+          <w:hyperlink w:anchor="_Toc226154974" w:history="1">
             <w:r>
               <w:rPr>
                 <w:rStyle w:val="Hiperhivatkozs"/>
@@ -1562,7 +1562,7 @@
                 <w:noProof/>
                 <w:webHidden/>
               </w:rPr>
-              <w:instrText xml:space="preserve"> PAGEREF _Toc225978430 \h </w:instrText>
+              <w:instrText xml:space="preserve"> PAGEREF _Toc226154974 \h </w:instrText>
             </w:r>
             <w:r>
               <w:rPr>
@@ -1606,7 +1606,7 @@
               <w14:ligatures w14:val="standardContextual"/>
             </w:rPr>
           </w:pPr>
-          <w:hyperlink w:anchor="_Toc225978431" w:history="1">
+          <w:hyperlink w:anchor="_Toc226154975" w:history="1">
             <w:r>
               <w:rPr>
                 <w:rStyle w:val="Hiperhivatkozs"/>
@@ -1633,7 +1633,7 @@
                 <w:noProof/>
                 <w:webHidden/>
               </w:rPr>
-              <w:instrText xml:space="preserve"> PAGEREF _Toc225978431 \h </w:instrText>
+              <w:instrText xml:space="preserve"> PAGEREF _Toc226154975 \h </w:instrText>
             </w:r>
             <w:r>
               <w:rPr>
@@ -1677,13 +1677,13 @@
               <w14:ligatures w14:val="standardContextual"/>
             </w:rPr>
           </w:pPr>
-          <w:hyperlink w:anchor="_Toc225978432" w:history="1">
+          <w:hyperlink w:anchor="_Toc226154976" w:history="1">
             <w:r>
               <w:rPr>
                 <w:rStyle w:val="Hiperhivatkozs"/>
                 <w:noProof/>
               </w:rPr>
-              <w:t>8. Tesztelési eredmények: Tantárgykezelés</w:t>
+              <w:t>8. Tesztelési eredmények: Tantárgy- és órarendkezelés</w:t>
             </w:r>
             <w:r>
               <w:rPr>
@@ -1704,7 +1704,7 @@
                 <w:noProof/>
                 <w:webHidden/>
               </w:rPr>
-              <w:instrText xml:space="preserve"> PAGEREF _Toc225978432 \h </w:instrText>
+              <w:instrText xml:space="preserve"> PAGEREF _Toc226154976 \h </w:instrText>
             </w:r>
             <w:r>
               <w:rPr>
@@ -1725,6 +1725,503 @@
                 <w:webHidden/>
               </w:rPr>
               <w:t>20</w:t>
+            </w:r>
+            <w:r>
+              <w:rPr>
+                <w:noProof/>
+                <w:webHidden/>
+              </w:rPr>
+              <w:fldChar w:fldCharType="end"/>
+            </w:r>
+          </w:hyperlink>
+        </w:p>
+        <w:p>
+          <w:pPr>
+            <w:pStyle w:val="TJ2"/>
+            <w:tabs>
+              <w:tab w:val="right" w:leader="dot" w:pos="9016"/>
+            </w:tabs>
+            <w:rPr>
+              <w:rFonts w:asciiTheme="minorHAnsi" w:eastAsiaTheme="minorEastAsia" w:hAnsiTheme="minorHAnsi" w:cstheme="minorBidi"/>
+              <w:noProof/>
+              <w:kern w:val="2"/>
+              <w14:ligatures w14:val="standardContextual"/>
+            </w:rPr>
+          </w:pPr>
+          <w:hyperlink w:anchor="_Toc226154977" w:history="1">
+            <w:r>
+              <w:rPr>
+                <w:rStyle w:val="Hiperhivatkozs"/>
+                <w:noProof/>
+              </w:rPr>
+              <w:t>8.1 Funkcionális tesztek: Tantárgykezelés</w:t>
+            </w:r>
+            <w:r>
+              <w:rPr>
+                <w:noProof/>
+                <w:webHidden/>
+              </w:rPr>
+              <w:tab/>
+            </w:r>
+            <w:r>
+              <w:rPr>
+                <w:noProof/>
+                <w:webHidden/>
+              </w:rPr>
+              <w:fldChar w:fldCharType="begin"/>
+            </w:r>
+            <w:r>
+              <w:rPr>
+                <w:noProof/>
+                <w:webHidden/>
+              </w:rPr>
+              <w:instrText xml:space="preserve"> PAGEREF _Toc226154977 \h </w:instrText>
+            </w:r>
+            <w:r>
+              <w:rPr>
+                <w:noProof/>
+                <w:webHidden/>
+              </w:rPr>
+            </w:r>
+            <w:r>
+              <w:rPr>
+                <w:noProof/>
+                <w:webHidden/>
+              </w:rPr>
+              <w:fldChar w:fldCharType="separate"/>
+            </w:r>
+            <w:r>
+              <w:rPr>
+                <w:noProof/>
+                <w:webHidden/>
+              </w:rPr>
+              <w:t>20</w:t>
+            </w:r>
+            <w:r>
+              <w:rPr>
+                <w:noProof/>
+                <w:webHidden/>
+              </w:rPr>
+              <w:fldChar w:fldCharType="end"/>
+            </w:r>
+          </w:hyperlink>
+        </w:p>
+        <w:p>
+          <w:pPr>
+            <w:pStyle w:val="TJ2"/>
+            <w:tabs>
+              <w:tab w:val="right" w:leader="dot" w:pos="9016"/>
+            </w:tabs>
+            <w:rPr>
+              <w:rFonts w:asciiTheme="minorHAnsi" w:eastAsiaTheme="minorEastAsia" w:hAnsiTheme="minorHAnsi" w:cstheme="minorBidi"/>
+              <w:noProof/>
+              <w:kern w:val="2"/>
+              <w14:ligatures w14:val="standardContextual"/>
+            </w:rPr>
+          </w:pPr>
+          <w:hyperlink w:anchor="_Toc226154978" w:history="1">
+            <w:r>
+              <w:rPr>
+                <w:rStyle w:val="Hiperhivatkozs"/>
+                <w:noProof/>
+              </w:rPr>
+              <w:t>8.2 Funkcionális tesztek: Órarendkezelés</w:t>
+            </w:r>
+            <w:r>
+              <w:rPr>
+                <w:noProof/>
+                <w:webHidden/>
+              </w:rPr>
+              <w:tab/>
+            </w:r>
+            <w:r>
+              <w:rPr>
+                <w:noProof/>
+                <w:webHidden/>
+              </w:rPr>
+              <w:fldChar w:fldCharType="begin"/>
+            </w:r>
+            <w:r>
+              <w:rPr>
+                <w:noProof/>
+                <w:webHidden/>
+              </w:rPr>
+              <w:instrText xml:space="preserve"> PAGEREF _Toc226154978 \h </w:instrText>
+            </w:r>
+            <w:r>
+              <w:rPr>
+                <w:noProof/>
+                <w:webHidden/>
+              </w:rPr>
+            </w:r>
+            <w:r>
+              <w:rPr>
+                <w:noProof/>
+                <w:webHidden/>
+              </w:rPr>
+              <w:fldChar w:fldCharType="separate"/>
+            </w:r>
+            <w:r>
+              <w:rPr>
+                <w:noProof/>
+                <w:webHidden/>
+              </w:rPr>
+              <w:t>21</w:t>
+            </w:r>
+            <w:r>
+              <w:rPr>
+                <w:noProof/>
+                <w:webHidden/>
+              </w:rPr>
+              <w:fldChar w:fldCharType="end"/>
+            </w:r>
+          </w:hyperlink>
+        </w:p>
+        <w:p>
+          <w:pPr>
+            <w:pStyle w:val="TJ2"/>
+            <w:tabs>
+              <w:tab w:val="right" w:leader="dot" w:pos="9016"/>
+            </w:tabs>
+            <w:rPr>
+              <w:rFonts w:asciiTheme="minorHAnsi" w:eastAsiaTheme="minorEastAsia" w:hAnsiTheme="minorHAnsi" w:cstheme="minorBidi"/>
+              <w:noProof/>
+              <w:kern w:val="2"/>
+              <w14:ligatures w14:val="standardContextual"/>
+            </w:rPr>
+          </w:pPr>
+          <w:hyperlink w:anchor="_Toc226154979" w:history="1">
+            <w:r>
+              <w:rPr>
+                <w:rStyle w:val="Hiperhivatkozs"/>
+                <w:noProof/>
+              </w:rPr>
+              <w:t>8.3 Unit tesztek: Tantárgy elérhetőség (TantargyElerhsetoségTesztek)</w:t>
+            </w:r>
+            <w:r>
+              <w:rPr>
+                <w:noProof/>
+                <w:webHidden/>
+              </w:rPr>
+              <w:tab/>
+            </w:r>
+            <w:r>
+              <w:rPr>
+                <w:noProof/>
+                <w:webHidden/>
+              </w:rPr>
+              <w:fldChar w:fldCharType="begin"/>
+            </w:r>
+            <w:r>
+              <w:rPr>
+                <w:noProof/>
+                <w:webHidden/>
+              </w:rPr>
+              <w:instrText xml:space="preserve"> PAGEREF _Toc226154979 \h </w:instrText>
+            </w:r>
+            <w:r>
+              <w:rPr>
+                <w:noProof/>
+                <w:webHidden/>
+              </w:rPr>
+            </w:r>
+            <w:r>
+              <w:rPr>
+                <w:noProof/>
+                <w:webHidden/>
+              </w:rPr>
+              <w:fldChar w:fldCharType="separate"/>
+            </w:r>
+            <w:r>
+              <w:rPr>
+                <w:noProof/>
+                <w:webHidden/>
+              </w:rPr>
+              <w:t>22</w:t>
+            </w:r>
+            <w:r>
+              <w:rPr>
+                <w:noProof/>
+                <w:webHidden/>
+              </w:rPr>
+              <w:fldChar w:fldCharType="end"/>
+            </w:r>
+          </w:hyperlink>
+        </w:p>
+        <w:p>
+          <w:pPr>
+            <w:pStyle w:val="TJ2"/>
+            <w:tabs>
+              <w:tab w:val="right" w:leader="dot" w:pos="9016"/>
+            </w:tabs>
+            <w:rPr>
+              <w:rFonts w:asciiTheme="minorHAnsi" w:eastAsiaTheme="minorEastAsia" w:hAnsiTheme="minorHAnsi" w:cstheme="minorBidi"/>
+              <w:noProof/>
+              <w:kern w:val="2"/>
+              <w14:ligatures w14:val="standardContextual"/>
+            </w:rPr>
+          </w:pPr>
+          <w:hyperlink w:anchor="_Toc226154980" w:history="1">
+            <w:r>
+              <w:rPr>
+                <w:rStyle w:val="Hiperhivatkozs"/>
+                <w:noProof/>
+              </w:rPr>
+              <w:t>8.4 Unit tesztek: Tantárgy felvétel duplikáció (TantargyFelvetelDuplikacioTesztek)</w:t>
+            </w:r>
+            <w:r>
+              <w:rPr>
+                <w:noProof/>
+                <w:webHidden/>
+              </w:rPr>
+              <w:tab/>
+            </w:r>
+            <w:r>
+              <w:rPr>
+                <w:noProof/>
+                <w:webHidden/>
+              </w:rPr>
+              <w:fldChar w:fldCharType="begin"/>
+            </w:r>
+            <w:r>
+              <w:rPr>
+                <w:noProof/>
+                <w:webHidden/>
+              </w:rPr>
+              <w:instrText xml:space="preserve"> PAGEREF _Toc226154980 \h </w:instrText>
+            </w:r>
+            <w:r>
+              <w:rPr>
+                <w:noProof/>
+                <w:webHidden/>
+              </w:rPr>
+            </w:r>
+            <w:r>
+              <w:rPr>
+                <w:noProof/>
+                <w:webHidden/>
+              </w:rPr>
+              <w:fldChar w:fldCharType="separate"/>
+            </w:r>
+            <w:r>
+              <w:rPr>
+                <w:noProof/>
+                <w:webHidden/>
+              </w:rPr>
+              <w:t>23</w:t>
+            </w:r>
+            <w:r>
+              <w:rPr>
+                <w:noProof/>
+                <w:webHidden/>
+              </w:rPr>
+              <w:fldChar w:fldCharType="end"/>
+            </w:r>
+          </w:hyperlink>
+        </w:p>
+        <w:p>
+          <w:pPr>
+            <w:pStyle w:val="TJ2"/>
+            <w:tabs>
+              <w:tab w:val="right" w:leader="dot" w:pos="9016"/>
+            </w:tabs>
+            <w:rPr>
+              <w:rFonts w:asciiTheme="minorHAnsi" w:eastAsiaTheme="minorEastAsia" w:hAnsiTheme="minorHAnsi" w:cstheme="minorBidi"/>
+              <w:noProof/>
+              <w:kern w:val="2"/>
+              <w14:ligatures w14:val="standardContextual"/>
+            </w:rPr>
+          </w:pPr>
+          <w:hyperlink w:anchor="_Toc226154981" w:history="1">
+            <w:r>
+              <w:rPr>
+                <w:rStyle w:val="Hiperhivatkozs"/>
+                <w:noProof/>
+              </w:rPr>
+              <w:t>8.5 Unit tesztek: Tantárgy kód normalizáció (TantargyEgyediKodTesztek)</w:t>
+            </w:r>
+            <w:r>
+              <w:rPr>
+                <w:noProof/>
+                <w:webHidden/>
+              </w:rPr>
+              <w:tab/>
+            </w:r>
+            <w:r>
+              <w:rPr>
+                <w:noProof/>
+                <w:webHidden/>
+              </w:rPr>
+              <w:fldChar w:fldCharType="begin"/>
+            </w:r>
+            <w:r>
+              <w:rPr>
+                <w:noProof/>
+                <w:webHidden/>
+              </w:rPr>
+              <w:instrText xml:space="preserve"> PAGEREF _Toc226154981 \h </w:instrText>
+            </w:r>
+            <w:r>
+              <w:rPr>
+                <w:noProof/>
+                <w:webHidden/>
+              </w:rPr>
+            </w:r>
+            <w:r>
+              <w:rPr>
+                <w:noProof/>
+                <w:webHidden/>
+              </w:rPr>
+              <w:fldChar w:fldCharType="separate"/>
+            </w:r>
+            <w:r>
+              <w:rPr>
+                <w:noProof/>
+                <w:webHidden/>
+              </w:rPr>
+              <w:t>24</w:t>
+            </w:r>
+            <w:r>
+              <w:rPr>
+                <w:noProof/>
+                <w:webHidden/>
+              </w:rPr>
+              <w:fldChar w:fldCharType="end"/>
+            </w:r>
+          </w:hyperlink>
+        </w:p>
+        <w:p>
+          <w:pPr>
+            <w:pStyle w:val="TJ2"/>
+            <w:tabs>
+              <w:tab w:val="right" w:leader="dot" w:pos="9016"/>
+            </w:tabs>
+            <w:rPr>
+              <w:rFonts w:asciiTheme="minorHAnsi" w:eastAsiaTheme="minorEastAsia" w:hAnsiTheme="minorHAnsi" w:cstheme="minorBidi"/>
+              <w:noProof/>
+              <w:kern w:val="2"/>
+              <w14:ligatures w14:val="standardContextual"/>
+            </w:rPr>
+          </w:pPr>
+          <w:hyperlink w:anchor="_Toc226154982" w:history="1">
+            <w:r>
+              <w:rPr>
+                <w:rStyle w:val="Hiperhivatkozs"/>
+                <w:noProof/>
+              </w:rPr>
+              <w:t>8.6 Unit tesztek: Tantárgylista szűrés és rendezés (TantargyListaSzuresTesztek)</w:t>
+            </w:r>
+            <w:r>
+              <w:rPr>
+                <w:noProof/>
+                <w:webHidden/>
+              </w:rPr>
+              <w:tab/>
+            </w:r>
+            <w:r>
+              <w:rPr>
+                <w:noProof/>
+                <w:webHidden/>
+              </w:rPr>
+              <w:fldChar w:fldCharType="begin"/>
+            </w:r>
+            <w:r>
+              <w:rPr>
+                <w:noProof/>
+                <w:webHidden/>
+              </w:rPr>
+              <w:instrText xml:space="preserve"> PAGEREF _Toc226154982 \h </w:instrText>
+            </w:r>
+            <w:r>
+              <w:rPr>
+                <w:noProof/>
+                <w:webHidden/>
+              </w:rPr>
+            </w:r>
+            <w:r>
+              <w:rPr>
+                <w:noProof/>
+                <w:webHidden/>
+              </w:rPr>
+              <w:fldChar w:fldCharType="separate"/>
+            </w:r>
+            <w:r>
+              <w:rPr>
+                <w:noProof/>
+                <w:webHidden/>
+              </w:rPr>
+              <w:t>25</w:t>
+            </w:r>
+            <w:r>
+              <w:rPr>
+                <w:noProof/>
+                <w:webHidden/>
+              </w:rPr>
+              <w:fldChar w:fldCharType="end"/>
+            </w:r>
+          </w:hyperlink>
+        </w:p>
+        <w:p>
+          <w:pPr>
+            <w:pStyle w:val="TJ2"/>
+            <w:tabs>
+              <w:tab w:val="right" w:leader="dot" w:pos="9016"/>
+            </w:tabs>
+            <w:rPr>
+              <w:rFonts w:asciiTheme="minorHAnsi" w:eastAsiaTheme="minorEastAsia" w:hAnsiTheme="minorHAnsi" w:cstheme="minorBidi"/>
+              <w:noProof/>
+              <w:kern w:val="2"/>
+              <w14:ligatures w14:val="standardContextual"/>
+            </w:rPr>
+          </w:pPr>
+          <w:hyperlink w:anchor="_Toc226154983" w:history="1">
+            <w:r>
+              <w:rPr>
+                <w:rStyle w:val="Hiperhivatkozs"/>
+                <w:noProof/>
+              </w:rPr>
+              <w:t>8.7 Unit tesztek: Órarend ütközésvizsgálat (OrarendUtkozesTesztek)</w:t>
+            </w:r>
+            <w:r>
+              <w:rPr>
+                <w:noProof/>
+                <w:webHidden/>
+              </w:rPr>
+              <w:tab/>
+            </w:r>
+            <w:r>
+              <w:rPr>
+                <w:noProof/>
+                <w:webHidden/>
+              </w:rPr>
+              <w:fldChar w:fldCharType="begin"/>
+            </w:r>
+            <w:r>
+              <w:rPr>
+                <w:noProof/>
+                <w:webHidden/>
+              </w:rPr>
+              <w:instrText xml:space="preserve"> PAGEREF _Toc226154983 \h </w:instrText>
+            </w:r>
+            <w:r>
+              <w:rPr>
+                <w:noProof/>
+                <w:webHidden/>
+              </w:rPr>
+            </w:r>
+            <w:r>
+              <w:rPr>
+                <w:noProof/>
+                <w:webHidden/>
+              </w:rPr>
+              <w:fldChar w:fldCharType="separate"/>
+            </w:r>
+            <w:r>
+              <w:rPr>
+                <w:noProof/>
+                <w:webHidden/>
+              </w:rPr>
+              <w:t>26</w:t>
             </w:r>
             <w:r>
               <w:rPr>
@@ -1748,7 +2245,7 @@
               <w14:ligatures w14:val="standardContextual"/>
             </w:rPr>
           </w:pPr>
-          <w:hyperlink w:anchor="_Toc225978433" w:history="1">
+          <w:hyperlink w:anchor="_Toc226154984" w:history="1">
             <w:r>
               <w:rPr>
                 <w:rStyle w:val="Hiperhivatkozs"/>
@@ -1775,7 +2272,7 @@
                 <w:noProof/>
                 <w:webHidden/>
               </w:rPr>
-              <w:instrText xml:space="preserve"> PAGEREF _Toc225978433 \h </w:instrText>
+              <w:instrText xml:space="preserve"> PAGEREF _Toc226154984 \h </w:instrText>
             </w:r>
             <w:r>
               <w:rPr>
@@ -1795,7 +2292,7 @@
                 <w:noProof/>
                 <w:webHidden/>
               </w:rPr>
-              <w:t>21</w:t>
+              <w:t>27</w:t>
             </w:r>
             <w:r>
               <w:rPr>
@@ -1819,7 +2316,7 @@
               <w14:ligatures w14:val="standardContextual"/>
             </w:rPr>
           </w:pPr>
-          <w:hyperlink w:anchor="_Toc225978434" w:history="1">
+          <w:hyperlink w:anchor="_Toc226154985" w:history="1">
             <w:r>
               <w:rPr>
                 <w:rStyle w:val="Hiperhivatkozs"/>
@@ -1846,7 +2343,7 @@
                 <w:noProof/>
                 <w:webHidden/>
               </w:rPr>
-              <w:instrText xml:space="preserve"> PAGEREF _Toc225978434 \h </w:instrText>
+              <w:instrText xml:space="preserve"> PAGEREF _Toc226154985 \h </w:instrText>
             </w:r>
             <w:r>
               <w:rPr>
@@ -1866,7 +2363,7 @@
                 <w:noProof/>
                 <w:webHidden/>
               </w:rPr>
-              <w:t>21</w:t>
+              <w:t>27</w:t>
             </w:r>
             <w:r>
               <w:rPr>
@@ -1890,7 +2387,7 @@
               <w14:ligatures w14:val="standardContextual"/>
             </w:rPr>
           </w:pPr>
-          <w:hyperlink w:anchor="_Toc225978435" w:history="1">
+          <w:hyperlink w:anchor="_Toc226154986" w:history="1">
             <w:r>
               <w:rPr>
                 <w:rStyle w:val="Hiperhivatkozs"/>
@@ -1917,7 +2414,7 @@
                 <w:noProof/>
                 <w:webHidden/>
               </w:rPr>
-              <w:instrText xml:space="preserve"> PAGEREF _Toc225978435 \h </w:instrText>
+              <w:instrText xml:space="preserve"> PAGEREF _Toc226154986 \h </w:instrText>
             </w:r>
             <w:r>
               <w:rPr>
@@ -1937,7 +2434,7 @@
                 <w:noProof/>
                 <w:webHidden/>
               </w:rPr>
-              <w:t>21</w:t>
+              <w:t>27</w:t>
             </w:r>
             <w:r>
               <w:rPr>
@@ -1961,7 +2458,7 @@
               <w14:ligatures w14:val="standardContextual"/>
             </w:rPr>
           </w:pPr>
-          <w:hyperlink w:anchor="_Toc225978436" w:history="1">
+          <w:hyperlink w:anchor="_Toc226154987" w:history="1">
             <w:r>
               <w:rPr>
                 <w:rStyle w:val="Hiperhivatkozs"/>
@@ -1988,7 +2485,7 @@
                 <w:noProof/>
                 <w:webHidden/>
               </w:rPr>
-              <w:instrText xml:space="preserve"> PAGEREF _Toc225978436 \h </w:instrText>
+              <w:instrText xml:space="preserve"> PAGEREF _Toc226154987 \h </w:instrText>
             </w:r>
             <w:r>
               <w:rPr>
@@ -2008,7 +2505,7 @@
                 <w:noProof/>
                 <w:webHidden/>
               </w:rPr>
-              <w:t>22</w:t>
+              <w:t>28</w:t>
             </w:r>
             <w:r>
               <w:rPr>
@@ -2032,7 +2529,7 @@
               <w14:ligatures w14:val="standardContextual"/>
             </w:rPr>
           </w:pPr>
-          <w:hyperlink w:anchor="_Toc225978437" w:history="1">
+          <w:hyperlink w:anchor="_Toc226154988" w:history="1">
             <w:r>
               <w:rPr>
                 <w:rStyle w:val="Hiperhivatkozs"/>
@@ -2059,7 +2556,7 @@
                 <w:noProof/>
                 <w:webHidden/>
               </w:rPr>
-              <w:instrText xml:space="preserve"> PAGEREF _Toc225978437 \h </w:instrText>
+              <w:instrText xml:space="preserve"> PAGEREF _Toc226154988 \h </w:instrText>
             </w:r>
             <w:r>
               <w:rPr>
@@ -2079,7 +2576,7 @@
                 <w:noProof/>
                 <w:webHidden/>
               </w:rPr>
-              <w:t>23</w:t>
+              <w:t>29</w:t>
             </w:r>
             <w:r>
               <w:rPr>
@@ -2103,7 +2600,7 @@
               <w14:ligatures w14:val="standardContextual"/>
             </w:rPr>
           </w:pPr>
-          <w:hyperlink w:anchor="_Toc225978438" w:history="1">
+          <w:hyperlink w:anchor="_Toc226154989" w:history="1">
             <w:r>
               <w:rPr>
                 <w:rStyle w:val="Hiperhivatkozs"/>
@@ -2130,7 +2627,7 @@
                 <w:noProof/>
                 <w:webHidden/>
               </w:rPr>
-              <w:instrText xml:space="preserve"> PAGEREF _Toc225978438 \h </w:instrText>
+              <w:instrText xml:space="preserve"> PAGEREF _Toc226154989 \h </w:instrText>
             </w:r>
             <w:r>
               <w:rPr>
@@ -2150,7 +2647,7 @@
                 <w:noProof/>
                 <w:webHidden/>
               </w:rPr>
-              <w:t>24</w:t>
+              <w:t>30</w:t>
             </w:r>
             <w:r>
               <w:rPr>
@@ -2174,7 +2671,7 @@
               <w14:ligatures w14:val="standardContextual"/>
             </w:rPr>
           </w:pPr>
-          <w:hyperlink w:anchor="_Toc225978439" w:history="1">
+          <w:hyperlink w:anchor="_Toc226154990" w:history="1">
             <w:r>
               <w:rPr>
                 <w:rStyle w:val="Hiperhivatkozs"/>
@@ -2201,7 +2698,7 @@
                 <w:noProof/>
                 <w:webHidden/>
               </w:rPr>
-              <w:instrText xml:space="preserve"> PAGEREF _Toc225978439 \h </w:instrText>
+              <w:instrText xml:space="preserve"> PAGEREF _Toc226154990 \h </w:instrText>
             </w:r>
             <w:r>
               <w:rPr>
@@ -2221,7 +2718,7 @@
                 <w:noProof/>
                 <w:webHidden/>
               </w:rPr>
-              <w:t>25</w:t>
+              <w:t>31</w:t>
             </w:r>
             <w:r>
               <w:rPr>
@@ -2245,7 +2742,7 @@
               <w14:ligatures w14:val="standardContextual"/>
             </w:rPr>
           </w:pPr>
-          <w:hyperlink w:anchor="_Toc225978440" w:history="1">
+          <w:hyperlink w:anchor="_Toc226154991" w:history="1">
             <w:r>
               <w:rPr>
                 <w:rStyle w:val="Hiperhivatkozs"/>
@@ -2272,7 +2769,7 @@
                 <w:noProof/>
                 <w:webHidden/>
               </w:rPr>
-              <w:instrText xml:space="preserve"> PAGEREF _Toc225978440 \h </w:instrText>
+              <w:instrText xml:space="preserve"> PAGEREF _Toc226154991 \h </w:instrText>
             </w:r>
             <w:r>
               <w:rPr>
@@ -2292,7 +2789,7 @@
                 <w:noProof/>
                 <w:webHidden/>
               </w:rPr>
-              <w:t>25</w:t>
+              <w:t>31</w:t>
             </w:r>
             <w:r>
               <w:rPr>
@@ -2316,7 +2813,7 @@
               <w14:ligatures w14:val="standardContextual"/>
             </w:rPr>
           </w:pPr>
-          <w:hyperlink w:anchor="_Toc225978441" w:history="1">
+          <w:hyperlink w:anchor="_Toc226154992" w:history="1">
             <w:r>
               <w:rPr>
                 <w:rStyle w:val="Hiperhivatkozs"/>
@@ -2343,7 +2840,7 @@
                 <w:noProof/>
                 <w:webHidden/>
               </w:rPr>
-              <w:instrText xml:space="preserve"> PAGEREF _Toc225978441 \h </w:instrText>
+              <w:instrText xml:space="preserve"> PAGEREF _Toc226154992 \h </w:instrText>
             </w:r>
             <w:r>
               <w:rPr>
@@ -2363,7 +2860,7 @@
                 <w:noProof/>
                 <w:webHidden/>
               </w:rPr>
-              <w:t>25</w:t>
+              <w:t>31</w:t>
             </w:r>
             <w:r>
               <w:rPr>
@@ -2387,7 +2884,7 @@
               <w14:ligatures w14:val="standardContextual"/>
             </w:rPr>
           </w:pPr>
-          <w:hyperlink w:anchor="_Toc225978442" w:history="1">
+          <w:hyperlink w:anchor="_Toc226154993" w:history="1">
             <w:r>
               <w:rPr>
                 <w:rStyle w:val="Hiperhivatkozs"/>
@@ -2414,7 +2911,7 @@
                 <w:noProof/>
                 <w:webHidden/>
               </w:rPr>
-              <w:instrText xml:space="preserve"> PAGEREF _Toc225978442 \h </w:instrText>
+              <w:instrText xml:space="preserve"> PAGEREF _Toc226154993 \h </w:instrText>
             </w:r>
             <w:r>
               <w:rPr>
@@ -2434,7 +2931,7 @@
                 <w:noProof/>
                 <w:webHidden/>
               </w:rPr>
-              <w:t>25</w:t>
+              <w:t>31</w:t>
             </w:r>
             <w:r>
               <w:rPr>
@@ -2458,7 +2955,7 @@
               <w14:ligatures w14:val="standardContextual"/>
             </w:rPr>
           </w:pPr>
-          <w:hyperlink w:anchor="_Toc225978443" w:history="1">
+          <w:hyperlink w:anchor="_Toc226154994" w:history="1">
             <w:r>
               <w:rPr>
                 <w:rStyle w:val="Hiperhivatkozs"/>
@@ -2485,7 +2982,7 @@
                 <w:noProof/>
                 <w:webHidden/>
               </w:rPr>
-              <w:instrText xml:space="preserve"> PAGEREF _Toc225978443 \h </w:instrText>
+              <w:instrText xml:space="preserve"> PAGEREF _Toc226154994 \h </w:instrText>
             </w:r>
             <w:r>
               <w:rPr>
@@ -2505,7 +3002,7 @@
                 <w:noProof/>
                 <w:webHidden/>
               </w:rPr>
-              <w:t>26</w:t>
+              <w:t>32</w:t>
             </w:r>
             <w:r>
               <w:rPr>
@@ -2529,7 +3026,7 @@
               <w14:ligatures w14:val="standardContextual"/>
             </w:rPr>
           </w:pPr>
-          <w:hyperlink w:anchor="_Toc225978444" w:history="1">
+          <w:hyperlink w:anchor="_Toc226154995" w:history="1">
             <w:r>
               <w:rPr>
                 <w:rStyle w:val="Hiperhivatkozs"/>
@@ -2556,7 +3053,7 @@
                 <w:noProof/>
                 <w:webHidden/>
               </w:rPr>
-              <w:instrText xml:space="preserve"> PAGEREF _Toc225978444 \h </w:instrText>
+              <w:instrText xml:space="preserve"> PAGEREF _Toc226154995 \h </w:instrText>
             </w:r>
             <w:r>
               <w:rPr>
@@ -2576,7 +3073,7 @@
                 <w:noProof/>
                 <w:webHidden/>
               </w:rPr>
-              <w:t>27</w:t>
+              <w:t>33</w:t>
             </w:r>
             <w:r>
               <w:rPr>
@@ -2604,7 +3101,7 @@
         <w:pStyle w:val="Cmsor1"/>
       </w:pPr>
       <w:bookmarkStart w:id="1" w:name="_Toc225798313"/>
-      <w:bookmarkStart w:id="2" w:name="_Toc225978410"/>
+      <w:bookmarkStart w:id="2" w:name="_Toc226154954"/>
       <w:r>
         <w:lastRenderedPageBreak/>
         <w:t xml:space="preserve">1. </w:t>
@@ -3292,7 +3789,7 @@
         <w:pStyle w:val="Cmsor1"/>
       </w:pPr>
       <w:bookmarkStart w:id="3" w:name="_Toc225798314"/>
-      <w:bookmarkStart w:id="4" w:name="_Toc225978411"/>
+      <w:bookmarkStart w:id="4" w:name="_Toc226154955"/>
       <w:r>
         <w:lastRenderedPageBreak/>
         <w:t xml:space="preserve">2. </w:t>
@@ -3649,7 +4146,7 @@
       <w:r>
         <w:br w:type="page"/>
       </w:r>
-      <w:bookmarkStart w:id="6" w:name="_Toc225978412"/>
+      <w:bookmarkStart w:id="6" w:name="_Toc226154956"/>
       <w:r>
         <w:lastRenderedPageBreak/>
         <w:t xml:space="preserve">2.1 Subjects </w:t>
@@ -4644,7 +5141,7 @@
       <w:r>
         <w:br w:type="page"/>
       </w:r>
-      <w:bookmarkStart w:id="7" w:name="_Toc225978413"/>
+      <w:bookmarkStart w:id="7" w:name="_Toc226154957"/>
       <w:r>
         <w:lastRenderedPageBreak/>
         <w:t xml:space="preserve">2.2 Enrollments </w:t>
@@ -5828,7 +6325,7 @@
         <w:br w:type="page"/>
       </w:r>
       <w:bookmarkStart w:id="8" w:name="_Toc225798316"/>
-      <w:bookmarkStart w:id="9" w:name="_Toc225978414"/>
+      <w:bookmarkStart w:id="9" w:name="_Toc226154958"/>
       <w:r>
         <w:lastRenderedPageBreak/>
         <w:t xml:space="preserve">2.3 </w:t>
@@ -6483,7 +6980,7 @@
         <w:br w:type="page"/>
       </w:r>
       <w:bookmarkStart w:id="10" w:name="_Toc225798317"/>
-      <w:bookmarkStart w:id="11" w:name="_Toc225978415"/>
+      <w:bookmarkStart w:id="11" w:name="_Toc226154959"/>
       <w:r>
         <w:lastRenderedPageBreak/>
         <w:t xml:space="preserve">2.4 </w:t>
@@ -8503,7 +9000,7 @@
       <w:r>
         <w:br w:type="page"/>
       </w:r>
-      <w:bookmarkStart w:id="13" w:name="_Toc225978416"/>
+      <w:bookmarkStart w:id="13" w:name="_Toc226154960"/>
       <w:r>
         <w:lastRenderedPageBreak/>
         <w:t xml:space="preserve">2.5 Exams </w:t>
@@ -8734,7 +9231,7 @@
         <w:pStyle w:val="Cmsor1"/>
       </w:pPr>
       <w:bookmarkStart w:id="14" w:name="_Toc225798319"/>
-      <w:bookmarkStart w:id="15" w:name="_Toc225978417"/>
+      <w:bookmarkStart w:id="15" w:name="_Toc226154961"/>
       <w:r>
         <w:lastRenderedPageBreak/>
         <w:t xml:space="preserve">3. Backend </w:t>
@@ -8752,7 +9249,7 @@
         <w:pStyle w:val="Cmsor2"/>
       </w:pPr>
       <w:bookmarkStart w:id="16" w:name="_Toc225798320"/>
-      <w:bookmarkStart w:id="17" w:name="_Toc225978418"/>
+      <w:bookmarkStart w:id="17" w:name="_Toc226154962"/>
       <w:r>
         <w:t xml:space="preserve">3.1 </w:t>
       </w:r>
@@ -9799,7 +10296,7 @@
       <w:r>
         <w:br w:type="page"/>
       </w:r>
-      <w:bookmarkStart w:id="19" w:name="_Toc225978419"/>
+      <w:bookmarkStart w:id="19" w:name="_Toc226154963"/>
       <w:r>
         <w:lastRenderedPageBreak/>
         <w:t xml:space="preserve">3.2 </w:t>
@@ -10159,7 +10656,7 @@
         <w:pStyle w:val="Cmsor2"/>
       </w:pPr>
       <w:bookmarkStart w:id="20" w:name="_Toc225798322"/>
-      <w:bookmarkStart w:id="21" w:name="_Toc225978420"/>
+      <w:bookmarkStart w:id="21" w:name="_Toc226154964"/>
       <w:r>
         <w:t xml:space="preserve">3.3 </w:t>
       </w:r>
@@ -10757,7 +11254,7 @@
         <w:pStyle w:val="Cmsor1"/>
       </w:pPr>
       <w:bookmarkStart w:id="22" w:name="_Toc225798323"/>
-      <w:bookmarkStart w:id="23" w:name="_Toc225978421"/>
+      <w:bookmarkStart w:id="23" w:name="_Toc226154965"/>
       <w:r>
         <w:lastRenderedPageBreak/>
         <w:t xml:space="preserve">4. </w:t>
@@ -10786,7 +11283,7 @@
         <w:pStyle w:val="Cmsor2"/>
       </w:pPr>
       <w:bookmarkStart w:id="24" w:name="_Toc225798324"/>
-      <w:bookmarkStart w:id="25" w:name="_Toc225978422"/>
+      <w:bookmarkStart w:id="25" w:name="_Toc226154966"/>
       <w:r>
         <w:t xml:space="preserve">4.1 </w:t>
       </w:r>
@@ -11238,7 +11735,7 @@
       <w:r>
         <w:br w:type="page"/>
       </w:r>
-      <w:bookmarkStart w:id="26" w:name="_Toc225978423"/>
+      <w:bookmarkStart w:id="26" w:name="_Toc226154967"/>
       <w:r>
         <w:lastRenderedPageBreak/>
         <w:t xml:space="preserve">4.2 </w:t>
@@ -12384,7 +12881,7 @@
         <w:pStyle w:val="Cmsor1"/>
       </w:pPr>
       <w:bookmarkStart w:id="27" w:name="_Toc225798325"/>
-      <w:bookmarkStart w:id="28" w:name="_Toc225978424"/>
+      <w:bookmarkStart w:id="28" w:name="_Toc226154968"/>
       <w:r>
         <w:lastRenderedPageBreak/>
         <w:t xml:space="preserve">5. </w:t>
@@ -12410,7 +12907,7 @@
         <w:pStyle w:val="Cmsor2"/>
       </w:pPr>
       <w:bookmarkStart w:id="29" w:name="_Toc225798326"/>
-      <w:bookmarkStart w:id="30" w:name="_Toc225978425"/>
+      <w:bookmarkStart w:id="30" w:name="_Toc226154969"/>
       <w:r>
         <w:t xml:space="preserve">5.1 </w:t>
       </w:r>
@@ -13726,7 +14223,7 @@
       <w:r>
         <w:br w:type="page"/>
       </w:r>
-      <w:bookmarkStart w:id="31" w:name="_Toc225978426"/>
+      <w:bookmarkStart w:id="31" w:name="_Toc226154970"/>
       <w:r>
         <w:lastRenderedPageBreak/>
         <w:t xml:space="preserve">5.2 </w:t>
@@ -14717,7 +15214,7 @@
         <w:pStyle w:val="Cmsor1"/>
       </w:pPr>
       <w:bookmarkStart w:id="32" w:name="_Toc225798327"/>
-      <w:bookmarkStart w:id="33" w:name="_Toc225978427"/>
+      <w:bookmarkStart w:id="33" w:name="_Toc226154971"/>
       <w:r>
         <w:lastRenderedPageBreak/>
         <w:t xml:space="preserve">6. Frontend </w:t>
@@ -14735,7 +15232,7 @@
         <w:pStyle w:val="Cmsor2"/>
       </w:pPr>
       <w:bookmarkStart w:id="34" w:name="_Toc225798328"/>
-      <w:bookmarkStart w:id="35" w:name="_Toc225978428"/>
+      <w:bookmarkStart w:id="35" w:name="_Toc226154972"/>
       <w:r>
         <w:t xml:space="preserve">6.1 </w:t>
       </w:r>
@@ -15555,7 +16052,7 @@
         <w:pStyle w:val="Cmsor1"/>
       </w:pPr>
       <w:bookmarkStart w:id="36" w:name="_Toc225798329"/>
-      <w:bookmarkStart w:id="37" w:name="_Toc225978429"/>
+      <w:bookmarkStart w:id="37" w:name="_Toc226154973"/>
       <w:r>
         <w:lastRenderedPageBreak/>
         <w:t xml:space="preserve">7. Frontend </w:t>
@@ -15573,7 +16070,7 @@
         <w:pStyle w:val="Cmsor2"/>
       </w:pPr>
       <w:bookmarkStart w:id="38" w:name="_Toc225798330"/>
-      <w:bookmarkStart w:id="39" w:name="_Toc225978430"/>
+      <w:bookmarkStart w:id="39" w:name="_Toc226154974"/>
       <w:r>
         <w:t xml:space="preserve">7.1 </w:t>
       </w:r>
@@ -16638,7 +17135,7 @@
       <w:r>
         <w:br w:type="page"/>
       </w:r>
-      <w:bookmarkStart w:id="40" w:name="_Toc225978431"/>
+      <w:bookmarkStart w:id="40" w:name="_Toc226154975"/>
       <w:r>
         <w:lastRenderedPageBreak/>
         <w:t xml:space="preserve">7.2 </w:t>
@@ -18130,7 +18627,8 @@
         <w:pStyle w:val="Cmsor1"/>
       </w:pPr>
       <w:bookmarkStart w:id="41" w:name="_Toc225798331"/>
-      <w:bookmarkStart w:id="42" w:name="_Toc225978432"/>
+      <w:bookmarkStart w:id="42" w:name="_Toc226116134"/>
+      <w:bookmarkStart w:id="43" w:name="_Toc226154976"/>
       <w:r>
         <w:lastRenderedPageBreak/>
         <w:t xml:space="preserve">8. </w:t>
@@ -18153,11 +18651,4318 @@
       </w:r>
       <w:proofErr w:type="spellStart"/>
       <w:r>
-        <w:t>Tantárgykezelés</w:t>
+        <w:t>Tantárgy</w:t>
+      </w:r>
+      <w:proofErr w:type="spellEnd"/>
+      <w:r>
+        <w:t xml:space="preserve">- </w:t>
+      </w:r>
+      <w:proofErr w:type="spellStart"/>
+      <w:r>
+        <w:t>és</w:t>
+      </w:r>
+      <w:proofErr w:type="spellEnd"/>
+      <w:r>
+        <w:t xml:space="preserve"> </w:t>
+      </w:r>
+      <w:proofErr w:type="spellStart"/>
+      <w:r>
+        <w:t>órarendkezelés</w:t>
       </w:r>
       <w:bookmarkEnd w:id="41"/>
       <w:bookmarkEnd w:id="42"/>
-      <w:proofErr w:type="spellEnd"/>
+      <w:bookmarkEnd w:id="43"/>
+      <w:proofErr w:type="spellEnd"/>
+    </w:p>
+    <w:p>
+      <w:pPr>
+        <w:pStyle w:val="Cmsor2"/>
+      </w:pPr>
+      <w:bookmarkStart w:id="44" w:name="_Toc226154977"/>
+      <w:r>
+        <w:t xml:space="preserve">8.1 </w:t>
+      </w:r>
+      <w:proofErr w:type="spellStart"/>
+      <w:r>
+        <w:t>Funkcionális</w:t>
+      </w:r>
+      <w:proofErr w:type="spellEnd"/>
+      <w:r>
+        <w:t xml:space="preserve"> </w:t>
+      </w:r>
+      <w:proofErr w:type="spellStart"/>
+      <w:r>
+        <w:t>tesztek</w:t>
+      </w:r>
+      <w:proofErr w:type="spellEnd"/>
+      <w:r>
+        <w:t xml:space="preserve">: </w:t>
+      </w:r>
+      <w:proofErr w:type="spellStart"/>
+      <w:r>
+        <w:t>Tantárgykezelés</w:t>
+      </w:r>
+      <w:bookmarkEnd w:id="44"/>
+      <w:proofErr w:type="spellEnd"/>
+    </w:p>
+    <w:p>
+      <w:pPr>
+        <w:spacing w:after="80"/>
+        <w:jc w:val="both"/>
+      </w:pPr>
+      <w:r>
+        <w:t xml:space="preserve">Az </w:t>
+      </w:r>
+      <w:proofErr w:type="spellStart"/>
+      <w:r>
+        <w:t>alábbi</w:t>
+      </w:r>
+      <w:proofErr w:type="spellEnd"/>
+      <w:r>
+        <w:t xml:space="preserve"> </w:t>
+      </w:r>
+      <w:proofErr w:type="spellStart"/>
+      <w:r>
+        <w:t>táblázat</w:t>
+      </w:r>
+      <w:proofErr w:type="spellEnd"/>
+      <w:r>
+        <w:t xml:space="preserve"> a </w:t>
+      </w:r>
+      <w:proofErr w:type="spellStart"/>
+      <w:r>
+        <w:t>tantárgykezelő</w:t>
+      </w:r>
+      <w:proofErr w:type="spellEnd"/>
+      <w:r>
+        <w:t xml:space="preserve"> </w:t>
+      </w:r>
+      <w:proofErr w:type="spellStart"/>
+      <w:r>
+        <w:t>modul</w:t>
+      </w:r>
+      <w:proofErr w:type="spellEnd"/>
+      <w:r>
+        <w:t xml:space="preserve"> </w:t>
+      </w:r>
+      <w:proofErr w:type="spellStart"/>
+      <w:r>
+        <w:t>funkcionális</w:t>
+      </w:r>
+      <w:proofErr w:type="spellEnd"/>
+      <w:r>
+        <w:t xml:space="preserve"> </w:t>
+      </w:r>
+      <w:proofErr w:type="spellStart"/>
+      <w:r>
+        <w:t>tesztelésének</w:t>
+      </w:r>
+      <w:proofErr w:type="spellEnd"/>
+      <w:r>
+        <w:t xml:space="preserve"> </w:t>
+      </w:r>
+      <w:proofErr w:type="spellStart"/>
+      <w:r>
+        <w:t>eredményeit</w:t>
+      </w:r>
+      <w:proofErr w:type="spellEnd"/>
+      <w:r>
+        <w:t xml:space="preserve"> </w:t>
+      </w:r>
+      <w:proofErr w:type="spellStart"/>
+      <w:r>
+        <w:t>foglalja</w:t>
+      </w:r>
+      <w:proofErr w:type="spellEnd"/>
+      <w:r>
+        <w:t xml:space="preserve"> </w:t>
+      </w:r>
+      <w:proofErr w:type="spellStart"/>
+      <w:r>
+        <w:t>össze</w:t>
+      </w:r>
+      <w:proofErr w:type="spellEnd"/>
+      <w:r>
+        <w:t xml:space="preserve">. A </w:t>
+      </w:r>
+      <w:proofErr w:type="spellStart"/>
+      <w:r>
+        <w:t>tesztek</w:t>
+      </w:r>
+      <w:proofErr w:type="spellEnd"/>
+      <w:r>
+        <w:t xml:space="preserve"> a </w:t>
+      </w:r>
+      <w:proofErr w:type="spellStart"/>
+      <w:r>
+        <w:t>tárolt</w:t>
+      </w:r>
+      <w:proofErr w:type="spellEnd"/>
+      <w:r>
+        <w:t xml:space="preserve"> </w:t>
+      </w:r>
+      <w:proofErr w:type="spellStart"/>
+      <w:r>
+        <w:t>eljárások</w:t>
+      </w:r>
+      <w:proofErr w:type="spellEnd"/>
+      <w:r>
+        <w:t xml:space="preserve"> </w:t>
+      </w:r>
+      <w:proofErr w:type="spellStart"/>
+      <w:r>
+        <w:t>helyes</w:t>
+      </w:r>
+      <w:proofErr w:type="spellEnd"/>
+      <w:r>
+        <w:t xml:space="preserve"> </w:t>
+      </w:r>
+      <w:proofErr w:type="spellStart"/>
+      <w:r>
+        <w:t>működését</w:t>
+      </w:r>
+      <w:proofErr w:type="spellEnd"/>
+      <w:r>
+        <w:t xml:space="preserve"> </w:t>
+      </w:r>
+      <w:proofErr w:type="spellStart"/>
+      <w:r>
+        <w:t>és</w:t>
+      </w:r>
+      <w:proofErr w:type="spellEnd"/>
+      <w:r>
+        <w:t xml:space="preserve"> a frontend </w:t>
+      </w:r>
+      <w:proofErr w:type="spellStart"/>
+      <w:r>
+        <w:t>visszajelzések</w:t>
+      </w:r>
+      <w:proofErr w:type="spellEnd"/>
+      <w:r>
+        <w:t xml:space="preserve"> </w:t>
+      </w:r>
+      <w:proofErr w:type="spellStart"/>
+      <w:r>
+        <w:t>pontosságát</w:t>
+      </w:r>
+      <w:proofErr w:type="spellEnd"/>
+      <w:r>
+        <w:t xml:space="preserve"> </w:t>
+      </w:r>
+      <w:proofErr w:type="spellStart"/>
+      <w:r>
+        <w:t>ellenőrzik</w:t>
+      </w:r>
+      <w:proofErr w:type="spellEnd"/>
+      <w:r>
+        <w:t>.</w:t>
+      </w:r>
+    </w:p>
+    <w:tbl>
+      <w:tblPr>
+        <w:tblW w:w="9360" w:type="dxa"/>
+        <w:tblBorders>
+          <w:top w:val="single" w:sz="4" w:space="0" w:color="CCCCCC"/>
+          <w:left w:val="single" w:sz="4" w:space="0" w:color="CCCCCC"/>
+          <w:bottom w:val="single" w:sz="4" w:space="0" w:color="CCCCCC"/>
+          <w:right w:val="single" w:sz="4" w:space="0" w:color="CCCCCC"/>
+          <w:insideH w:val="single" w:sz="4" w:space="0" w:color="CCCCCC"/>
+          <w:insideV w:val="single" w:sz="4" w:space="0" w:color="CCCCCC"/>
+        </w:tblBorders>
+        <w:tblLook w:val="04A0" w:firstRow="1" w:lastRow="0" w:firstColumn="1" w:lastColumn="0" w:noHBand="0" w:noVBand="1"/>
+      </w:tblPr>
+      <w:tblGrid>
+        <w:gridCol w:w="3200"/>
+        <w:gridCol w:w="3400"/>
+        <w:gridCol w:w="2760"/>
+      </w:tblGrid>
+      <w:tr>
+        <w:tc>
+          <w:tcPr>
+            <w:tcW w:w="3200" w:type="dxa"/>
+            <w:tcBorders>
+              <w:top w:val="single" w:sz="4" w:space="0" w:color="999999"/>
+              <w:left w:val="single" w:sz="4" w:space="0" w:color="999999"/>
+              <w:bottom w:val="single" w:sz="4" w:space="0" w:color="999999"/>
+              <w:right w:val="single" w:sz="4" w:space="0" w:color="999999"/>
+            </w:tcBorders>
+            <w:shd w:val="clear" w:color="auto" w:fill="E8F5E9"/>
+            <w:tcMar>
+              <w:top w:w="60" w:type="dxa"/>
+              <w:left w:w="100" w:type="dxa"/>
+              <w:bottom w:w="60" w:type="dxa"/>
+              <w:right w:w="100" w:type="dxa"/>
+            </w:tcMar>
+          </w:tcPr>
+          <w:p>
+            <w:pPr>
+              <w:jc w:val="both"/>
+              <w:rPr>
+                <w:color w:val="000000" w:themeColor="text1"/>
+              </w:rPr>
+            </w:pPr>
+            <w:proofErr w:type="spellStart"/>
+            <w:r>
+              <w:rPr>
+                <w:b/>
+                <w:bCs/>
+                <w:color w:val="000000" w:themeColor="text1"/>
+              </w:rPr>
+              <w:t>Teszteset</w:t>
+            </w:r>
+            <w:proofErr w:type="spellEnd"/>
+          </w:p>
+        </w:tc>
+        <w:tc>
+          <w:tcPr>
+            <w:tcW w:w="3400" w:type="dxa"/>
+            <w:tcBorders>
+              <w:top w:val="single" w:sz="4" w:space="0" w:color="999999"/>
+              <w:left w:val="single" w:sz="4" w:space="0" w:color="999999"/>
+              <w:bottom w:val="single" w:sz="4" w:space="0" w:color="999999"/>
+              <w:right w:val="single" w:sz="4" w:space="0" w:color="999999"/>
+            </w:tcBorders>
+            <w:shd w:val="clear" w:color="auto" w:fill="E8F5E9"/>
+            <w:tcMar>
+              <w:top w:w="60" w:type="dxa"/>
+              <w:left w:w="100" w:type="dxa"/>
+              <w:bottom w:w="60" w:type="dxa"/>
+              <w:right w:w="100" w:type="dxa"/>
+            </w:tcMar>
+          </w:tcPr>
+          <w:p>
+            <w:pPr>
+              <w:jc w:val="both"/>
+              <w:rPr>
+                <w:color w:val="000000" w:themeColor="text1"/>
+              </w:rPr>
+            </w:pPr>
+            <w:proofErr w:type="spellStart"/>
+            <w:r>
+              <w:rPr>
+                <w:b/>
+                <w:bCs/>
+                <w:color w:val="000000" w:themeColor="text1"/>
+              </w:rPr>
+              <w:t>Várt</w:t>
+            </w:r>
+            <w:proofErr w:type="spellEnd"/>
+            <w:r>
+              <w:rPr>
+                <w:b/>
+                <w:bCs/>
+                <w:color w:val="000000" w:themeColor="text1"/>
+              </w:rPr>
+              <w:t xml:space="preserve"> </w:t>
+            </w:r>
+            <w:proofErr w:type="spellStart"/>
+            <w:r>
+              <w:rPr>
+                <w:b/>
+                <w:bCs/>
+                <w:color w:val="000000" w:themeColor="text1"/>
+              </w:rPr>
+              <w:t>viselkedés</w:t>
+            </w:r>
+            <w:proofErr w:type="spellEnd"/>
+          </w:p>
+        </w:tc>
+        <w:tc>
+          <w:tcPr>
+            <w:tcW w:w="2760" w:type="dxa"/>
+            <w:tcBorders>
+              <w:top w:val="single" w:sz="4" w:space="0" w:color="999999"/>
+              <w:left w:val="single" w:sz="4" w:space="0" w:color="999999"/>
+              <w:bottom w:val="single" w:sz="4" w:space="0" w:color="999999"/>
+              <w:right w:val="single" w:sz="4" w:space="0" w:color="999999"/>
+            </w:tcBorders>
+            <w:shd w:val="clear" w:color="auto" w:fill="E8F5E9"/>
+            <w:tcMar>
+              <w:top w:w="60" w:type="dxa"/>
+              <w:left w:w="100" w:type="dxa"/>
+              <w:bottom w:w="60" w:type="dxa"/>
+              <w:right w:w="100" w:type="dxa"/>
+            </w:tcMar>
+          </w:tcPr>
+          <w:p>
+            <w:pPr>
+              <w:jc w:val="both"/>
+              <w:rPr>
+                <w:color w:val="000000" w:themeColor="text1"/>
+              </w:rPr>
+            </w:pPr>
+            <w:proofErr w:type="spellStart"/>
+            <w:r>
+              <w:rPr>
+                <w:b/>
+                <w:bCs/>
+                <w:color w:val="000000" w:themeColor="text1"/>
+              </w:rPr>
+              <w:t>Tényleges</w:t>
+            </w:r>
+            <w:proofErr w:type="spellEnd"/>
+            <w:r>
+              <w:rPr>
+                <w:b/>
+                <w:bCs/>
+                <w:color w:val="000000" w:themeColor="text1"/>
+              </w:rPr>
+              <w:t xml:space="preserve"> </w:t>
+            </w:r>
+            <w:proofErr w:type="spellStart"/>
+            <w:r>
+              <w:rPr>
+                <w:b/>
+                <w:bCs/>
+                <w:color w:val="000000" w:themeColor="text1"/>
+              </w:rPr>
+              <w:t>eredmény</w:t>
+            </w:r>
+            <w:proofErr w:type="spellEnd"/>
+          </w:p>
+        </w:tc>
+      </w:tr>
+      <w:tr>
+        <w:tc>
+          <w:tcPr>
+            <w:tcW w:w="3200" w:type="dxa"/>
+            <w:tcBorders>
+              <w:top w:val="single" w:sz="4" w:space="0" w:color="999999"/>
+              <w:left w:val="single" w:sz="4" w:space="0" w:color="999999"/>
+              <w:bottom w:val="single" w:sz="4" w:space="0" w:color="999999"/>
+              <w:right w:val="single" w:sz="4" w:space="0" w:color="999999"/>
+            </w:tcBorders>
+            <w:tcMar>
+              <w:top w:w="60" w:type="dxa"/>
+              <w:left w:w="100" w:type="dxa"/>
+              <w:bottom w:w="60" w:type="dxa"/>
+              <w:right w:w="100" w:type="dxa"/>
+            </w:tcMar>
+          </w:tcPr>
+          <w:p>
+            <w:pPr>
+              <w:jc w:val="both"/>
+              <w:rPr>
+                <w:color w:val="000000" w:themeColor="text1"/>
+              </w:rPr>
+            </w:pPr>
+            <w:r>
+              <w:rPr>
+                <w:color w:val="000000" w:themeColor="text1"/>
+              </w:rPr>
+              <w:t xml:space="preserve">Már </w:t>
+            </w:r>
+            <w:proofErr w:type="spellStart"/>
+            <w:r>
+              <w:rPr>
+                <w:color w:val="000000" w:themeColor="text1"/>
+              </w:rPr>
+              <w:t>felvett</w:t>
+            </w:r>
+            <w:proofErr w:type="spellEnd"/>
+            <w:r>
+              <w:rPr>
+                <w:color w:val="000000" w:themeColor="text1"/>
+              </w:rPr>
+              <w:t xml:space="preserve"> </w:t>
+            </w:r>
+            <w:proofErr w:type="spellStart"/>
+            <w:r>
+              <w:rPr>
+                <w:color w:val="000000" w:themeColor="text1"/>
+              </w:rPr>
+              <w:t>tantárgy</w:t>
+            </w:r>
+            <w:proofErr w:type="spellEnd"/>
+            <w:r>
+              <w:rPr>
+                <w:color w:val="000000" w:themeColor="text1"/>
+              </w:rPr>
+              <w:t xml:space="preserve"> </w:t>
+            </w:r>
+            <w:proofErr w:type="spellStart"/>
+            <w:r>
+              <w:rPr>
+                <w:color w:val="000000" w:themeColor="text1"/>
+              </w:rPr>
+              <w:t>ismételt</w:t>
+            </w:r>
+            <w:proofErr w:type="spellEnd"/>
+            <w:r>
+              <w:rPr>
+                <w:color w:val="000000" w:themeColor="text1"/>
+              </w:rPr>
+              <w:t xml:space="preserve"> </w:t>
+            </w:r>
+            <w:proofErr w:type="spellStart"/>
+            <w:r>
+              <w:rPr>
+                <w:color w:val="000000" w:themeColor="text1"/>
+              </w:rPr>
+              <w:t>felvétele</w:t>
+            </w:r>
+            <w:proofErr w:type="spellEnd"/>
+          </w:p>
+        </w:tc>
+        <w:tc>
+          <w:tcPr>
+            <w:tcW w:w="3400" w:type="dxa"/>
+            <w:tcBorders>
+              <w:top w:val="single" w:sz="4" w:space="0" w:color="999999"/>
+              <w:left w:val="single" w:sz="4" w:space="0" w:color="999999"/>
+              <w:bottom w:val="single" w:sz="4" w:space="0" w:color="999999"/>
+              <w:right w:val="single" w:sz="4" w:space="0" w:color="999999"/>
+            </w:tcBorders>
+            <w:tcMar>
+              <w:top w:w="60" w:type="dxa"/>
+              <w:left w:w="100" w:type="dxa"/>
+              <w:bottom w:w="60" w:type="dxa"/>
+              <w:right w:w="100" w:type="dxa"/>
+            </w:tcMar>
+          </w:tcPr>
+          <w:p>
+            <w:pPr>
+              <w:jc w:val="both"/>
+              <w:rPr>
+                <w:color w:val="000000" w:themeColor="text1"/>
+              </w:rPr>
+            </w:pPr>
+            <w:r>
+              <w:t xml:space="preserve">Tárolt </w:t>
+            </w:r>
+            <w:proofErr w:type="spellStart"/>
+            <w:r>
+              <w:t>eljárás</w:t>
+            </w:r>
+            <w:proofErr w:type="spellEnd"/>
+            <w:r>
+              <w:rPr>
+                <w:color w:val="000000" w:themeColor="text1"/>
+              </w:rPr>
+              <w:t>: „</w:t>
+            </w:r>
+            <w:proofErr w:type="spellStart"/>
+            <w:r>
+              <w:rPr>
+                <w:color w:val="000000" w:themeColor="text1"/>
+              </w:rPr>
+              <w:t>Ezt</w:t>
+            </w:r>
+            <w:proofErr w:type="spellEnd"/>
+            <w:r>
+              <w:rPr>
+                <w:color w:val="000000" w:themeColor="text1"/>
+              </w:rPr>
+              <w:t xml:space="preserve"> a </w:t>
+            </w:r>
+            <w:proofErr w:type="spellStart"/>
+            <w:r>
+              <w:rPr>
+                <w:color w:val="000000" w:themeColor="text1"/>
+              </w:rPr>
+              <w:t>tantárgyat</w:t>
+            </w:r>
+            <w:proofErr w:type="spellEnd"/>
+            <w:r>
+              <w:rPr>
+                <w:color w:val="000000" w:themeColor="text1"/>
+              </w:rPr>
+              <w:t xml:space="preserve"> </w:t>
+            </w:r>
+            <w:proofErr w:type="spellStart"/>
+            <w:r>
+              <w:rPr>
+                <w:color w:val="000000" w:themeColor="text1"/>
+              </w:rPr>
+              <w:t>már</w:t>
+            </w:r>
+            <w:proofErr w:type="spellEnd"/>
+            <w:r>
+              <w:rPr>
+                <w:color w:val="000000" w:themeColor="text1"/>
+              </w:rPr>
+              <w:t xml:space="preserve"> </w:t>
+            </w:r>
+            <w:proofErr w:type="spellStart"/>
+            <w:r>
+              <w:rPr>
+                <w:color w:val="000000" w:themeColor="text1"/>
+              </w:rPr>
+              <w:t>felvetted</w:t>
+            </w:r>
+            <w:proofErr w:type="spellEnd"/>
+            <w:r>
+              <w:rPr>
+                <w:color w:val="000000" w:themeColor="text1"/>
+              </w:rPr>
+              <w:t>.”</w:t>
+            </w:r>
+          </w:p>
+        </w:tc>
+        <w:tc>
+          <w:tcPr>
+            <w:tcW w:w="2760" w:type="dxa"/>
+            <w:tcBorders>
+              <w:top w:val="single" w:sz="4" w:space="0" w:color="999999"/>
+              <w:left w:val="single" w:sz="4" w:space="0" w:color="999999"/>
+              <w:bottom w:val="single" w:sz="4" w:space="0" w:color="999999"/>
+              <w:right w:val="single" w:sz="4" w:space="0" w:color="999999"/>
+            </w:tcBorders>
+            <w:tcMar>
+              <w:top w:w="60" w:type="dxa"/>
+              <w:left w:w="100" w:type="dxa"/>
+              <w:bottom w:w="60" w:type="dxa"/>
+              <w:right w:w="100" w:type="dxa"/>
+            </w:tcMar>
+          </w:tcPr>
+          <w:p>
+            <w:pPr>
+              <w:jc w:val="both"/>
+              <w:rPr>
+                <w:color w:val="000000" w:themeColor="text1"/>
+              </w:rPr>
+            </w:pPr>
+            <w:proofErr w:type="spellStart"/>
+            <w:r>
+              <w:rPr>
+                <w:color w:val="000000" w:themeColor="text1"/>
+              </w:rPr>
+              <w:t>Megfelelő</w:t>
+            </w:r>
+            <w:proofErr w:type="spellEnd"/>
+          </w:p>
+        </w:tc>
+      </w:tr>
+      <w:tr>
+        <w:tc>
+          <w:tcPr>
+            <w:tcW w:w="3200" w:type="dxa"/>
+            <w:tcBorders>
+              <w:top w:val="single" w:sz="4" w:space="0" w:color="999999"/>
+              <w:left w:val="single" w:sz="4" w:space="0" w:color="999999"/>
+              <w:bottom w:val="single" w:sz="4" w:space="0" w:color="999999"/>
+              <w:right w:val="single" w:sz="4" w:space="0" w:color="999999"/>
+            </w:tcBorders>
+            <w:tcMar>
+              <w:top w:w="60" w:type="dxa"/>
+              <w:left w:w="100" w:type="dxa"/>
+              <w:bottom w:w="60" w:type="dxa"/>
+              <w:right w:w="100" w:type="dxa"/>
+            </w:tcMar>
+          </w:tcPr>
+          <w:p>
+            <w:pPr>
+              <w:jc w:val="both"/>
+              <w:rPr>
+                <w:color w:val="000000" w:themeColor="text1"/>
+              </w:rPr>
+            </w:pPr>
+            <w:proofErr w:type="spellStart"/>
+            <w:r>
+              <w:rPr>
+                <w:color w:val="000000" w:themeColor="text1"/>
+              </w:rPr>
+              <w:t>Tantárgy</w:t>
+            </w:r>
+            <w:proofErr w:type="spellEnd"/>
+            <w:r>
+              <w:rPr>
+                <w:color w:val="000000" w:themeColor="text1"/>
+              </w:rPr>
+              <w:t xml:space="preserve"> </w:t>
+            </w:r>
+            <w:proofErr w:type="spellStart"/>
+            <w:r>
+              <w:rPr>
+                <w:color w:val="000000" w:themeColor="text1"/>
+              </w:rPr>
+              <w:t>leadása</w:t>
+            </w:r>
+            <w:proofErr w:type="spellEnd"/>
+            <w:r>
+              <w:rPr>
+                <w:color w:val="000000" w:themeColor="text1"/>
+              </w:rPr>
+              <w:t xml:space="preserve"> (drop)</w:t>
+            </w:r>
+          </w:p>
+        </w:tc>
+        <w:tc>
+          <w:tcPr>
+            <w:tcW w:w="3400" w:type="dxa"/>
+            <w:tcBorders>
+              <w:top w:val="single" w:sz="4" w:space="0" w:color="999999"/>
+              <w:left w:val="single" w:sz="4" w:space="0" w:color="999999"/>
+              <w:bottom w:val="single" w:sz="4" w:space="0" w:color="999999"/>
+              <w:right w:val="single" w:sz="4" w:space="0" w:color="999999"/>
+            </w:tcBorders>
+            <w:tcMar>
+              <w:top w:w="60" w:type="dxa"/>
+              <w:left w:w="100" w:type="dxa"/>
+              <w:bottom w:w="60" w:type="dxa"/>
+              <w:right w:w="100" w:type="dxa"/>
+            </w:tcMar>
+          </w:tcPr>
+          <w:p>
+            <w:pPr>
+              <w:jc w:val="both"/>
+              <w:rPr>
+                <w:color w:val="000000" w:themeColor="text1"/>
+              </w:rPr>
+            </w:pPr>
+            <w:proofErr w:type="spellStart"/>
+            <w:r>
+              <w:rPr>
+                <w:color w:val="000000" w:themeColor="text1"/>
+              </w:rPr>
+              <w:t>StudentSubjects</w:t>
+            </w:r>
+            <w:proofErr w:type="spellEnd"/>
+            <w:r>
+              <w:rPr>
+                <w:color w:val="000000" w:themeColor="text1"/>
+              </w:rPr>
+              <w:t xml:space="preserve"> </w:t>
+            </w:r>
+            <w:proofErr w:type="spellStart"/>
+            <w:r>
+              <w:rPr>
+                <w:color w:val="000000" w:themeColor="text1"/>
+              </w:rPr>
+              <w:t>sor</w:t>
+            </w:r>
+            <w:proofErr w:type="spellEnd"/>
+            <w:r>
+              <w:rPr>
+                <w:color w:val="000000" w:themeColor="text1"/>
+              </w:rPr>
+              <w:t xml:space="preserve"> </w:t>
+            </w:r>
+            <w:proofErr w:type="spellStart"/>
+            <w:r>
+              <w:rPr>
+                <w:color w:val="000000" w:themeColor="text1"/>
+              </w:rPr>
+              <w:t>törlése</w:t>
+            </w:r>
+            <w:proofErr w:type="spellEnd"/>
+            <w:r>
+              <w:rPr>
+                <w:color w:val="000000" w:themeColor="text1"/>
+              </w:rPr>
+              <w:t xml:space="preserve">, </w:t>
+            </w:r>
+            <w:proofErr w:type="spellStart"/>
+            <w:r>
+              <w:rPr>
+                <w:color w:val="000000" w:themeColor="text1"/>
+              </w:rPr>
+              <w:t>CurrentEnrollment</w:t>
+            </w:r>
+            <w:proofErr w:type="spellEnd"/>
+            <w:r>
+              <w:rPr>
+                <w:color w:val="000000" w:themeColor="text1"/>
+              </w:rPr>
+              <w:t xml:space="preserve"> </w:t>
+            </w:r>
+            <w:proofErr w:type="spellStart"/>
+            <w:r>
+              <w:rPr>
+                <w:color w:val="000000" w:themeColor="text1"/>
+              </w:rPr>
+              <w:t>csökken</w:t>
+            </w:r>
+            <w:proofErr w:type="spellEnd"/>
+          </w:p>
+        </w:tc>
+        <w:tc>
+          <w:tcPr>
+            <w:tcW w:w="2760" w:type="dxa"/>
+            <w:tcBorders>
+              <w:top w:val="single" w:sz="4" w:space="0" w:color="999999"/>
+              <w:left w:val="single" w:sz="4" w:space="0" w:color="999999"/>
+              <w:bottom w:val="single" w:sz="4" w:space="0" w:color="999999"/>
+              <w:right w:val="single" w:sz="4" w:space="0" w:color="999999"/>
+            </w:tcBorders>
+            <w:tcMar>
+              <w:top w:w="60" w:type="dxa"/>
+              <w:left w:w="100" w:type="dxa"/>
+              <w:bottom w:w="60" w:type="dxa"/>
+              <w:right w:w="100" w:type="dxa"/>
+            </w:tcMar>
+          </w:tcPr>
+          <w:p>
+            <w:pPr>
+              <w:jc w:val="both"/>
+              <w:rPr>
+                <w:color w:val="000000" w:themeColor="text1"/>
+              </w:rPr>
+            </w:pPr>
+            <w:proofErr w:type="spellStart"/>
+            <w:r>
+              <w:rPr>
+                <w:color w:val="000000" w:themeColor="text1"/>
+              </w:rPr>
+              <w:t>Megfelelő</w:t>
+            </w:r>
+            <w:proofErr w:type="spellEnd"/>
+          </w:p>
+        </w:tc>
+      </w:tr>
+      <w:tr>
+        <w:tc>
+          <w:tcPr>
+            <w:tcW w:w="3200" w:type="dxa"/>
+            <w:tcBorders>
+              <w:top w:val="single" w:sz="4" w:space="0" w:color="999999"/>
+              <w:left w:val="single" w:sz="4" w:space="0" w:color="999999"/>
+              <w:bottom w:val="single" w:sz="4" w:space="0" w:color="999999"/>
+              <w:right w:val="single" w:sz="4" w:space="0" w:color="999999"/>
+            </w:tcBorders>
+            <w:tcMar>
+              <w:top w:w="60" w:type="dxa"/>
+              <w:left w:w="100" w:type="dxa"/>
+              <w:bottom w:w="60" w:type="dxa"/>
+              <w:right w:w="100" w:type="dxa"/>
+            </w:tcMar>
+          </w:tcPr>
+          <w:p>
+            <w:pPr>
+              <w:jc w:val="both"/>
+              <w:rPr>
+                <w:color w:val="000000" w:themeColor="text1"/>
+              </w:rPr>
+            </w:pPr>
+            <w:r>
+              <w:rPr>
+                <w:color w:val="000000" w:themeColor="text1"/>
+              </w:rPr>
+              <w:t xml:space="preserve">Egyedi </w:t>
+            </w:r>
+            <w:proofErr w:type="spellStart"/>
+            <w:r>
+              <w:rPr>
+                <w:color w:val="000000" w:themeColor="text1"/>
+              </w:rPr>
+              <w:t>tantárgy</w:t>
+            </w:r>
+            <w:proofErr w:type="spellEnd"/>
+            <w:r>
+              <w:rPr>
+                <w:color w:val="000000" w:themeColor="text1"/>
+              </w:rPr>
+              <w:t xml:space="preserve"> </w:t>
+            </w:r>
+            <w:proofErr w:type="spellStart"/>
+            <w:r>
+              <w:rPr>
+                <w:color w:val="000000" w:themeColor="text1"/>
+              </w:rPr>
+              <w:t>létrehozása</w:t>
+            </w:r>
+            <w:proofErr w:type="spellEnd"/>
+            <w:r>
+              <w:rPr>
+                <w:color w:val="000000" w:themeColor="text1"/>
+              </w:rPr>
+              <w:t xml:space="preserve"> (custom enroll)</w:t>
+            </w:r>
+          </w:p>
+        </w:tc>
+        <w:tc>
+          <w:tcPr>
+            <w:tcW w:w="3400" w:type="dxa"/>
+            <w:tcBorders>
+              <w:top w:val="single" w:sz="4" w:space="0" w:color="999999"/>
+              <w:left w:val="single" w:sz="4" w:space="0" w:color="999999"/>
+              <w:bottom w:val="single" w:sz="4" w:space="0" w:color="999999"/>
+              <w:right w:val="single" w:sz="4" w:space="0" w:color="999999"/>
+            </w:tcBorders>
+            <w:tcMar>
+              <w:top w:w="60" w:type="dxa"/>
+              <w:left w:w="100" w:type="dxa"/>
+              <w:bottom w:w="60" w:type="dxa"/>
+              <w:right w:w="100" w:type="dxa"/>
+            </w:tcMar>
+          </w:tcPr>
+          <w:p>
+            <w:pPr>
+              <w:jc w:val="both"/>
+              <w:rPr>
+                <w:color w:val="000000" w:themeColor="text1"/>
+              </w:rPr>
+            </w:pPr>
+            <w:proofErr w:type="spellStart"/>
+            <w:r>
+              <w:rPr>
+                <w:color w:val="000000" w:themeColor="text1"/>
+              </w:rPr>
+              <w:t>sp_EnrollCustomSubject</w:t>
+            </w:r>
+            <w:proofErr w:type="spellEnd"/>
+            <w:r>
+              <w:rPr>
+                <w:color w:val="000000" w:themeColor="text1"/>
+              </w:rPr>
+              <w:t xml:space="preserve">: </w:t>
+            </w:r>
+            <w:proofErr w:type="spellStart"/>
+            <w:r>
+              <w:rPr>
+                <w:color w:val="000000" w:themeColor="text1"/>
+              </w:rPr>
+              <w:t>IsPrivate</w:t>
+            </w:r>
+            <w:proofErr w:type="spellEnd"/>
+            <w:r>
+              <w:rPr>
+                <w:color w:val="000000" w:themeColor="text1"/>
+              </w:rPr>
+              <w:t>=1</w:t>
+            </w:r>
+          </w:p>
+        </w:tc>
+        <w:tc>
+          <w:tcPr>
+            <w:tcW w:w="2760" w:type="dxa"/>
+            <w:tcBorders>
+              <w:top w:val="single" w:sz="4" w:space="0" w:color="999999"/>
+              <w:left w:val="single" w:sz="4" w:space="0" w:color="999999"/>
+              <w:bottom w:val="single" w:sz="4" w:space="0" w:color="999999"/>
+              <w:right w:val="single" w:sz="4" w:space="0" w:color="999999"/>
+            </w:tcBorders>
+            <w:tcMar>
+              <w:top w:w="60" w:type="dxa"/>
+              <w:left w:w="100" w:type="dxa"/>
+              <w:bottom w:w="60" w:type="dxa"/>
+              <w:right w:w="100" w:type="dxa"/>
+            </w:tcMar>
+          </w:tcPr>
+          <w:p>
+            <w:pPr>
+              <w:jc w:val="both"/>
+              <w:rPr>
+                <w:color w:val="000000" w:themeColor="text1"/>
+              </w:rPr>
+            </w:pPr>
+            <w:proofErr w:type="spellStart"/>
+            <w:r>
+              <w:rPr>
+                <w:color w:val="000000" w:themeColor="text1"/>
+              </w:rPr>
+              <w:t>Megfelelő</w:t>
+            </w:r>
+            <w:proofErr w:type="spellEnd"/>
+          </w:p>
+        </w:tc>
+      </w:tr>
+      <w:tr>
+        <w:tc>
+          <w:tcPr>
+            <w:tcW w:w="3200" w:type="dxa"/>
+            <w:tcBorders>
+              <w:top w:val="single" w:sz="4" w:space="0" w:color="999999"/>
+              <w:left w:val="single" w:sz="4" w:space="0" w:color="999999"/>
+              <w:bottom w:val="single" w:sz="4" w:space="0" w:color="999999"/>
+              <w:right w:val="single" w:sz="4" w:space="0" w:color="999999"/>
+            </w:tcBorders>
+            <w:tcMar>
+              <w:top w:w="60" w:type="dxa"/>
+              <w:left w:w="100" w:type="dxa"/>
+              <w:bottom w:w="60" w:type="dxa"/>
+              <w:right w:w="100" w:type="dxa"/>
+            </w:tcMar>
+          </w:tcPr>
+          <w:p>
+            <w:pPr>
+              <w:jc w:val="both"/>
+              <w:rPr>
+                <w:color w:val="000000" w:themeColor="text1"/>
+              </w:rPr>
+            </w:pPr>
+            <w:proofErr w:type="spellStart"/>
+            <w:r>
+              <w:rPr>
+                <w:color w:val="000000" w:themeColor="text1"/>
+              </w:rPr>
+              <w:t>Tantárgy</w:t>
+            </w:r>
+            <w:proofErr w:type="spellEnd"/>
+            <w:r>
+              <w:rPr>
+                <w:color w:val="000000" w:themeColor="text1"/>
+              </w:rPr>
+              <w:t xml:space="preserve"> </w:t>
+            </w:r>
+            <w:proofErr w:type="spellStart"/>
+            <w:r>
+              <w:rPr>
+                <w:color w:val="000000" w:themeColor="text1"/>
+              </w:rPr>
+              <w:t>felvétele</w:t>
+            </w:r>
+            <w:proofErr w:type="spellEnd"/>
+            <w:r>
+              <w:rPr>
+                <w:color w:val="000000" w:themeColor="text1"/>
+              </w:rPr>
+              <w:t xml:space="preserve"> </w:t>
+            </w:r>
+            <w:proofErr w:type="spellStart"/>
+            <w:r>
+              <w:rPr>
+                <w:color w:val="000000" w:themeColor="text1"/>
+              </w:rPr>
+              <w:t>sikeresen</w:t>
+            </w:r>
+            <w:proofErr w:type="spellEnd"/>
+          </w:p>
+        </w:tc>
+        <w:tc>
+          <w:tcPr>
+            <w:tcW w:w="3400" w:type="dxa"/>
+            <w:tcBorders>
+              <w:top w:val="single" w:sz="4" w:space="0" w:color="999999"/>
+              <w:left w:val="single" w:sz="4" w:space="0" w:color="999999"/>
+              <w:bottom w:val="single" w:sz="4" w:space="0" w:color="999999"/>
+              <w:right w:val="single" w:sz="4" w:space="0" w:color="999999"/>
+            </w:tcBorders>
+            <w:tcMar>
+              <w:top w:w="60" w:type="dxa"/>
+              <w:left w:w="100" w:type="dxa"/>
+              <w:bottom w:w="60" w:type="dxa"/>
+              <w:right w:w="100" w:type="dxa"/>
+            </w:tcMar>
+          </w:tcPr>
+          <w:p>
+            <w:pPr>
+              <w:jc w:val="both"/>
+              <w:rPr>
+                <w:color w:val="000000" w:themeColor="text1"/>
+              </w:rPr>
+            </w:pPr>
+            <w:proofErr w:type="spellStart"/>
+            <w:r>
+              <w:rPr>
+                <w:color w:val="000000" w:themeColor="text1"/>
+              </w:rPr>
+              <w:t>CurrentEnrollment</w:t>
+            </w:r>
+            <w:proofErr w:type="spellEnd"/>
+            <w:r>
+              <w:rPr>
+                <w:color w:val="000000" w:themeColor="text1"/>
+              </w:rPr>
+              <w:t xml:space="preserve"> </w:t>
+            </w:r>
+            <w:proofErr w:type="spellStart"/>
+            <w:r>
+              <w:rPr>
+                <w:color w:val="000000" w:themeColor="text1"/>
+              </w:rPr>
+              <w:t>növekszik</w:t>
+            </w:r>
+            <w:proofErr w:type="spellEnd"/>
+            <w:r>
+              <w:rPr>
+                <w:color w:val="000000" w:themeColor="text1"/>
+              </w:rPr>
+              <w:t xml:space="preserve">, </w:t>
+            </w:r>
+            <w:proofErr w:type="spellStart"/>
+            <w:r>
+              <w:rPr>
+                <w:color w:val="000000" w:themeColor="text1"/>
+              </w:rPr>
+              <w:t>StudentSubjects</w:t>
+            </w:r>
+            <w:proofErr w:type="spellEnd"/>
+            <w:r>
+              <w:rPr>
+                <w:color w:val="000000" w:themeColor="text1"/>
+              </w:rPr>
+              <w:t xml:space="preserve"> INSERT</w:t>
+            </w:r>
+          </w:p>
+        </w:tc>
+        <w:tc>
+          <w:tcPr>
+            <w:tcW w:w="2760" w:type="dxa"/>
+            <w:tcBorders>
+              <w:top w:val="single" w:sz="4" w:space="0" w:color="999999"/>
+              <w:left w:val="single" w:sz="4" w:space="0" w:color="999999"/>
+              <w:bottom w:val="single" w:sz="4" w:space="0" w:color="999999"/>
+              <w:right w:val="single" w:sz="4" w:space="0" w:color="999999"/>
+            </w:tcBorders>
+            <w:tcMar>
+              <w:top w:w="60" w:type="dxa"/>
+              <w:left w:w="100" w:type="dxa"/>
+              <w:bottom w:w="60" w:type="dxa"/>
+              <w:right w:w="100" w:type="dxa"/>
+            </w:tcMar>
+          </w:tcPr>
+          <w:p>
+            <w:pPr>
+              <w:jc w:val="both"/>
+              <w:rPr>
+                <w:color w:val="000000" w:themeColor="text1"/>
+              </w:rPr>
+            </w:pPr>
+            <w:proofErr w:type="spellStart"/>
+            <w:r>
+              <w:rPr>
+                <w:color w:val="000000" w:themeColor="text1"/>
+              </w:rPr>
+              <w:t>Megfelelő</w:t>
+            </w:r>
+            <w:proofErr w:type="spellEnd"/>
+          </w:p>
+        </w:tc>
+      </w:tr>
+    </w:tbl>
+    <w:p>
+      <w:pPr>
+        <w:pStyle w:val="Cmsor2"/>
+      </w:pPr>
+      <w:bookmarkStart w:id="45" w:name="_Toc225798332"/>
+      <w:r>
+        <w:br w:type="page"/>
+      </w:r>
+      <w:bookmarkStart w:id="46" w:name="_Toc226154978"/>
+      <w:r>
+        <w:lastRenderedPageBreak/>
+        <w:t xml:space="preserve">8.2 </w:t>
+      </w:r>
+      <w:proofErr w:type="spellStart"/>
+      <w:r>
+        <w:t>Funkcionális</w:t>
+      </w:r>
+      <w:proofErr w:type="spellEnd"/>
+      <w:r>
+        <w:t xml:space="preserve"> </w:t>
+      </w:r>
+      <w:proofErr w:type="spellStart"/>
+      <w:r>
+        <w:t>tesztek</w:t>
+      </w:r>
+      <w:proofErr w:type="spellEnd"/>
+      <w:r>
+        <w:t xml:space="preserve">: </w:t>
+      </w:r>
+      <w:proofErr w:type="spellStart"/>
+      <w:r>
+        <w:t>Órarendkezelés</w:t>
+      </w:r>
+      <w:bookmarkEnd w:id="46"/>
+      <w:proofErr w:type="spellEnd"/>
+    </w:p>
+    <w:p>
+      <w:pPr>
+        <w:spacing w:after="80"/>
+        <w:jc w:val="both"/>
+      </w:pPr>
+      <w:r>
+        <w:t xml:space="preserve">Az </w:t>
+      </w:r>
+      <w:proofErr w:type="spellStart"/>
+      <w:r>
+        <w:t>órarend-kezelő</w:t>
+      </w:r>
+      <w:proofErr w:type="spellEnd"/>
+      <w:r>
+        <w:t xml:space="preserve"> </w:t>
+      </w:r>
+      <w:proofErr w:type="spellStart"/>
+      <w:r>
+        <w:t>modul</w:t>
+      </w:r>
+      <w:proofErr w:type="spellEnd"/>
+      <w:r>
+        <w:t xml:space="preserve"> </w:t>
+      </w:r>
+      <w:proofErr w:type="spellStart"/>
+      <w:r>
+        <w:t>funkcionális</w:t>
+      </w:r>
+      <w:proofErr w:type="spellEnd"/>
+      <w:r>
+        <w:t xml:space="preserve"> </w:t>
+      </w:r>
+      <w:proofErr w:type="spellStart"/>
+      <w:r>
+        <w:t>tesztelése</w:t>
+      </w:r>
+      <w:proofErr w:type="spellEnd"/>
+      <w:r>
+        <w:t xml:space="preserve"> </w:t>
+      </w:r>
+      <w:proofErr w:type="spellStart"/>
+      <w:r>
+        <w:t>az</w:t>
+      </w:r>
+      <w:proofErr w:type="spellEnd"/>
+      <w:r>
+        <w:t xml:space="preserve"> </w:t>
+      </w:r>
+      <w:proofErr w:type="spellStart"/>
+      <w:r>
+        <w:t>ütközésvizsgálat</w:t>
+      </w:r>
+      <w:proofErr w:type="spellEnd"/>
+      <w:r>
+        <w:t xml:space="preserve">, a </w:t>
+      </w:r>
+      <w:proofErr w:type="spellStart"/>
+      <w:r>
+        <w:t>nézetek</w:t>
+      </w:r>
+      <w:proofErr w:type="spellEnd"/>
+      <w:r>
+        <w:t xml:space="preserve"> </w:t>
+      </w:r>
+      <w:proofErr w:type="spellStart"/>
+      <w:r>
+        <w:t>helyes</w:t>
+      </w:r>
+      <w:proofErr w:type="spellEnd"/>
+      <w:r>
+        <w:t xml:space="preserve"> </w:t>
+      </w:r>
+      <w:proofErr w:type="spellStart"/>
+      <w:r>
+        <w:t>megjelenítése</w:t>
+      </w:r>
+      <w:proofErr w:type="spellEnd"/>
+      <w:r>
+        <w:t xml:space="preserve"> </w:t>
+      </w:r>
+      <w:proofErr w:type="spellStart"/>
+      <w:r>
+        <w:t>és</w:t>
+      </w:r>
+      <w:proofErr w:type="spellEnd"/>
+      <w:r>
+        <w:t xml:space="preserve"> a </w:t>
+      </w:r>
+      <w:proofErr w:type="spellStart"/>
+      <w:r>
+        <w:t>törlési</w:t>
+      </w:r>
+      <w:proofErr w:type="spellEnd"/>
+      <w:r>
+        <w:t xml:space="preserve"> </w:t>
+      </w:r>
+      <w:proofErr w:type="spellStart"/>
+      <w:r>
+        <w:t>jogosultságok</w:t>
+      </w:r>
+      <w:proofErr w:type="spellEnd"/>
+      <w:r>
+        <w:t xml:space="preserve"> </w:t>
+      </w:r>
+      <w:proofErr w:type="spellStart"/>
+      <w:r>
+        <w:t>ellenőrzésére</w:t>
+      </w:r>
+      <w:proofErr w:type="spellEnd"/>
+      <w:r>
+        <w:t xml:space="preserve"> </w:t>
+      </w:r>
+      <w:proofErr w:type="spellStart"/>
+      <w:r>
+        <w:t>terjedt</w:t>
+      </w:r>
+      <w:proofErr w:type="spellEnd"/>
+      <w:r>
+        <w:t xml:space="preserve"> ki.</w:t>
+      </w:r>
+    </w:p>
+    <w:tbl>
+      <w:tblPr>
+        <w:tblW w:w="9027" w:type="dxa"/>
+        <w:tblLayout w:type="fixed"/>
+        <w:tblCellMar>
+          <w:top w:w="80" w:type="dxa"/>
+          <w:left w:w="120" w:type="dxa"/>
+          <w:bottom w:w="80" w:type="dxa"/>
+          <w:right w:w="120" w:type="dxa"/>
+        </w:tblCellMar>
+        <w:tblLook w:val="04A0" w:firstRow="1" w:lastRow="0" w:firstColumn="1" w:lastColumn="0" w:noHBand="0" w:noVBand="1"/>
+      </w:tblPr>
+      <w:tblGrid>
+        <w:gridCol w:w="4200"/>
+        <w:gridCol w:w="3200"/>
+        <w:gridCol w:w="1627"/>
+      </w:tblGrid>
+      <w:tr>
+        <w:trPr>
+          <w:tblHeader/>
+        </w:trPr>
+        <w:tc>
+          <w:tcPr>
+            <w:tcW w:w="4200" w:type="dxa"/>
+            <w:tcBorders>
+              <w:top w:val="single" w:sz="2" w:space="0" w:color="CCCCCC"/>
+              <w:left w:val="single" w:sz="2" w:space="0" w:color="CCCCCC"/>
+              <w:bottom w:val="single" w:sz="2" w:space="0" w:color="CCCCCC"/>
+              <w:right w:val="single" w:sz="2" w:space="0" w:color="CCCCCC"/>
+            </w:tcBorders>
+            <w:shd w:val="clear" w:color="auto" w:fill="E8F5E9"/>
+          </w:tcPr>
+          <w:p>
+            <w:proofErr w:type="spellStart"/>
+            <w:r>
+              <w:rPr>
+                <w:b/>
+                <w:bCs/>
+              </w:rPr>
+              <w:t>Teszteset</w:t>
+            </w:r>
+            <w:proofErr w:type="spellEnd"/>
+            <w:r>
+              <w:rPr>
+                <w:b/>
+                <w:bCs/>
+              </w:rPr>
+              <w:t xml:space="preserve"> neve</w:t>
+            </w:r>
+          </w:p>
+        </w:tc>
+        <w:tc>
+          <w:tcPr>
+            <w:tcW w:w="3200" w:type="dxa"/>
+            <w:tcBorders>
+              <w:top w:val="single" w:sz="2" w:space="0" w:color="CCCCCC"/>
+              <w:left w:val="single" w:sz="2" w:space="0" w:color="CCCCCC"/>
+              <w:bottom w:val="single" w:sz="2" w:space="0" w:color="CCCCCC"/>
+              <w:right w:val="single" w:sz="2" w:space="0" w:color="CCCCCC"/>
+            </w:tcBorders>
+            <w:shd w:val="clear" w:color="auto" w:fill="E8F5E9"/>
+          </w:tcPr>
+          <w:p>
+            <w:proofErr w:type="spellStart"/>
+            <w:r>
+              <w:rPr>
+                <w:b/>
+                <w:bCs/>
+              </w:rPr>
+              <w:t>Elvárt</w:t>
+            </w:r>
+            <w:proofErr w:type="spellEnd"/>
+            <w:r>
+              <w:rPr>
+                <w:b/>
+                <w:bCs/>
+              </w:rPr>
+              <w:t xml:space="preserve"> </w:t>
+            </w:r>
+            <w:proofErr w:type="spellStart"/>
+            <w:r>
+              <w:rPr>
+                <w:b/>
+                <w:bCs/>
+              </w:rPr>
+              <w:t>viselkedés</w:t>
+            </w:r>
+            <w:proofErr w:type="spellEnd"/>
+          </w:p>
+        </w:tc>
+        <w:tc>
+          <w:tcPr>
+            <w:tcW w:w="1627" w:type="dxa"/>
+            <w:tcBorders>
+              <w:top w:val="single" w:sz="2" w:space="0" w:color="CCCCCC"/>
+              <w:left w:val="single" w:sz="2" w:space="0" w:color="CCCCCC"/>
+              <w:bottom w:val="single" w:sz="2" w:space="0" w:color="CCCCCC"/>
+              <w:right w:val="single" w:sz="2" w:space="0" w:color="CCCCCC"/>
+            </w:tcBorders>
+            <w:shd w:val="clear" w:color="auto" w:fill="E8F5E9"/>
+          </w:tcPr>
+          <w:p>
+            <w:proofErr w:type="spellStart"/>
+            <w:r>
+              <w:rPr>
+                <w:b/>
+                <w:bCs/>
+              </w:rPr>
+              <w:t>Eredmény</w:t>
+            </w:r>
+            <w:proofErr w:type="spellEnd"/>
+          </w:p>
+        </w:tc>
+      </w:tr>
+      <w:tr>
+        <w:tc>
+          <w:tcPr>
+            <w:tcW w:w="4200" w:type="dxa"/>
+            <w:tcBorders>
+              <w:top w:val="single" w:sz="2" w:space="0" w:color="CCCCCC"/>
+              <w:left w:val="single" w:sz="2" w:space="0" w:color="CCCCCC"/>
+              <w:bottom w:val="single" w:sz="2" w:space="0" w:color="CCCCCC"/>
+              <w:right w:val="single" w:sz="2" w:space="0" w:color="CCCCCC"/>
+            </w:tcBorders>
+          </w:tcPr>
+          <w:p>
+            <w:proofErr w:type="spellStart"/>
+            <w:r>
+              <w:t>Órarend</w:t>
+            </w:r>
+            <w:proofErr w:type="spellEnd"/>
+            <w:r>
+              <w:t xml:space="preserve"> </w:t>
+            </w:r>
+            <w:proofErr w:type="spellStart"/>
+            <w:r>
+              <w:t>bejegyzés</w:t>
+            </w:r>
+            <w:proofErr w:type="spellEnd"/>
+            <w:r>
+              <w:t xml:space="preserve"> </w:t>
+            </w:r>
+            <w:proofErr w:type="spellStart"/>
+            <w:r>
+              <w:t>hozzáadása</w:t>
+            </w:r>
+            <w:proofErr w:type="spellEnd"/>
+            <w:r>
+              <w:t xml:space="preserve"> </w:t>
+            </w:r>
+            <w:proofErr w:type="spellStart"/>
+            <w:r>
+              <w:t>ütköző</w:t>
+            </w:r>
+            <w:proofErr w:type="spellEnd"/>
+            <w:r>
+              <w:t xml:space="preserve"> </w:t>
+            </w:r>
+            <w:proofErr w:type="spellStart"/>
+            <w:r>
+              <w:t>időpontban</w:t>
+            </w:r>
+            <w:proofErr w:type="spellEnd"/>
+          </w:p>
+        </w:tc>
+        <w:tc>
+          <w:tcPr>
+            <w:tcW w:w="3200" w:type="dxa"/>
+            <w:tcBorders>
+              <w:top w:val="single" w:sz="2" w:space="0" w:color="CCCCCC"/>
+              <w:left w:val="single" w:sz="2" w:space="0" w:color="CCCCCC"/>
+              <w:bottom w:val="single" w:sz="2" w:space="0" w:color="CCCCCC"/>
+              <w:right w:val="single" w:sz="2" w:space="0" w:color="CCCCCC"/>
+            </w:tcBorders>
+          </w:tcPr>
+          <w:p>
+            <w:r>
+              <w:t xml:space="preserve">Tárolt </w:t>
+            </w:r>
+            <w:proofErr w:type="spellStart"/>
+            <w:r>
+              <w:t>eljárás</w:t>
+            </w:r>
+            <w:proofErr w:type="spellEnd"/>
+            <w:r>
+              <w:t>: "</w:t>
+            </w:r>
+            <w:proofErr w:type="spellStart"/>
+            <w:r>
+              <w:t>Időpontütközés</w:t>
+            </w:r>
+            <w:proofErr w:type="spellEnd"/>
+            <w:r>
+              <w:t xml:space="preserve">: </w:t>
+            </w:r>
+            <w:proofErr w:type="spellStart"/>
+            <w:r>
+              <w:t>már</w:t>
+            </w:r>
+            <w:proofErr w:type="spellEnd"/>
+            <w:r>
+              <w:t xml:space="preserve"> van </w:t>
+            </w:r>
+            <w:proofErr w:type="spellStart"/>
+            <w:r>
+              <w:t>bejegyzésed</w:t>
+            </w:r>
+            <w:proofErr w:type="spellEnd"/>
+            <w:r>
+              <w:t>"</w:t>
+            </w:r>
+          </w:p>
+        </w:tc>
+        <w:tc>
+          <w:tcPr>
+            <w:tcW w:w="1627" w:type="dxa"/>
+            <w:tcBorders>
+              <w:top w:val="single" w:sz="2" w:space="0" w:color="CCCCCC"/>
+              <w:left w:val="single" w:sz="2" w:space="0" w:color="CCCCCC"/>
+              <w:bottom w:val="single" w:sz="2" w:space="0" w:color="CCCCCC"/>
+              <w:right w:val="single" w:sz="2" w:space="0" w:color="CCCCCC"/>
+            </w:tcBorders>
+          </w:tcPr>
+          <w:p>
+            <w:r>
+              <w:rPr>
+                <w:b/>
+                <w:bCs/>
+                <w:color w:val="0A7B0A"/>
+              </w:rPr>
+              <w:t xml:space="preserve">✅ </w:t>
+            </w:r>
+            <w:proofErr w:type="spellStart"/>
+            <w:r>
+              <w:rPr>
+                <w:b/>
+                <w:bCs/>
+                <w:color w:val="0A7B0A"/>
+              </w:rPr>
+              <w:t>Teljesített</w:t>
+            </w:r>
+            <w:proofErr w:type="spellEnd"/>
+          </w:p>
+        </w:tc>
+      </w:tr>
+      <w:tr>
+        <w:tc>
+          <w:tcPr>
+            <w:tcW w:w="4200" w:type="dxa"/>
+            <w:tcBorders>
+              <w:top w:val="single" w:sz="2" w:space="0" w:color="CCCCCC"/>
+              <w:left w:val="single" w:sz="2" w:space="0" w:color="CCCCCC"/>
+              <w:bottom w:val="single" w:sz="2" w:space="0" w:color="CCCCCC"/>
+              <w:right w:val="single" w:sz="2" w:space="0" w:color="CCCCCC"/>
+            </w:tcBorders>
+          </w:tcPr>
+          <w:p>
+            <w:r>
+              <w:t xml:space="preserve">Heti </w:t>
+            </w:r>
+            <w:proofErr w:type="spellStart"/>
+            <w:r>
+              <w:t>nézet</w:t>
+            </w:r>
+            <w:proofErr w:type="spellEnd"/>
+            <w:r>
+              <w:t xml:space="preserve">: 7 nap </w:t>
+            </w:r>
+            <w:proofErr w:type="spellStart"/>
+            <w:r>
+              <w:t>megjelenítése</w:t>
+            </w:r>
+            <w:proofErr w:type="spellEnd"/>
+          </w:p>
+        </w:tc>
+        <w:tc>
+          <w:tcPr>
+            <w:tcW w:w="3200" w:type="dxa"/>
+            <w:tcBorders>
+              <w:top w:val="single" w:sz="2" w:space="0" w:color="CCCCCC"/>
+              <w:left w:val="single" w:sz="2" w:space="0" w:color="CCCCCC"/>
+              <w:bottom w:val="single" w:sz="2" w:space="0" w:color="CCCCCC"/>
+              <w:right w:val="single" w:sz="2" w:space="0" w:color="CCCCCC"/>
+            </w:tcBorders>
+          </w:tcPr>
+          <w:p>
+            <w:r>
+              <w:t xml:space="preserve">Minden </w:t>
+            </w:r>
+            <w:proofErr w:type="spellStart"/>
+            <w:r>
+              <w:t>bejegyzés</w:t>
+            </w:r>
+            <w:proofErr w:type="spellEnd"/>
+            <w:r>
+              <w:t xml:space="preserve"> a </w:t>
+            </w:r>
+            <w:proofErr w:type="spellStart"/>
+            <w:r>
+              <w:t>megfelelő</w:t>
+            </w:r>
+            <w:proofErr w:type="spellEnd"/>
+            <w:r>
+              <w:t xml:space="preserve"> </w:t>
+            </w:r>
+            <w:proofErr w:type="spellStart"/>
+            <w:r>
+              <w:t>napon</w:t>
+            </w:r>
+            <w:proofErr w:type="spellEnd"/>
+            <w:r>
+              <w:t xml:space="preserve"> </w:t>
+            </w:r>
+            <w:proofErr w:type="spellStart"/>
+            <w:r>
+              <w:t>jelenik</w:t>
+            </w:r>
+            <w:proofErr w:type="spellEnd"/>
+            <w:r>
+              <w:t xml:space="preserve"> meg</w:t>
+            </w:r>
+          </w:p>
+        </w:tc>
+        <w:tc>
+          <w:tcPr>
+            <w:tcW w:w="1627" w:type="dxa"/>
+            <w:tcBorders>
+              <w:top w:val="single" w:sz="2" w:space="0" w:color="CCCCCC"/>
+              <w:left w:val="single" w:sz="2" w:space="0" w:color="CCCCCC"/>
+              <w:bottom w:val="single" w:sz="2" w:space="0" w:color="CCCCCC"/>
+              <w:right w:val="single" w:sz="2" w:space="0" w:color="CCCCCC"/>
+            </w:tcBorders>
+          </w:tcPr>
+          <w:p>
+            <w:r>
+              <w:rPr>
+                <w:b/>
+                <w:bCs/>
+                <w:color w:val="0A7B0A"/>
+              </w:rPr>
+              <w:t xml:space="preserve">✅ </w:t>
+            </w:r>
+            <w:proofErr w:type="spellStart"/>
+            <w:r>
+              <w:rPr>
+                <w:b/>
+                <w:bCs/>
+                <w:color w:val="0A7B0A"/>
+              </w:rPr>
+              <w:t>Teljesített</w:t>
+            </w:r>
+            <w:proofErr w:type="spellEnd"/>
+          </w:p>
+        </w:tc>
+      </w:tr>
+      <w:tr>
+        <w:tc>
+          <w:tcPr>
+            <w:tcW w:w="4200" w:type="dxa"/>
+            <w:tcBorders>
+              <w:top w:val="single" w:sz="2" w:space="0" w:color="CCCCCC"/>
+              <w:left w:val="single" w:sz="2" w:space="0" w:color="CCCCCC"/>
+              <w:bottom w:val="single" w:sz="2" w:space="0" w:color="CCCCCC"/>
+              <w:right w:val="single" w:sz="2" w:space="0" w:color="CCCCCC"/>
+            </w:tcBorders>
+          </w:tcPr>
+          <w:p>
+            <w:proofErr w:type="spellStart"/>
+            <w:r>
+              <w:t>Napi</w:t>
+            </w:r>
+            <w:proofErr w:type="spellEnd"/>
+            <w:r>
+              <w:t xml:space="preserve"> </w:t>
+            </w:r>
+            <w:proofErr w:type="spellStart"/>
+            <w:r>
+              <w:t>nézet</w:t>
+            </w:r>
+            <w:proofErr w:type="spellEnd"/>
+            <w:r>
+              <w:t xml:space="preserve">: </w:t>
+            </w:r>
+            <w:proofErr w:type="spellStart"/>
+            <w:r>
+              <w:t>időrendi</w:t>
+            </w:r>
+            <w:proofErr w:type="spellEnd"/>
+            <w:r>
+              <w:t xml:space="preserve"> </w:t>
+            </w:r>
+            <w:proofErr w:type="spellStart"/>
+            <w:r>
+              <w:t>sorrend</w:t>
+            </w:r>
+            <w:proofErr w:type="spellEnd"/>
+          </w:p>
+        </w:tc>
+        <w:tc>
+          <w:tcPr>
+            <w:tcW w:w="3200" w:type="dxa"/>
+            <w:tcBorders>
+              <w:top w:val="single" w:sz="2" w:space="0" w:color="CCCCCC"/>
+              <w:left w:val="single" w:sz="2" w:space="0" w:color="CCCCCC"/>
+              <w:bottom w:val="single" w:sz="2" w:space="0" w:color="CCCCCC"/>
+              <w:right w:val="single" w:sz="2" w:space="0" w:color="CCCCCC"/>
+            </w:tcBorders>
+          </w:tcPr>
+          <w:p>
+            <w:proofErr w:type="spellStart"/>
+            <w:r>
+              <w:t>StartTime</w:t>
+            </w:r>
+            <w:proofErr w:type="spellEnd"/>
+            <w:r>
+              <w:t xml:space="preserve"> </w:t>
+            </w:r>
+            <w:proofErr w:type="spellStart"/>
+            <w:r>
+              <w:t>szerinti</w:t>
+            </w:r>
+            <w:proofErr w:type="spellEnd"/>
+            <w:r>
+              <w:t xml:space="preserve"> </w:t>
+            </w:r>
+            <w:proofErr w:type="spellStart"/>
+            <w:r>
+              <w:t>sorrendben</w:t>
+            </w:r>
+            <w:proofErr w:type="spellEnd"/>
+            <w:r>
+              <w:t xml:space="preserve"> </w:t>
+            </w:r>
+            <w:proofErr w:type="spellStart"/>
+            <w:r>
+              <w:t>jelenik</w:t>
+            </w:r>
+            <w:proofErr w:type="spellEnd"/>
+            <w:r>
+              <w:t xml:space="preserve"> meg</w:t>
+            </w:r>
+          </w:p>
+        </w:tc>
+        <w:tc>
+          <w:tcPr>
+            <w:tcW w:w="1627" w:type="dxa"/>
+            <w:tcBorders>
+              <w:top w:val="single" w:sz="2" w:space="0" w:color="CCCCCC"/>
+              <w:left w:val="single" w:sz="2" w:space="0" w:color="CCCCCC"/>
+              <w:bottom w:val="single" w:sz="2" w:space="0" w:color="CCCCCC"/>
+              <w:right w:val="single" w:sz="2" w:space="0" w:color="CCCCCC"/>
+            </w:tcBorders>
+          </w:tcPr>
+          <w:p>
+            <w:r>
+              <w:rPr>
+                <w:b/>
+                <w:bCs/>
+                <w:color w:val="0A7B0A"/>
+              </w:rPr>
+              <w:t xml:space="preserve">✅ </w:t>
+            </w:r>
+            <w:proofErr w:type="spellStart"/>
+            <w:r>
+              <w:rPr>
+                <w:b/>
+                <w:bCs/>
+                <w:color w:val="0A7B0A"/>
+              </w:rPr>
+              <w:t>Teljesített</w:t>
+            </w:r>
+            <w:proofErr w:type="spellEnd"/>
+          </w:p>
+        </w:tc>
+      </w:tr>
+      <w:tr>
+        <w:tc>
+          <w:tcPr>
+            <w:tcW w:w="4200" w:type="dxa"/>
+            <w:tcBorders>
+              <w:top w:val="single" w:sz="2" w:space="0" w:color="CCCCCC"/>
+              <w:left w:val="single" w:sz="2" w:space="0" w:color="CCCCCC"/>
+              <w:bottom w:val="single" w:sz="2" w:space="0" w:color="CCCCCC"/>
+              <w:right w:val="single" w:sz="2" w:space="0" w:color="CCCCCC"/>
+            </w:tcBorders>
+          </w:tcPr>
+          <w:p>
+            <w:proofErr w:type="spellStart"/>
+            <w:r>
+              <w:t>Bejegyzés</w:t>
+            </w:r>
+            <w:proofErr w:type="spellEnd"/>
+            <w:r>
+              <w:t xml:space="preserve"> </w:t>
+            </w:r>
+            <w:proofErr w:type="spellStart"/>
+            <w:r>
+              <w:t>törlése</w:t>
+            </w:r>
+            <w:proofErr w:type="spellEnd"/>
+          </w:p>
+        </w:tc>
+        <w:tc>
+          <w:tcPr>
+            <w:tcW w:w="3200" w:type="dxa"/>
+            <w:tcBorders>
+              <w:top w:val="single" w:sz="2" w:space="0" w:color="CCCCCC"/>
+              <w:left w:val="single" w:sz="2" w:space="0" w:color="CCCCCC"/>
+              <w:bottom w:val="single" w:sz="2" w:space="0" w:color="CCCCCC"/>
+              <w:right w:val="single" w:sz="2" w:space="0" w:color="CCCCCC"/>
+            </w:tcBorders>
+          </w:tcPr>
+          <w:p>
+            <w:proofErr w:type="spellStart"/>
+            <w:r>
+              <w:t>Sikeres</w:t>
+            </w:r>
+            <w:proofErr w:type="spellEnd"/>
+            <w:r>
+              <w:t xml:space="preserve"> </w:t>
+            </w:r>
+            <w:proofErr w:type="spellStart"/>
+            <w:r>
+              <w:t>törlés</w:t>
+            </w:r>
+            <w:proofErr w:type="spellEnd"/>
+            <w:r>
+              <w:t xml:space="preserve">, </w:t>
+            </w:r>
+            <w:proofErr w:type="spellStart"/>
+            <w:r>
+              <w:t>nézet</w:t>
+            </w:r>
+            <w:proofErr w:type="spellEnd"/>
+            <w:r>
+              <w:t xml:space="preserve"> </w:t>
+            </w:r>
+            <w:proofErr w:type="spellStart"/>
+            <w:r>
+              <w:t>azonnal</w:t>
+            </w:r>
+            <w:proofErr w:type="spellEnd"/>
+            <w:r>
+              <w:t xml:space="preserve"> </w:t>
+            </w:r>
+            <w:proofErr w:type="spellStart"/>
+            <w:r>
+              <w:t>frissül</w:t>
+            </w:r>
+            <w:proofErr w:type="spellEnd"/>
+          </w:p>
+        </w:tc>
+        <w:tc>
+          <w:tcPr>
+            <w:tcW w:w="1627" w:type="dxa"/>
+            <w:tcBorders>
+              <w:top w:val="single" w:sz="2" w:space="0" w:color="CCCCCC"/>
+              <w:left w:val="single" w:sz="2" w:space="0" w:color="CCCCCC"/>
+              <w:bottom w:val="single" w:sz="2" w:space="0" w:color="CCCCCC"/>
+              <w:right w:val="single" w:sz="2" w:space="0" w:color="CCCCCC"/>
+            </w:tcBorders>
+          </w:tcPr>
+          <w:p>
+            <w:r>
+              <w:rPr>
+                <w:b/>
+                <w:bCs/>
+                <w:color w:val="0A7B0A"/>
+              </w:rPr>
+              <w:t xml:space="preserve">✅ </w:t>
+            </w:r>
+            <w:proofErr w:type="spellStart"/>
+            <w:r>
+              <w:rPr>
+                <w:b/>
+                <w:bCs/>
+                <w:color w:val="0A7B0A"/>
+              </w:rPr>
+              <w:t>Teljesített</w:t>
+            </w:r>
+            <w:proofErr w:type="spellEnd"/>
+          </w:p>
+        </w:tc>
+      </w:tr>
+    </w:tbl>
+    <w:p>
+      <w:pPr>
+        <w:pStyle w:val="Cmsor2"/>
+      </w:pPr>
+      <w:r>
+        <w:br w:type="page"/>
+      </w:r>
+      <w:bookmarkStart w:id="47" w:name="_Toc226154979"/>
+      <w:r>
+        <w:lastRenderedPageBreak/>
+        <w:t xml:space="preserve">8.3 Unit </w:t>
+      </w:r>
+      <w:proofErr w:type="spellStart"/>
+      <w:r>
+        <w:t>tesztek</w:t>
+      </w:r>
+      <w:proofErr w:type="spellEnd"/>
+      <w:r>
+        <w:t xml:space="preserve">: </w:t>
+      </w:r>
+      <w:proofErr w:type="spellStart"/>
+      <w:r>
+        <w:t>Tantárgy</w:t>
+      </w:r>
+      <w:proofErr w:type="spellEnd"/>
+      <w:r>
+        <w:t xml:space="preserve"> </w:t>
+      </w:r>
+      <w:proofErr w:type="spellStart"/>
+      <w:r>
+        <w:t>elérhetőség</w:t>
+      </w:r>
+      <w:proofErr w:type="spellEnd"/>
+      <w:r>
+        <w:t xml:space="preserve"> (</w:t>
+      </w:r>
+      <w:proofErr w:type="spellStart"/>
+      <w:r>
+        <w:t>TantargyElerhsetoségTesztek</w:t>
+      </w:r>
+      <w:proofErr w:type="spellEnd"/>
+      <w:r>
+        <w:t>)</w:t>
+      </w:r>
+      <w:bookmarkEnd w:id="47"/>
+    </w:p>
+    <w:p>
+      <w:pPr>
+        <w:spacing w:after="80"/>
+        <w:jc w:val="both"/>
+      </w:pPr>
+      <w:r>
+        <w:t xml:space="preserve">A </w:t>
+      </w:r>
+      <w:proofErr w:type="spellStart"/>
+      <w:r>
+        <w:t>SubjectDto.FreeSlots</w:t>
+      </w:r>
+      <w:proofErr w:type="spellEnd"/>
+      <w:r>
+        <w:t xml:space="preserve"> computed property </w:t>
+      </w:r>
+      <w:proofErr w:type="spellStart"/>
+      <w:r>
+        <w:t>és</w:t>
+      </w:r>
+      <w:proofErr w:type="spellEnd"/>
+      <w:r>
+        <w:t xml:space="preserve"> a </w:t>
+      </w:r>
+      <w:proofErr w:type="spellStart"/>
+      <w:r>
+        <w:t>SubjectEnrollmentHelper.CanEnroll</w:t>
+      </w:r>
+      <w:proofErr w:type="spellEnd"/>
+      <w:r>
+        <w:t xml:space="preserve">() </w:t>
+      </w:r>
+      <w:proofErr w:type="spellStart"/>
+      <w:r>
+        <w:t>metódus</w:t>
+      </w:r>
+      <w:proofErr w:type="spellEnd"/>
+      <w:r>
+        <w:t xml:space="preserve"> </w:t>
+      </w:r>
+      <w:proofErr w:type="spellStart"/>
+      <w:r>
+        <w:t>automatikus</w:t>
+      </w:r>
+      <w:proofErr w:type="spellEnd"/>
+      <w:r>
+        <w:t xml:space="preserve"> </w:t>
+      </w:r>
+      <w:proofErr w:type="spellStart"/>
+      <w:r>
+        <w:t>ellenőrzése</w:t>
+      </w:r>
+      <w:proofErr w:type="spellEnd"/>
+      <w:r>
+        <w:t xml:space="preserve">. A </w:t>
+      </w:r>
+      <w:proofErr w:type="spellStart"/>
+      <w:r>
+        <w:t>tesztek</w:t>
+      </w:r>
+      <w:proofErr w:type="spellEnd"/>
+      <w:r>
+        <w:t xml:space="preserve"> </w:t>
+      </w:r>
+      <w:proofErr w:type="spellStart"/>
+      <w:r>
+        <w:t>xUnit</w:t>
+      </w:r>
+      <w:proofErr w:type="spellEnd"/>
+      <w:r>
+        <w:t xml:space="preserve"> </w:t>
+      </w:r>
+      <w:proofErr w:type="spellStart"/>
+      <w:r>
+        <w:t>keretrendszerrel</w:t>
+      </w:r>
+      <w:proofErr w:type="spellEnd"/>
+      <w:r>
+        <w:t xml:space="preserve"> </w:t>
+      </w:r>
+      <w:proofErr w:type="spellStart"/>
+      <w:r>
+        <w:t>futnak</w:t>
+      </w:r>
+      <w:proofErr w:type="spellEnd"/>
+      <w:r>
+        <w:t xml:space="preserve">, </w:t>
+      </w:r>
+      <w:proofErr w:type="spellStart"/>
+      <w:r>
+        <w:t>adatbázis-kapcsolat</w:t>
+      </w:r>
+      <w:proofErr w:type="spellEnd"/>
+      <w:r>
+        <w:t xml:space="preserve"> </w:t>
+      </w:r>
+      <w:proofErr w:type="spellStart"/>
+      <w:r>
+        <w:t>nélkül</w:t>
+      </w:r>
+      <w:proofErr w:type="spellEnd"/>
+      <w:r>
+        <w:t>.</w:t>
+      </w:r>
+    </w:p>
+    <w:tbl>
+      <w:tblPr>
+        <w:tblW w:w="9027" w:type="dxa"/>
+        <w:tblLayout w:type="fixed"/>
+        <w:tblCellMar>
+          <w:top w:w="80" w:type="dxa"/>
+          <w:left w:w="120" w:type="dxa"/>
+          <w:bottom w:w="80" w:type="dxa"/>
+          <w:right w:w="120" w:type="dxa"/>
+        </w:tblCellMar>
+        <w:tblLook w:val="04A0" w:firstRow="1" w:lastRow="0" w:firstColumn="1" w:lastColumn="0" w:noHBand="0" w:noVBand="1"/>
+      </w:tblPr>
+      <w:tblGrid>
+        <w:gridCol w:w="4200"/>
+        <w:gridCol w:w="3200"/>
+        <w:gridCol w:w="1627"/>
+      </w:tblGrid>
+      <w:tr>
+        <w:trPr>
+          <w:tblHeader/>
+        </w:trPr>
+        <w:tc>
+          <w:tcPr>
+            <w:tcW w:w="4200" w:type="dxa"/>
+            <w:tcBorders>
+              <w:top w:val="single" w:sz="2" w:space="0" w:color="CCCCCC"/>
+              <w:left w:val="single" w:sz="2" w:space="0" w:color="CCCCCC"/>
+              <w:bottom w:val="single" w:sz="2" w:space="0" w:color="CCCCCC"/>
+              <w:right w:val="single" w:sz="2" w:space="0" w:color="CCCCCC"/>
+            </w:tcBorders>
+            <w:shd w:val="clear" w:color="auto" w:fill="E8F5E9"/>
+          </w:tcPr>
+          <w:p>
+            <w:proofErr w:type="spellStart"/>
+            <w:r>
+              <w:rPr>
+                <w:b/>
+                <w:bCs/>
+              </w:rPr>
+              <w:t>Teszteset</w:t>
+            </w:r>
+            <w:proofErr w:type="spellEnd"/>
+            <w:r>
+              <w:rPr>
+                <w:b/>
+                <w:bCs/>
+              </w:rPr>
+              <w:t xml:space="preserve"> neve</w:t>
+            </w:r>
+          </w:p>
+        </w:tc>
+        <w:tc>
+          <w:tcPr>
+            <w:tcW w:w="3200" w:type="dxa"/>
+            <w:tcBorders>
+              <w:top w:val="single" w:sz="2" w:space="0" w:color="CCCCCC"/>
+              <w:left w:val="single" w:sz="2" w:space="0" w:color="CCCCCC"/>
+              <w:bottom w:val="single" w:sz="2" w:space="0" w:color="CCCCCC"/>
+              <w:right w:val="single" w:sz="2" w:space="0" w:color="CCCCCC"/>
+            </w:tcBorders>
+            <w:shd w:val="clear" w:color="auto" w:fill="E8F5E9"/>
+          </w:tcPr>
+          <w:p>
+            <w:proofErr w:type="spellStart"/>
+            <w:r>
+              <w:rPr>
+                <w:b/>
+                <w:bCs/>
+              </w:rPr>
+              <w:t>Elvárt</w:t>
+            </w:r>
+            <w:proofErr w:type="spellEnd"/>
+            <w:r>
+              <w:rPr>
+                <w:b/>
+                <w:bCs/>
+              </w:rPr>
+              <w:t xml:space="preserve"> </w:t>
+            </w:r>
+            <w:proofErr w:type="spellStart"/>
+            <w:r>
+              <w:rPr>
+                <w:b/>
+                <w:bCs/>
+              </w:rPr>
+              <w:t>viselkedés</w:t>
+            </w:r>
+            <w:proofErr w:type="spellEnd"/>
+          </w:p>
+        </w:tc>
+        <w:tc>
+          <w:tcPr>
+            <w:tcW w:w="1627" w:type="dxa"/>
+            <w:tcBorders>
+              <w:top w:val="single" w:sz="2" w:space="0" w:color="CCCCCC"/>
+              <w:left w:val="single" w:sz="2" w:space="0" w:color="CCCCCC"/>
+              <w:bottom w:val="single" w:sz="2" w:space="0" w:color="CCCCCC"/>
+              <w:right w:val="single" w:sz="2" w:space="0" w:color="CCCCCC"/>
+            </w:tcBorders>
+            <w:shd w:val="clear" w:color="auto" w:fill="E8F5E9"/>
+          </w:tcPr>
+          <w:p>
+            <w:proofErr w:type="spellStart"/>
+            <w:r>
+              <w:rPr>
+                <w:b/>
+                <w:bCs/>
+              </w:rPr>
+              <w:t>Eredmény</w:t>
+            </w:r>
+            <w:proofErr w:type="spellEnd"/>
+          </w:p>
+        </w:tc>
+      </w:tr>
+      <w:tr>
+        <w:tc>
+          <w:tcPr>
+            <w:tcW w:w="4200" w:type="dxa"/>
+            <w:tcBorders>
+              <w:top w:val="single" w:sz="2" w:space="0" w:color="CCCCCC"/>
+              <w:left w:val="single" w:sz="2" w:space="0" w:color="CCCCCC"/>
+              <w:bottom w:val="single" w:sz="2" w:space="0" w:color="CCCCCC"/>
+              <w:right w:val="single" w:sz="2" w:space="0" w:color="CCCCCC"/>
+            </w:tcBorders>
+          </w:tcPr>
+          <w:p>
+            <w:proofErr w:type="spellStart"/>
+            <w:r>
+              <w:t>FreeSlots_Helyes_Szamitas</w:t>
+            </w:r>
+            <w:proofErr w:type="spellEnd"/>
+          </w:p>
+        </w:tc>
+        <w:tc>
+          <w:tcPr>
+            <w:tcW w:w="3200" w:type="dxa"/>
+            <w:tcBorders>
+              <w:top w:val="single" w:sz="2" w:space="0" w:color="CCCCCC"/>
+              <w:left w:val="single" w:sz="2" w:space="0" w:color="CCCCCC"/>
+              <w:bottom w:val="single" w:sz="2" w:space="0" w:color="CCCCCC"/>
+              <w:right w:val="single" w:sz="2" w:space="0" w:color="CCCCCC"/>
+            </w:tcBorders>
+          </w:tcPr>
+          <w:p>
+            <w:proofErr w:type="spellStart"/>
+            <w:proofErr w:type="gramStart"/>
+            <w:r>
+              <w:t>MaxStudents</w:t>
+            </w:r>
+            <w:proofErr w:type="spellEnd"/>
+            <w:r>
+              <w:t>(</w:t>
+            </w:r>
+            <w:proofErr w:type="gramEnd"/>
+            <w:r>
+              <w:t xml:space="preserve">30) − </w:t>
+            </w:r>
+            <w:proofErr w:type="spellStart"/>
+            <w:proofErr w:type="gramStart"/>
+            <w:r>
+              <w:t>CurrentEnrollments</w:t>
+            </w:r>
+            <w:proofErr w:type="spellEnd"/>
+            <w:r>
+              <w:t>(</w:t>
+            </w:r>
+            <w:proofErr w:type="gramEnd"/>
+            <w:r>
+              <w:t>12) = 18</w:t>
+            </w:r>
+          </w:p>
+        </w:tc>
+        <w:tc>
+          <w:tcPr>
+            <w:tcW w:w="1627" w:type="dxa"/>
+            <w:tcBorders>
+              <w:top w:val="single" w:sz="2" w:space="0" w:color="CCCCCC"/>
+              <w:left w:val="single" w:sz="2" w:space="0" w:color="CCCCCC"/>
+              <w:bottom w:val="single" w:sz="2" w:space="0" w:color="CCCCCC"/>
+              <w:right w:val="single" w:sz="2" w:space="0" w:color="CCCCCC"/>
+            </w:tcBorders>
+          </w:tcPr>
+          <w:p>
+            <w:r>
+              <w:rPr>
+                <w:b/>
+                <w:bCs/>
+                <w:color w:val="0A7B0A"/>
+              </w:rPr>
+              <w:t xml:space="preserve">✅ </w:t>
+            </w:r>
+            <w:proofErr w:type="spellStart"/>
+            <w:r>
+              <w:rPr>
+                <w:b/>
+                <w:bCs/>
+                <w:color w:val="0A7B0A"/>
+              </w:rPr>
+              <w:t>Teljesített</w:t>
+            </w:r>
+            <w:proofErr w:type="spellEnd"/>
+          </w:p>
+        </w:tc>
+      </w:tr>
+      <w:tr>
+        <w:tc>
+          <w:tcPr>
+            <w:tcW w:w="4200" w:type="dxa"/>
+            <w:tcBorders>
+              <w:top w:val="single" w:sz="2" w:space="0" w:color="CCCCCC"/>
+              <w:left w:val="single" w:sz="2" w:space="0" w:color="CCCCCC"/>
+              <w:bottom w:val="single" w:sz="2" w:space="0" w:color="CCCCCC"/>
+              <w:right w:val="single" w:sz="2" w:space="0" w:color="CCCCCC"/>
+            </w:tcBorders>
+          </w:tcPr>
+          <w:p>
+            <w:proofErr w:type="spellStart"/>
+            <w:r>
+              <w:t>FreeSlots_Nulla_Ha_Tele_Van</w:t>
+            </w:r>
+            <w:proofErr w:type="spellEnd"/>
+          </w:p>
+        </w:tc>
+        <w:tc>
+          <w:tcPr>
+            <w:tcW w:w="3200" w:type="dxa"/>
+            <w:tcBorders>
+              <w:top w:val="single" w:sz="2" w:space="0" w:color="CCCCCC"/>
+              <w:left w:val="single" w:sz="2" w:space="0" w:color="CCCCCC"/>
+              <w:bottom w:val="single" w:sz="2" w:space="0" w:color="CCCCCC"/>
+              <w:right w:val="single" w:sz="2" w:space="0" w:color="CCCCCC"/>
+            </w:tcBorders>
+          </w:tcPr>
+          <w:p>
+            <w:proofErr w:type="spellStart"/>
+            <w:r>
+              <w:t>MaxStudents</w:t>
+            </w:r>
+            <w:proofErr w:type="spellEnd"/>
+            <w:r>
+              <w:t xml:space="preserve"> == </w:t>
+            </w:r>
+            <w:proofErr w:type="spellStart"/>
+            <w:r>
+              <w:t>CurrentEnrollments</w:t>
+            </w:r>
+            <w:proofErr w:type="spellEnd"/>
+            <w:r>
+              <w:t xml:space="preserve"> → </w:t>
+            </w:r>
+            <w:proofErr w:type="spellStart"/>
+            <w:r>
+              <w:t>FreeSlots</w:t>
+            </w:r>
+            <w:proofErr w:type="spellEnd"/>
+            <w:r>
+              <w:t xml:space="preserve"> = 0</w:t>
+            </w:r>
+          </w:p>
+        </w:tc>
+        <w:tc>
+          <w:tcPr>
+            <w:tcW w:w="1627" w:type="dxa"/>
+            <w:tcBorders>
+              <w:top w:val="single" w:sz="2" w:space="0" w:color="CCCCCC"/>
+              <w:left w:val="single" w:sz="2" w:space="0" w:color="CCCCCC"/>
+              <w:bottom w:val="single" w:sz="2" w:space="0" w:color="CCCCCC"/>
+              <w:right w:val="single" w:sz="2" w:space="0" w:color="CCCCCC"/>
+            </w:tcBorders>
+          </w:tcPr>
+          <w:p>
+            <w:r>
+              <w:rPr>
+                <w:b/>
+                <w:bCs/>
+                <w:color w:val="0A7B0A"/>
+              </w:rPr>
+              <w:t xml:space="preserve">✅ </w:t>
+            </w:r>
+            <w:proofErr w:type="spellStart"/>
+            <w:r>
+              <w:rPr>
+                <w:b/>
+                <w:bCs/>
+                <w:color w:val="0A7B0A"/>
+              </w:rPr>
+              <w:t>Teljesített</w:t>
+            </w:r>
+            <w:proofErr w:type="spellEnd"/>
+          </w:p>
+        </w:tc>
+      </w:tr>
+      <w:tr>
+        <w:tc>
+          <w:tcPr>
+            <w:tcW w:w="4200" w:type="dxa"/>
+            <w:tcBorders>
+              <w:top w:val="single" w:sz="2" w:space="0" w:color="CCCCCC"/>
+              <w:left w:val="single" w:sz="2" w:space="0" w:color="CCCCCC"/>
+              <w:bottom w:val="single" w:sz="2" w:space="0" w:color="CCCCCC"/>
+              <w:right w:val="single" w:sz="2" w:space="0" w:color="CCCCCC"/>
+            </w:tcBorders>
+          </w:tcPr>
+          <w:p>
+            <w:proofErr w:type="spellStart"/>
+            <w:r>
+              <w:t>CanEnroll_Igaz_Ha_Van_Szabad_Hely</w:t>
+            </w:r>
+            <w:proofErr w:type="spellEnd"/>
+          </w:p>
+        </w:tc>
+        <w:tc>
+          <w:tcPr>
+            <w:tcW w:w="3200" w:type="dxa"/>
+            <w:tcBorders>
+              <w:top w:val="single" w:sz="2" w:space="0" w:color="CCCCCC"/>
+              <w:left w:val="single" w:sz="2" w:space="0" w:color="CCCCCC"/>
+              <w:bottom w:val="single" w:sz="2" w:space="0" w:color="CCCCCC"/>
+              <w:right w:val="single" w:sz="2" w:space="0" w:color="CCCCCC"/>
+            </w:tcBorders>
+          </w:tcPr>
+          <w:p>
+            <w:proofErr w:type="spellStart"/>
+            <w:r>
+              <w:t>FreeSlots</w:t>
+            </w:r>
+            <w:proofErr w:type="spellEnd"/>
+            <w:r>
+              <w:t xml:space="preserve"> = 15 &gt; 0 → </w:t>
+            </w:r>
+            <w:proofErr w:type="spellStart"/>
+            <w:r>
+              <w:t>CanEnroll</w:t>
+            </w:r>
+            <w:proofErr w:type="spellEnd"/>
+            <w:r>
+              <w:t xml:space="preserve"> </w:t>
+            </w:r>
+            <w:proofErr w:type="spellStart"/>
+            <w:r>
+              <w:t>igaz</w:t>
+            </w:r>
+            <w:proofErr w:type="spellEnd"/>
+          </w:p>
+        </w:tc>
+        <w:tc>
+          <w:tcPr>
+            <w:tcW w:w="1627" w:type="dxa"/>
+            <w:tcBorders>
+              <w:top w:val="single" w:sz="2" w:space="0" w:color="CCCCCC"/>
+              <w:left w:val="single" w:sz="2" w:space="0" w:color="CCCCCC"/>
+              <w:bottom w:val="single" w:sz="2" w:space="0" w:color="CCCCCC"/>
+              <w:right w:val="single" w:sz="2" w:space="0" w:color="CCCCCC"/>
+            </w:tcBorders>
+          </w:tcPr>
+          <w:p>
+            <w:r>
+              <w:rPr>
+                <w:b/>
+                <w:bCs/>
+                <w:color w:val="0A7B0A"/>
+              </w:rPr>
+              <w:t xml:space="preserve">✅ </w:t>
+            </w:r>
+            <w:proofErr w:type="spellStart"/>
+            <w:r>
+              <w:rPr>
+                <w:b/>
+                <w:bCs/>
+                <w:color w:val="0A7B0A"/>
+              </w:rPr>
+              <w:t>Teljesített</w:t>
+            </w:r>
+            <w:proofErr w:type="spellEnd"/>
+          </w:p>
+        </w:tc>
+      </w:tr>
+      <w:tr>
+        <w:tc>
+          <w:tcPr>
+            <w:tcW w:w="4200" w:type="dxa"/>
+            <w:tcBorders>
+              <w:top w:val="single" w:sz="2" w:space="0" w:color="CCCCCC"/>
+              <w:left w:val="single" w:sz="2" w:space="0" w:color="CCCCCC"/>
+              <w:bottom w:val="single" w:sz="2" w:space="0" w:color="CCCCCC"/>
+              <w:right w:val="single" w:sz="2" w:space="0" w:color="CCCCCC"/>
+            </w:tcBorders>
+          </w:tcPr>
+          <w:p>
+            <w:proofErr w:type="spellStart"/>
+            <w:r>
+              <w:t>CanEnroll_Hamis_Ha_Tele_Van</w:t>
+            </w:r>
+            <w:proofErr w:type="spellEnd"/>
+          </w:p>
+        </w:tc>
+        <w:tc>
+          <w:tcPr>
+            <w:tcW w:w="3200" w:type="dxa"/>
+            <w:tcBorders>
+              <w:top w:val="single" w:sz="2" w:space="0" w:color="CCCCCC"/>
+              <w:left w:val="single" w:sz="2" w:space="0" w:color="CCCCCC"/>
+              <w:bottom w:val="single" w:sz="2" w:space="0" w:color="CCCCCC"/>
+              <w:right w:val="single" w:sz="2" w:space="0" w:color="CCCCCC"/>
+            </w:tcBorders>
+          </w:tcPr>
+          <w:p>
+            <w:proofErr w:type="spellStart"/>
+            <w:r>
+              <w:t>FreeSlots</w:t>
+            </w:r>
+            <w:proofErr w:type="spellEnd"/>
+            <w:r>
+              <w:t xml:space="preserve"> = 0 → </w:t>
+            </w:r>
+            <w:proofErr w:type="spellStart"/>
+            <w:r>
+              <w:t>CanEnroll</w:t>
+            </w:r>
+            <w:proofErr w:type="spellEnd"/>
+            <w:r>
+              <w:t xml:space="preserve"> </w:t>
+            </w:r>
+            <w:proofErr w:type="spellStart"/>
+            <w:r>
+              <w:t>hamis</w:t>
+            </w:r>
+            <w:proofErr w:type="spellEnd"/>
+          </w:p>
+        </w:tc>
+        <w:tc>
+          <w:tcPr>
+            <w:tcW w:w="1627" w:type="dxa"/>
+            <w:tcBorders>
+              <w:top w:val="single" w:sz="2" w:space="0" w:color="CCCCCC"/>
+              <w:left w:val="single" w:sz="2" w:space="0" w:color="CCCCCC"/>
+              <w:bottom w:val="single" w:sz="2" w:space="0" w:color="CCCCCC"/>
+              <w:right w:val="single" w:sz="2" w:space="0" w:color="CCCCCC"/>
+            </w:tcBorders>
+          </w:tcPr>
+          <w:p>
+            <w:r>
+              <w:rPr>
+                <w:b/>
+                <w:bCs/>
+                <w:color w:val="0A7B0A"/>
+              </w:rPr>
+              <w:t xml:space="preserve">✅ </w:t>
+            </w:r>
+            <w:proofErr w:type="spellStart"/>
+            <w:r>
+              <w:rPr>
+                <w:b/>
+                <w:bCs/>
+                <w:color w:val="0A7B0A"/>
+              </w:rPr>
+              <w:t>Teljesített</w:t>
+            </w:r>
+            <w:proofErr w:type="spellEnd"/>
+          </w:p>
+        </w:tc>
+      </w:tr>
+      <w:tr>
+        <w:tc>
+          <w:tcPr>
+            <w:tcW w:w="4200" w:type="dxa"/>
+            <w:tcBorders>
+              <w:top w:val="single" w:sz="2" w:space="0" w:color="CCCCCC"/>
+              <w:left w:val="single" w:sz="2" w:space="0" w:color="CCCCCC"/>
+              <w:bottom w:val="single" w:sz="2" w:space="0" w:color="CCCCCC"/>
+              <w:right w:val="single" w:sz="2" w:space="0" w:color="CCCCCC"/>
+            </w:tcBorders>
+          </w:tcPr>
+          <w:p>
+            <w:proofErr w:type="spellStart"/>
+            <w:r>
+              <w:t>CanEnroll_Hamis_Ha_Tulterhelt</w:t>
+            </w:r>
+            <w:proofErr w:type="spellEnd"/>
+          </w:p>
+        </w:tc>
+        <w:tc>
+          <w:tcPr>
+            <w:tcW w:w="3200" w:type="dxa"/>
+            <w:tcBorders>
+              <w:top w:val="single" w:sz="2" w:space="0" w:color="CCCCCC"/>
+              <w:left w:val="single" w:sz="2" w:space="0" w:color="CCCCCC"/>
+              <w:bottom w:val="single" w:sz="2" w:space="0" w:color="CCCCCC"/>
+              <w:right w:val="single" w:sz="2" w:space="0" w:color="CCCCCC"/>
+            </w:tcBorders>
+          </w:tcPr>
+          <w:p>
+            <w:proofErr w:type="spellStart"/>
+            <w:proofErr w:type="gramStart"/>
+            <w:r>
+              <w:t>CurrentEnrollments</w:t>
+            </w:r>
+            <w:proofErr w:type="spellEnd"/>
+            <w:r>
+              <w:t>(</w:t>
+            </w:r>
+            <w:proofErr w:type="gramEnd"/>
+            <w:r>
+              <w:t xml:space="preserve">11) &gt; </w:t>
+            </w:r>
+            <w:proofErr w:type="spellStart"/>
+            <w:proofErr w:type="gramStart"/>
+            <w:r>
+              <w:t>MaxStudents</w:t>
+            </w:r>
+            <w:proofErr w:type="spellEnd"/>
+            <w:r>
+              <w:t>(</w:t>
+            </w:r>
+            <w:proofErr w:type="gramEnd"/>
+            <w:r>
+              <w:t xml:space="preserve">10) → </w:t>
+            </w:r>
+            <w:proofErr w:type="spellStart"/>
+            <w:r>
+              <w:t>hamis</w:t>
+            </w:r>
+            <w:proofErr w:type="spellEnd"/>
+          </w:p>
+        </w:tc>
+        <w:tc>
+          <w:tcPr>
+            <w:tcW w:w="1627" w:type="dxa"/>
+            <w:tcBorders>
+              <w:top w:val="single" w:sz="2" w:space="0" w:color="CCCCCC"/>
+              <w:left w:val="single" w:sz="2" w:space="0" w:color="CCCCCC"/>
+              <w:bottom w:val="single" w:sz="2" w:space="0" w:color="CCCCCC"/>
+              <w:right w:val="single" w:sz="2" w:space="0" w:color="CCCCCC"/>
+            </w:tcBorders>
+          </w:tcPr>
+          <w:p>
+            <w:r>
+              <w:rPr>
+                <w:b/>
+                <w:bCs/>
+                <w:color w:val="0A7B0A"/>
+              </w:rPr>
+              <w:t xml:space="preserve">✅ </w:t>
+            </w:r>
+            <w:proofErr w:type="spellStart"/>
+            <w:r>
+              <w:rPr>
+                <w:b/>
+                <w:bCs/>
+                <w:color w:val="0A7B0A"/>
+              </w:rPr>
+              <w:t>Teljesített</w:t>
+            </w:r>
+            <w:proofErr w:type="spellEnd"/>
+          </w:p>
+        </w:tc>
+      </w:tr>
+      <w:tr>
+        <w:tc>
+          <w:tcPr>
+            <w:tcW w:w="4200" w:type="dxa"/>
+            <w:tcBorders>
+              <w:top w:val="single" w:sz="2" w:space="0" w:color="CCCCCC"/>
+              <w:left w:val="single" w:sz="2" w:space="0" w:color="CCCCCC"/>
+              <w:bottom w:val="single" w:sz="2" w:space="0" w:color="CCCCCC"/>
+              <w:right w:val="single" w:sz="2" w:space="0" w:color="CCCCCC"/>
+            </w:tcBorders>
+          </w:tcPr>
+          <w:p>
+            <w:proofErr w:type="spellStart"/>
+            <w:r>
+              <w:t>Egy_Szabad_Hellyel_CanEnroll_Igaz</w:t>
+            </w:r>
+            <w:proofErr w:type="spellEnd"/>
+          </w:p>
+        </w:tc>
+        <w:tc>
+          <w:tcPr>
+            <w:tcW w:w="3200" w:type="dxa"/>
+            <w:tcBorders>
+              <w:top w:val="single" w:sz="2" w:space="0" w:color="CCCCCC"/>
+              <w:left w:val="single" w:sz="2" w:space="0" w:color="CCCCCC"/>
+              <w:bottom w:val="single" w:sz="2" w:space="0" w:color="CCCCCC"/>
+              <w:right w:val="single" w:sz="2" w:space="0" w:color="CCCCCC"/>
+            </w:tcBorders>
+          </w:tcPr>
+          <w:p>
+            <w:proofErr w:type="spellStart"/>
+            <w:proofErr w:type="gramStart"/>
+            <w:r>
+              <w:t>MaxStudents</w:t>
+            </w:r>
+            <w:proofErr w:type="spellEnd"/>
+            <w:r>
+              <w:t>(</w:t>
+            </w:r>
+            <w:proofErr w:type="gramEnd"/>
+            <w:r>
+              <w:t xml:space="preserve">25) − </w:t>
+            </w:r>
+            <w:proofErr w:type="gramStart"/>
+            <w:r>
+              <w:t>Current(</w:t>
+            </w:r>
+            <w:proofErr w:type="gramEnd"/>
+            <w:r>
+              <w:t xml:space="preserve">24) = 1 → </w:t>
+            </w:r>
+            <w:proofErr w:type="spellStart"/>
+            <w:r>
+              <w:t>igaz</w:t>
+            </w:r>
+            <w:proofErr w:type="spellEnd"/>
+          </w:p>
+        </w:tc>
+        <w:tc>
+          <w:tcPr>
+            <w:tcW w:w="1627" w:type="dxa"/>
+            <w:tcBorders>
+              <w:top w:val="single" w:sz="2" w:space="0" w:color="CCCCCC"/>
+              <w:left w:val="single" w:sz="2" w:space="0" w:color="CCCCCC"/>
+              <w:bottom w:val="single" w:sz="2" w:space="0" w:color="CCCCCC"/>
+              <w:right w:val="single" w:sz="2" w:space="0" w:color="CCCCCC"/>
+            </w:tcBorders>
+          </w:tcPr>
+          <w:p>
+            <w:r>
+              <w:rPr>
+                <w:b/>
+                <w:bCs/>
+                <w:color w:val="0A7B0A"/>
+              </w:rPr>
+              <w:t xml:space="preserve">✅ </w:t>
+            </w:r>
+            <w:proofErr w:type="spellStart"/>
+            <w:r>
+              <w:rPr>
+                <w:b/>
+                <w:bCs/>
+                <w:color w:val="0A7B0A"/>
+              </w:rPr>
+              <w:t>Teljesített</w:t>
+            </w:r>
+            <w:proofErr w:type="spellEnd"/>
+          </w:p>
+        </w:tc>
+      </w:tr>
+      <w:tr>
+        <w:tc>
+          <w:tcPr>
+            <w:tcW w:w="4200" w:type="dxa"/>
+            <w:tcBorders>
+              <w:top w:val="single" w:sz="2" w:space="0" w:color="CCCCCC"/>
+              <w:left w:val="single" w:sz="2" w:space="0" w:color="CCCCCC"/>
+              <w:bottom w:val="single" w:sz="2" w:space="0" w:color="CCCCCC"/>
+              <w:right w:val="single" w:sz="2" w:space="0" w:color="CCCCCC"/>
+            </w:tcBorders>
+          </w:tcPr>
+          <w:p>
+            <w:proofErr w:type="spellStart"/>
+            <w:r>
+              <w:t>FreeSlots_Szamitasa_Kulonbozo_Esetekre</w:t>
+            </w:r>
+            <w:proofErr w:type="spellEnd"/>
+            <w:r>
+              <w:t xml:space="preserve"> [Theory×4]</w:t>
+            </w:r>
+          </w:p>
+        </w:tc>
+        <w:tc>
+          <w:tcPr>
+            <w:tcW w:w="3200" w:type="dxa"/>
+            <w:tcBorders>
+              <w:top w:val="single" w:sz="2" w:space="0" w:color="CCCCCC"/>
+              <w:left w:val="single" w:sz="2" w:space="0" w:color="CCCCCC"/>
+              <w:bottom w:val="single" w:sz="2" w:space="0" w:color="CCCCCC"/>
+              <w:right w:val="single" w:sz="2" w:space="0" w:color="CCCCCC"/>
+            </w:tcBorders>
+          </w:tcPr>
+          <w:p>
+            <w:r>
+              <w:t>[30,0,30] / [</w:t>
+            </w:r>
+            <w:proofErr w:type="gramStart"/>
+            <w:r>
+              <w:t>30,15,15</w:t>
+            </w:r>
+            <w:proofErr w:type="gramEnd"/>
+            <w:r>
+              <w:t>] / [30,30,0] / [1,1,0]</w:t>
+            </w:r>
+          </w:p>
+        </w:tc>
+        <w:tc>
+          <w:tcPr>
+            <w:tcW w:w="1627" w:type="dxa"/>
+            <w:tcBorders>
+              <w:top w:val="single" w:sz="2" w:space="0" w:color="CCCCCC"/>
+              <w:left w:val="single" w:sz="2" w:space="0" w:color="CCCCCC"/>
+              <w:bottom w:val="single" w:sz="2" w:space="0" w:color="CCCCCC"/>
+              <w:right w:val="single" w:sz="2" w:space="0" w:color="CCCCCC"/>
+            </w:tcBorders>
+          </w:tcPr>
+          <w:p>
+            <w:r>
+              <w:rPr>
+                <w:b/>
+                <w:bCs/>
+                <w:color w:val="0A7B0A"/>
+              </w:rPr>
+              <w:t xml:space="preserve">✅ </w:t>
+            </w:r>
+            <w:proofErr w:type="spellStart"/>
+            <w:r>
+              <w:rPr>
+                <w:b/>
+                <w:bCs/>
+                <w:color w:val="0A7B0A"/>
+              </w:rPr>
+              <w:t>Teljesített</w:t>
+            </w:r>
+            <w:proofErr w:type="spellEnd"/>
+          </w:p>
+        </w:tc>
+      </w:tr>
+    </w:tbl>
+    <w:p>
+      <w:pPr>
+        <w:pStyle w:val="Cmsor2"/>
+      </w:pPr>
+      <w:r>
+        <w:br w:type="page"/>
+      </w:r>
+      <w:bookmarkStart w:id="48" w:name="_Toc226154980"/>
+      <w:r>
+        <w:lastRenderedPageBreak/>
+        <w:t xml:space="preserve">8.4 Unit </w:t>
+      </w:r>
+      <w:proofErr w:type="spellStart"/>
+      <w:r>
+        <w:t>tesztek</w:t>
+      </w:r>
+      <w:proofErr w:type="spellEnd"/>
+      <w:r>
+        <w:t xml:space="preserve">: </w:t>
+      </w:r>
+      <w:proofErr w:type="spellStart"/>
+      <w:r>
+        <w:t>Tantárgy</w:t>
+      </w:r>
+      <w:proofErr w:type="spellEnd"/>
+      <w:r>
+        <w:t xml:space="preserve"> </w:t>
+      </w:r>
+      <w:proofErr w:type="spellStart"/>
+      <w:r>
+        <w:t>felvétel</w:t>
+      </w:r>
+      <w:proofErr w:type="spellEnd"/>
+      <w:r>
+        <w:t xml:space="preserve"> </w:t>
+      </w:r>
+      <w:proofErr w:type="spellStart"/>
+      <w:r>
+        <w:t>duplikáció</w:t>
+      </w:r>
+      <w:proofErr w:type="spellEnd"/>
+      <w:r>
+        <w:t xml:space="preserve"> (</w:t>
+      </w:r>
+      <w:proofErr w:type="spellStart"/>
+      <w:r>
+        <w:t>TantargyFelvetelDuplikacioTesztek</w:t>
+      </w:r>
+      <w:proofErr w:type="spellEnd"/>
+      <w:r>
+        <w:t>)</w:t>
+      </w:r>
+      <w:bookmarkEnd w:id="48"/>
+    </w:p>
+    <w:p>
+      <w:pPr>
+        <w:spacing w:after="80"/>
+        <w:jc w:val="both"/>
+      </w:pPr>
+      <w:r>
+        <w:t xml:space="preserve">Az </w:t>
+      </w:r>
+      <w:proofErr w:type="spellStart"/>
+      <w:proofErr w:type="gramStart"/>
+      <w:r>
+        <w:t>IsAlreadyEnrolled</w:t>
+      </w:r>
+      <w:proofErr w:type="spellEnd"/>
+      <w:r>
+        <w:t>(</w:t>
+      </w:r>
+      <w:proofErr w:type="gramEnd"/>
+      <w:r>
+        <w:t xml:space="preserve">) helper </w:t>
+      </w:r>
+      <w:proofErr w:type="spellStart"/>
+      <w:r>
+        <w:t>metódus</w:t>
+      </w:r>
+      <w:proofErr w:type="spellEnd"/>
+      <w:r>
+        <w:t xml:space="preserve"> </w:t>
+      </w:r>
+      <w:proofErr w:type="spellStart"/>
+      <w:r>
+        <w:t>ellenőrzi</w:t>
+      </w:r>
+      <w:proofErr w:type="spellEnd"/>
+      <w:r>
+        <w:t xml:space="preserve">, </w:t>
+      </w:r>
+      <w:proofErr w:type="spellStart"/>
+      <w:r>
+        <w:t>hogy</w:t>
+      </w:r>
+      <w:proofErr w:type="spellEnd"/>
+      <w:r>
+        <w:t xml:space="preserve"> </w:t>
+      </w:r>
+      <w:proofErr w:type="spellStart"/>
+      <w:r>
+        <w:t>egy</w:t>
+      </w:r>
+      <w:proofErr w:type="spellEnd"/>
+      <w:r>
+        <w:t xml:space="preserve"> </w:t>
+      </w:r>
+      <w:proofErr w:type="spellStart"/>
+      <w:r>
+        <w:t>hallgató</w:t>
+      </w:r>
+      <w:proofErr w:type="spellEnd"/>
+      <w:r>
+        <w:t xml:space="preserve"> ne </w:t>
+      </w:r>
+      <w:proofErr w:type="spellStart"/>
+      <w:r>
+        <w:t>vehesse</w:t>
+      </w:r>
+      <w:proofErr w:type="spellEnd"/>
+      <w:r>
+        <w:t xml:space="preserve"> </w:t>
+      </w:r>
+      <w:proofErr w:type="spellStart"/>
+      <w:r>
+        <w:t>fel</w:t>
+      </w:r>
+      <w:proofErr w:type="spellEnd"/>
+      <w:r>
+        <w:t xml:space="preserve"> </w:t>
+      </w:r>
+      <w:proofErr w:type="spellStart"/>
+      <w:r>
+        <w:t>kétszer</w:t>
+      </w:r>
+      <w:proofErr w:type="spellEnd"/>
+      <w:r>
+        <w:t xml:space="preserve"> </w:t>
+      </w:r>
+      <w:proofErr w:type="spellStart"/>
+      <w:r>
+        <w:t>ugyanazt</w:t>
+      </w:r>
+      <w:proofErr w:type="spellEnd"/>
+      <w:r>
+        <w:t xml:space="preserve"> a </w:t>
+      </w:r>
+      <w:proofErr w:type="spellStart"/>
+      <w:r>
+        <w:t>tantárgyat</w:t>
+      </w:r>
+      <w:proofErr w:type="spellEnd"/>
+      <w:r>
+        <w:t xml:space="preserve">. A </w:t>
+      </w:r>
+      <w:proofErr w:type="spellStart"/>
+      <w:r>
+        <w:t>tesztek</w:t>
+      </w:r>
+      <w:proofErr w:type="spellEnd"/>
+      <w:r>
+        <w:t xml:space="preserve"> </w:t>
+      </w:r>
+      <w:proofErr w:type="spellStart"/>
+      <w:r>
+        <w:t>egy</w:t>
+      </w:r>
+      <w:proofErr w:type="spellEnd"/>
+      <w:r>
+        <w:t xml:space="preserve"> </w:t>
+      </w:r>
+      <w:proofErr w:type="spellStart"/>
+      <w:r>
+        <w:t>előre</w:t>
+      </w:r>
+      <w:proofErr w:type="spellEnd"/>
+      <w:r>
+        <w:t xml:space="preserve"> </w:t>
+      </w:r>
+      <w:proofErr w:type="spellStart"/>
+      <w:r>
+        <w:t>feltöltött</w:t>
+      </w:r>
+      <w:proofErr w:type="spellEnd"/>
+      <w:r>
+        <w:t xml:space="preserve"> </w:t>
+      </w:r>
+      <w:proofErr w:type="spellStart"/>
+      <w:r>
+        <w:t>listán</w:t>
+      </w:r>
+      <w:proofErr w:type="spellEnd"/>
+      <w:r>
+        <w:t xml:space="preserve"> (Matematika-101, Fizika-202) </w:t>
+      </w:r>
+      <w:proofErr w:type="spellStart"/>
+      <w:r>
+        <w:t>futnak</w:t>
+      </w:r>
+      <w:proofErr w:type="spellEnd"/>
+      <w:r>
+        <w:t>.</w:t>
+      </w:r>
+    </w:p>
+    <w:tbl>
+      <w:tblPr>
+        <w:tblW w:w="9027" w:type="dxa"/>
+        <w:tblLayout w:type="fixed"/>
+        <w:tblCellMar>
+          <w:top w:w="80" w:type="dxa"/>
+          <w:left w:w="120" w:type="dxa"/>
+          <w:bottom w:w="80" w:type="dxa"/>
+          <w:right w:w="120" w:type="dxa"/>
+        </w:tblCellMar>
+        <w:tblLook w:val="04A0" w:firstRow="1" w:lastRow="0" w:firstColumn="1" w:lastColumn="0" w:noHBand="0" w:noVBand="1"/>
+      </w:tblPr>
+      <w:tblGrid>
+        <w:gridCol w:w="4200"/>
+        <w:gridCol w:w="3200"/>
+        <w:gridCol w:w="1627"/>
+      </w:tblGrid>
+      <w:tr>
+        <w:trPr>
+          <w:tblHeader/>
+        </w:trPr>
+        <w:tc>
+          <w:tcPr>
+            <w:tcW w:w="4200" w:type="dxa"/>
+            <w:tcBorders>
+              <w:top w:val="single" w:sz="2" w:space="0" w:color="CCCCCC"/>
+              <w:left w:val="single" w:sz="2" w:space="0" w:color="CCCCCC"/>
+              <w:bottom w:val="single" w:sz="2" w:space="0" w:color="CCCCCC"/>
+              <w:right w:val="single" w:sz="2" w:space="0" w:color="CCCCCC"/>
+            </w:tcBorders>
+            <w:shd w:val="clear" w:color="auto" w:fill="E8F5E9"/>
+          </w:tcPr>
+          <w:p>
+            <w:proofErr w:type="spellStart"/>
+            <w:r>
+              <w:rPr>
+                <w:b/>
+                <w:bCs/>
+              </w:rPr>
+              <w:t>Teszteset</w:t>
+            </w:r>
+            <w:proofErr w:type="spellEnd"/>
+            <w:r>
+              <w:rPr>
+                <w:b/>
+                <w:bCs/>
+              </w:rPr>
+              <w:t xml:space="preserve"> neve</w:t>
+            </w:r>
+          </w:p>
+        </w:tc>
+        <w:tc>
+          <w:tcPr>
+            <w:tcW w:w="3200" w:type="dxa"/>
+            <w:tcBorders>
+              <w:top w:val="single" w:sz="2" w:space="0" w:color="CCCCCC"/>
+              <w:left w:val="single" w:sz="2" w:space="0" w:color="CCCCCC"/>
+              <w:bottom w:val="single" w:sz="2" w:space="0" w:color="CCCCCC"/>
+              <w:right w:val="single" w:sz="2" w:space="0" w:color="CCCCCC"/>
+            </w:tcBorders>
+            <w:shd w:val="clear" w:color="auto" w:fill="E8F5E9"/>
+          </w:tcPr>
+          <w:p>
+            <w:proofErr w:type="spellStart"/>
+            <w:r>
+              <w:rPr>
+                <w:b/>
+                <w:bCs/>
+              </w:rPr>
+              <w:t>Elvárt</w:t>
+            </w:r>
+            <w:proofErr w:type="spellEnd"/>
+            <w:r>
+              <w:rPr>
+                <w:b/>
+                <w:bCs/>
+              </w:rPr>
+              <w:t xml:space="preserve"> </w:t>
+            </w:r>
+            <w:proofErr w:type="spellStart"/>
+            <w:r>
+              <w:rPr>
+                <w:b/>
+                <w:bCs/>
+              </w:rPr>
+              <w:t>viselkedés</w:t>
+            </w:r>
+            <w:proofErr w:type="spellEnd"/>
+          </w:p>
+        </w:tc>
+        <w:tc>
+          <w:tcPr>
+            <w:tcW w:w="1627" w:type="dxa"/>
+            <w:tcBorders>
+              <w:top w:val="single" w:sz="2" w:space="0" w:color="CCCCCC"/>
+              <w:left w:val="single" w:sz="2" w:space="0" w:color="CCCCCC"/>
+              <w:bottom w:val="single" w:sz="2" w:space="0" w:color="CCCCCC"/>
+              <w:right w:val="single" w:sz="2" w:space="0" w:color="CCCCCC"/>
+            </w:tcBorders>
+            <w:shd w:val="clear" w:color="auto" w:fill="E8F5E9"/>
+          </w:tcPr>
+          <w:p>
+            <w:proofErr w:type="spellStart"/>
+            <w:r>
+              <w:rPr>
+                <w:b/>
+                <w:bCs/>
+              </w:rPr>
+              <w:t>Eredmény</w:t>
+            </w:r>
+            <w:proofErr w:type="spellEnd"/>
+          </w:p>
+        </w:tc>
+      </w:tr>
+      <w:tr>
+        <w:tc>
+          <w:tcPr>
+            <w:tcW w:w="4200" w:type="dxa"/>
+            <w:tcBorders>
+              <w:top w:val="single" w:sz="2" w:space="0" w:color="CCCCCC"/>
+              <w:left w:val="single" w:sz="2" w:space="0" w:color="CCCCCC"/>
+              <w:bottom w:val="single" w:sz="2" w:space="0" w:color="CCCCCC"/>
+              <w:right w:val="single" w:sz="2" w:space="0" w:color="CCCCCC"/>
+            </w:tcBorders>
+          </w:tcPr>
+          <w:p>
+            <w:proofErr w:type="spellStart"/>
+            <w:r>
+              <w:t>IsAlreadyEnrolled_Igaz_Ha_Mar_Felvet</w:t>
+            </w:r>
+            <w:proofErr w:type="spellEnd"/>
+          </w:p>
+        </w:tc>
+        <w:tc>
+          <w:tcPr>
+            <w:tcW w:w="3200" w:type="dxa"/>
+            <w:tcBorders>
+              <w:top w:val="single" w:sz="2" w:space="0" w:color="CCCCCC"/>
+              <w:left w:val="single" w:sz="2" w:space="0" w:color="CCCCCC"/>
+              <w:bottom w:val="single" w:sz="2" w:space="0" w:color="CCCCCC"/>
+              <w:right w:val="single" w:sz="2" w:space="0" w:color="CCCCCC"/>
+            </w:tcBorders>
+          </w:tcPr>
+          <w:p>
+            <w:proofErr w:type="spellStart"/>
+            <w:r>
+              <w:t>SubjectID</w:t>
+            </w:r>
+            <w:proofErr w:type="spellEnd"/>
+            <w:r>
+              <w:t xml:space="preserve"> 101 </w:t>
+            </w:r>
+            <w:proofErr w:type="spellStart"/>
+            <w:r>
+              <w:t>megtalálható</w:t>
+            </w:r>
+            <w:proofErr w:type="spellEnd"/>
+            <w:r>
+              <w:t xml:space="preserve"> a </w:t>
+            </w:r>
+            <w:proofErr w:type="spellStart"/>
+            <w:r>
+              <w:t>listában</w:t>
+            </w:r>
+            <w:proofErr w:type="spellEnd"/>
+            <w:r>
+              <w:t xml:space="preserve"> → </w:t>
+            </w:r>
+            <w:proofErr w:type="spellStart"/>
+            <w:r>
+              <w:t>igaz</w:t>
+            </w:r>
+            <w:proofErr w:type="spellEnd"/>
+          </w:p>
+        </w:tc>
+        <w:tc>
+          <w:tcPr>
+            <w:tcW w:w="1627" w:type="dxa"/>
+            <w:tcBorders>
+              <w:top w:val="single" w:sz="2" w:space="0" w:color="CCCCCC"/>
+              <w:left w:val="single" w:sz="2" w:space="0" w:color="CCCCCC"/>
+              <w:bottom w:val="single" w:sz="2" w:space="0" w:color="CCCCCC"/>
+              <w:right w:val="single" w:sz="2" w:space="0" w:color="CCCCCC"/>
+            </w:tcBorders>
+          </w:tcPr>
+          <w:p>
+            <w:r>
+              <w:rPr>
+                <w:b/>
+                <w:bCs/>
+                <w:color w:val="0A7B0A"/>
+              </w:rPr>
+              <w:t xml:space="preserve">✅ </w:t>
+            </w:r>
+            <w:proofErr w:type="spellStart"/>
+            <w:r>
+              <w:rPr>
+                <w:b/>
+                <w:bCs/>
+                <w:color w:val="0A7B0A"/>
+              </w:rPr>
+              <w:t>Teljesített</w:t>
+            </w:r>
+            <w:proofErr w:type="spellEnd"/>
+          </w:p>
+        </w:tc>
+      </w:tr>
+      <w:tr>
+        <w:tc>
+          <w:tcPr>
+            <w:tcW w:w="4200" w:type="dxa"/>
+            <w:tcBorders>
+              <w:top w:val="single" w:sz="2" w:space="0" w:color="CCCCCC"/>
+              <w:left w:val="single" w:sz="2" w:space="0" w:color="CCCCCC"/>
+              <w:bottom w:val="single" w:sz="2" w:space="0" w:color="CCCCCC"/>
+              <w:right w:val="single" w:sz="2" w:space="0" w:color="CCCCCC"/>
+            </w:tcBorders>
+          </w:tcPr>
+          <w:p>
+            <w:proofErr w:type="spellStart"/>
+            <w:r>
+              <w:t>IsAlreadyEnrolled_Hamis_Ha_Meg_Nem_Felvet</w:t>
+            </w:r>
+            <w:proofErr w:type="spellEnd"/>
+          </w:p>
+        </w:tc>
+        <w:tc>
+          <w:tcPr>
+            <w:tcW w:w="3200" w:type="dxa"/>
+            <w:tcBorders>
+              <w:top w:val="single" w:sz="2" w:space="0" w:color="CCCCCC"/>
+              <w:left w:val="single" w:sz="2" w:space="0" w:color="CCCCCC"/>
+              <w:bottom w:val="single" w:sz="2" w:space="0" w:color="CCCCCC"/>
+              <w:right w:val="single" w:sz="2" w:space="0" w:color="CCCCCC"/>
+            </w:tcBorders>
+          </w:tcPr>
+          <w:p>
+            <w:proofErr w:type="spellStart"/>
+            <w:r>
+              <w:t>SubjectID</w:t>
+            </w:r>
+            <w:proofErr w:type="spellEnd"/>
+            <w:r>
+              <w:t xml:space="preserve"> 999 </w:t>
+            </w:r>
+            <w:proofErr w:type="spellStart"/>
+            <w:r>
+              <w:t>nincs</w:t>
+            </w:r>
+            <w:proofErr w:type="spellEnd"/>
+            <w:r>
+              <w:t xml:space="preserve"> a </w:t>
+            </w:r>
+            <w:proofErr w:type="spellStart"/>
+            <w:r>
+              <w:t>listában</w:t>
+            </w:r>
+            <w:proofErr w:type="spellEnd"/>
+            <w:r>
+              <w:t xml:space="preserve"> → </w:t>
+            </w:r>
+            <w:proofErr w:type="spellStart"/>
+            <w:r>
+              <w:t>hamis</w:t>
+            </w:r>
+            <w:proofErr w:type="spellEnd"/>
+          </w:p>
+        </w:tc>
+        <w:tc>
+          <w:tcPr>
+            <w:tcW w:w="1627" w:type="dxa"/>
+            <w:tcBorders>
+              <w:top w:val="single" w:sz="2" w:space="0" w:color="CCCCCC"/>
+              <w:left w:val="single" w:sz="2" w:space="0" w:color="CCCCCC"/>
+              <w:bottom w:val="single" w:sz="2" w:space="0" w:color="CCCCCC"/>
+              <w:right w:val="single" w:sz="2" w:space="0" w:color="CCCCCC"/>
+            </w:tcBorders>
+          </w:tcPr>
+          <w:p>
+            <w:r>
+              <w:rPr>
+                <w:b/>
+                <w:bCs/>
+                <w:color w:val="0A7B0A"/>
+              </w:rPr>
+              <w:t xml:space="preserve">✅ </w:t>
+            </w:r>
+            <w:proofErr w:type="spellStart"/>
+            <w:r>
+              <w:rPr>
+                <w:b/>
+                <w:bCs/>
+                <w:color w:val="0A7B0A"/>
+              </w:rPr>
+              <w:t>Teljesített</w:t>
+            </w:r>
+            <w:proofErr w:type="spellEnd"/>
+          </w:p>
+        </w:tc>
+      </w:tr>
+      <w:tr>
+        <w:tc>
+          <w:tcPr>
+            <w:tcW w:w="4200" w:type="dxa"/>
+            <w:tcBorders>
+              <w:top w:val="single" w:sz="2" w:space="0" w:color="CCCCCC"/>
+              <w:left w:val="single" w:sz="2" w:space="0" w:color="CCCCCC"/>
+              <w:bottom w:val="single" w:sz="2" w:space="0" w:color="CCCCCC"/>
+              <w:right w:val="single" w:sz="2" w:space="0" w:color="CCCCCC"/>
+            </w:tcBorders>
+          </w:tcPr>
+          <w:p>
+            <w:proofErr w:type="spellStart"/>
+            <w:r>
+              <w:t>IsAlreadyEnrolled_Hamis_Ha_Ures_Lista</w:t>
+            </w:r>
+            <w:proofErr w:type="spellEnd"/>
+          </w:p>
+        </w:tc>
+        <w:tc>
+          <w:tcPr>
+            <w:tcW w:w="3200" w:type="dxa"/>
+            <w:tcBorders>
+              <w:top w:val="single" w:sz="2" w:space="0" w:color="CCCCCC"/>
+              <w:left w:val="single" w:sz="2" w:space="0" w:color="CCCCCC"/>
+              <w:bottom w:val="single" w:sz="2" w:space="0" w:color="CCCCCC"/>
+              <w:right w:val="single" w:sz="2" w:space="0" w:color="CCCCCC"/>
+            </w:tcBorders>
+          </w:tcPr>
+          <w:p>
+            <w:proofErr w:type="spellStart"/>
+            <w:r>
+              <w:t>Üres</w:t>
+            </w:r>
+            <w:proofErr w:type="spellEnd"/>
+            <w:r>
+              <w:t xml:space="preserve"> Enrollment </w:t>
+            </w:r>
+            <w:proofErr w:type="spellStart"/>
+            <w:r>
+              <w:t>lista</w:t>
+            </w:r>
+            <w:proofErr w:type="spellEnd"/>
+            <w:r>
+              <w:t xml:space="preserve"> → </w:t>
+            </w:r>
+            <w:proofErr w:type="spellStart"/>
+            <w:r>
+              <w:t>mindig</w:t>
+            </w:r>
+            <w:proofErr w:type="spellEnd"/>
+            <w:r>
+              <w:t xml:space="preserve"> </w:t>
+            </w:r>
+            <w:proofErr w:type="spellStart"/>
+            <w:r>
+              <w:t>hamis</w:t>
+            </w:r>
+            <w:proofErr w:type="spellEnd"/>
+          </w:p>
+        </w:tc>
+        <w:tc>
+          <w:tcPr>
+            <w:tcW w:w="1627" w:type="dxa"/>
+            <w:tcBorders>
+              <w:top w:val="single" w:sz="2" w:space="0" w:color="CCCCCC"/>
+              <w:left w:val="single" w:sz="2" w:space="0" w:color="CCCCCC"/>
+              <w:bottom w:val="single" w:sz="2" w:space="0" w:color="CCCCCC"/>
+              <w:right w:val="single" w:sz="2" w:space="0" w:color="CCCCCC"/>
+            </w:tcBorders>
+          </w:tcPr>
+          <w:p>
+            <w:r>
+              <w:rPr>
+                <w:b/>
+                <w:bCs/>
+                <w:color w:val="0A7B0A"/>
+              </w:rPr>
+              <w:t xml:space="preserve">✅ </w:t>
+            </w:r>
+            <w:proofErr w:type="spellStart"/>
+            <w:r>
+              <w:rPr>
+                <w:b/>
+                <w:bCs/>
+                <w:color w:val="0A7B0A"/>
+              </w:rPr>
+              <w:t>Teljesített</w:t>
+            </w:r>
+            <w:proofErr w:type="spellEnd"/>
+          </w:p>
+        </w:tc>
+      </w:tr>
+      <w:tr>
+        <w:tc>
+          <w:tcPr>
+            <w:tcW w:w="4200" w:type="dxa"/>
+            <w:tcBorders>
+              <w:top w:val="single" w:sz="2" w:space="0" w:color="CCCCCC"/>
+              <w:left w:val="single" w:sz="2" w:space="0" w:color="CCCCCC"/>
+              <w:bottom w:val="single" w:sz="2" w:space="0" w:color="CCCCCC"/>
+              <w:right w:val="single" w:sz="2" w:space="0" w:color="CCCCCC"/>
+            </w:tcBorders>
+          </w:tcPr>
+          <w:p>
+            <w:proofErr w:type="spellStart"/>
+            <w:r>
+              <w:t>Enrollment_Alapertelmezett_Allapota_Active</w:t>
+            </w:r>
+            <w:proofErr w:type="spellEnd"/>
+          </w:p>
+        </w:tc>
+        <w:tc>
+          <w:tcPr>
+            <w:tcW w:w="3200" w:type="dxa"/>
+            <w:tcBorders>
+              <w:top w:val="single" w:sz="2" w:space="0" w:color="CCCCCC"/>
+              <w:left w:val="single" w:sz="2" w:space="0" w:color="CCCCCC"/>
+              <w:bottom w:val="single" w:sz="2" w:space="0" w:color="CCCCCC"/>
+              <w:right w:val="single" w:sz="2" w:space="0" w:color="CCCCCC"/>
+            </w:tcBorders>
+          </w:tcPr>
+          <w:p>
+            <w:r>
+              <w:t xml:space="preserve">new </w:t>
+            </w:r>
+            <w:proofErr w:type="gramStart"/>
+            <w:r>
+              <w:t>Enrollment().</w:t>
+            </w:r>
+            <w:proofErr w:type="spellStart"/>
+            <w:r>
+              <w:t>EnrollmentStatus</w:t>
+            </w:r>
+            <w:proofErr w:type="spellEnd"/>
+            <w:proofErr w:type="gramEnd"/>
+            <w:r>
+              <w:t xml:space="preserve"> == "Active"</w:t>
+            </w:r>
+          </w:p>
+        </w:tc>
+        <w:tc>
+          <w:tcPr>
+            <w:tcW w:w="1627" w:type="dxa"/>
+            <w:tcBorders>
+              <w:top w:val="single" w:sz="2" w:space="0" w:color="CCCCCC"/>
+              <w:left w:val="single" w:sz="2" w:space="0" w:color="CCCCCC"/>
+              <w:bottom w:val="single" w:sz="2" w:space="0" w:color="CCCCCC"/>
+              <w:right w:val="single" w:sz="2" w:space="0" w:color="CCCCCC"/>
+            </w:tcBorders>
+          </w:tcPr>
+          <w:p>
+            <w:r>
+              <w:rPr>
+                <w:b/>
+                <w:bCs/>
+                <w:color w:val="0A7B0A"/>
+              </w:rPr>
+              <w:t xml:space="preserve">✅ </w:t>
+            </w:r>
+            <w:proofErr w:type="spellStart"/>
+            <w:r>
+              <w:rPr>
+                <w:b/>
+                <w:bCs/>
+                <w:color w:val="0A7B0A"/>
+              </w:rPr>
+              <w:t>Teljesített</w:t>
+            </w:r>
+            <w:proofErr w:type="spellEnd"/>
+          </w:p>
+        </w:tc>
+      </w:tr>
+      <w:tr>
+        <w:tc>
+          <w:tcPr>
+            <w:tcW w:w="4200" w:type="dxa"/>
+            <w:tcBorders>
+              <w:top w:val="single" w:sz="2" w:space="0" w:color="CCCCCC"/>
+              <w:left w:val="single" w:sz="2" w:space="0" w:color="CCCCCC"/>
+              <w:bottom w:val="single" w:sz="2" w:space="0" w:color="CCCCCC"/>
+              <w:right w:val="single" w:sz="2" w:space="0" w:color="CCCCCC"/>
+            </w:tcBorders>
+          </w:tcPr>
+          <w:p>
+            <w:proofErr w:type="spellStart"/>
+            <w:r>
+              <w:t>Enrollment_EnrolledAt_Rogziti_A_Felvetel_Datumat</w:t>
+            </w:r>
+            <w:proofErr w:type="spellEnd"/>
+          </w:p>
+        </w:tc>
+        <w:tc>
+          <w:tcPr>
+            <w:tcW w:w="3200" w:type="dxa"/>
+            <w:tcBorders>
+              <w:top w:val="single" w:sz="2" w:space="0" w:color="CCCCCC"/>
+              <w:left w:val="single" w:sz="2" w:space="0" w:color="CCCCCC"/>
+              <w:bottom w:val="single" w:sz="2" w:space="0" w:color="CCCCCC"/>
+              <w:right w:val="single" w:sz="2" w:space="0" w:color="CCCCCC"/>
+            </w:tcBorders>
+          </w:tcPr>
+          <w:p>
+            <w:proofErr w:type="spellStart"/>
+            <w:r>
+              <w:t>EnrolledAt</w:t>
+            </w:r>
+            <w:proofErr w:type="spellEnd"/>
+            <w:r>
+              <w:t xml:space="preserve"> </w:t>
+            </w:r>
+            <w:proofErr w:type="spellStart"/>
+            <w:r>
+              <w:t>értéke</w:t>
+            </w:r>
+            <w:proofErr w:type="spellEnd"/>
+            <w:r>
+              <w:t xml:space="preserve"> </w:t>
+            </w:r>
+            <w:proofErr w:type="spellStart"/>
+            <w:r>
+              <w:t>pontosan</w:t>
+            </w:r>
+            <w:proofErr w:type="spellEnd"/>
+            <w:r>
+              <w:t xml:space="preserve"> </w:t>
+            </w:r>
+            <w:proofErr w:type="spellStart"/>
+            <w:r>
+              <w:t>megmarad</w:t>
+            </w:r>
+            <w:proofErr w:type="spellEnd"/>
+          </w:p>
+        </w:tc>
+        <w:tc>
+          <w:tcPr>
+            <w:tcW w:w="1627" w:type="dxa"/>
+            <w:tcBorders>
+              <w:top w:val="single" w:sz="2" w:space="0" w:color="CCCCCC"/>
+              <w:left w:val="single" w:sz="2" w:space="0" w:color="CCCCCC"/>
+              <w:bottom w:val="single" w:sz="2" w:space="0" w:color="CCCCCC"/>
+              <w:right w:val="single" w:sz="2" w:space="0" w:color="CCCCCC"/>
+            </w:tcBorders>
+          </w:tcPr>
+          <w:p>
+            <w:r>
+              <w:rPr>
+                <w:b/>
+                <w:bCs/>
+                <w:color w:val="0A7B0A"/>
+              </w:rPr>
+              <w:t xml:space="preserve">✅ </w:t>
+            </w:r>
+            <w:proofErr w:type="spellStart"/>
+            <w:r>
+              <w:rPr>
+                <w:b/>
+                <w:bCs/>
+                <w:color w:val="0A7B0A"/>
+              </w:rPr>
+              <w:t>Teljesített</w:t>
+            </w:r>
+            <w:proofErr w:type="spellEnd"/>
+          </w:p>
+        </w:tc>
+      </w:tr>
+      <w:tr>
+        <w:tc>
+          <w:tcPr>
+            <w:tcW w:w="4200" w:type="dxa"/>
+            <w:tcBorders>
+              <w:top w:val="single" w:sz="2" w:space="0" w:color="CCCCCC"/>
+              <w:left w:val="single" w:sz="2" w:space="0" w:color="CCCCCC"/>
+              <w:bottom w:val="single" w:sz="2" w:space="0" w:color="CCCCCC"/>
+              <w:right w:val="single" w:sz="2" w:space="0" w:color="CCCCCC"/>
+            </w:tcBorders>
+          </w:tcPr>
+          <w:p>
+            <w:proofErr w:type="spellStart"/>
+            <w:r>
+              <w:t>Tobb_Tantargy_Felvetel_Mindketto_Megmarad</w:t>
+            </w:r>
+            <w:proofErr w:type="spellEnd"/>
+          </w:p>
+        </w:tc>
+        <w:tc>
+          <w:tcPr>
+            <w:tcW w:w="3200" w:type="dxa"/>
+            <w:tcBorders>
+              <w:top w:val="single" w:sz="2" w:space="0" w:color="CCCCCC"/>
+              <w:left w:val="single" w:sz="2" w:space="0" w:color="CCCCCC"/>
+              <w:bottom w:val="single" w:sz="2" w:space="0" w:color="CCCCCC"/>
+              <w:right w:val="single" w:sz="2" w:space="0" w:color="CCCCCC"/>
+            </w:tcBorders>
+          </w:tcPr>
+          <w:p>
+            <w:r>
+              <w:t xml:space="preserve">2 </w:t>
+            </w:r>
+            <w:proofErr w:type="spellStart"/>
+            <w:r>
+              <w:t>felvétel</w:t>
+            </w:r>
+            <w:proofErr w:type="spellEnd"/>
+            <w:r>
+              <w:t xml:space="preserve"> → </w:t>
+            </w:r>
+            <w:proofErr w:type="spellStart"/>
+            <w:proofErr w:type="gramStart"/>
+            <w:r>
+              <w:t>lista.Count</w:t>
+            </w:r>
+            <w:proofErr w:type="spellEnd"/>
+            <w:proofErr w:type="gramEnd"/>
+            <w:r>
+              <w:t xml:space="preserve"> == 2, </w:t>
+            </w:r>
+            <w:proofErr w:type="spellStart"/>
+            <w:r>
+              <w:t>mindkét</w:t>
+            </w:r>
+            <w:proofErr w:type="spellEnd"/>
+            <w:r>
+              <w:t xml:space="preserve"> ID </w:t>
+            </w:r>
+            <w:proofErr w:type="spellStart"/>
+            <w:r>
+              <w:t>megtalálható</w:t>
+            </w:r>
+            <w:proofErr w:type="spellEnd"/>
+          </w:p>
+        </w:tc>
+        <w:tc>
+          <w:tcPr>
+            <w:tcW w:w="1627" w:type="dxa"/>
+            <w:tcBorders>
+              <w:top w:val="single" w:sz="2" w:space="0" w:color="CCCCCC"/>
+              <w:left w:val="single" w:sz="2" w:space="0" w:color="CCCCCC"/>
+              <w:bottom w:val="single" w:sz="2" w:space="0" w:color="CCCCCC"/>
+              <w:right w:val="single" w:sz="2" w:space="0" w:color="CCCCCC"/>
+            </w:tcBorders>
+          </w:tcPr>
+          <w:p>
+            <w:r>
+              <w:rPr>
+                <w:b/>
+                <w:bCs/>
+                <w:color w:val="0A7B0A"/>
+              </w:rPr>
+              <w:t xml:space="preserve">✅ </w:t>
+            </w:r>
+            <w:proofErr w:type="spellStart"/>
+            <w:r>
+              <w:rPr>
+                <w:b/>
+                <w:bCs/>
+                <w:color w:val="0A7B0A"/>
+              </w:rPr>
+              <w:t>Teljesített</w:t>
+            </w:r>
+            <w:proofErr w:type="spellEnd"/>
+          </w:p>
+        </w:tc>
+      </w:tr>
+    </w:tbl>
+    <w:p>
+      <w:pPr>
+        <w:pStyle w:val="Cmsor2"/>
+      </w:pPr>
+      <w:r>
+        <w:br w:type="page"/>
+      </w:r>
+      <w:bookmarkStart w:id="49" w:name="_Toc226154981"/>
+      <w:r>
+        <w:lastRenderedPageBreak/>
+        <w:t xml:space="preserve">8.5 Unit </w:t>
+      </w:r>
+      <w:proofErr w:type="spellStart"/>
+      <w:r>
+        <w:t>tesztek</w:t>
+      </w:r>
+      <w:proofErr w:type="spellEnd"/>
+      <w:r>
+        <w:t xml:space="preserve">: </w:t>
+      </w:r>
+      <w:proofErr w:type="spellStart"/>
+      <w:r>
+        <w:t>Tantárgy</w:t>
+      </w:r>
+      <w:proofErr w:type="spellEnd"/>
+      <w:r>
+        <w:t xml:space="preserve"> </w:t>
+      </w:r>
+      <w:proofErr w:type="spellStart"/>
+      <w:r>
+        <w:t>kód</w:t>
+      </w:r>
+      <w:proofErr w:type="spellEnd"/>
+      <w:r>
+        <w:t xml:space="preserve"> </w:t>
+      </w:r>
+      <w:proofErr w:type="spellStart"/>
+      <w:r>
+        <w:t>normalizáció</w:t>
+      </w:r>
+      <w:proofErr w:type="spellEnd"/>
+      <w:r>
+        <w:t xml:space="preserve"> (</w:t>
+      </w:r>
+      <w:proofErr w:type="spellStart"/>
+      <w:r>
+        <w:t>TantargyEgyediKodTesztek</w:t>
+      </w:r>
+      <w:proofErr w:type="spellEnd"/>
+      <w:r>
+        <w:t>)</w:t>
+      </w:r>
+      <w:bookmarkEnd w:id="49"/>
+    </w:p>
+    <w:p>
+      <w:pPr>
+        <w:spacing w:after="80"/>
+        <w:jc w:val="both"/>
+      </w:pPr>
+      <w:r>
+        <w:t xml:space="preserve">A </w:t>
+      </w:r>
+      <w:proofErr w:type="spellStart"/>
+      <w:proofErr w:type="gramStart"/>
+      <w:r>
+        <w:t>NormalizeSubjectCode</w:t>
+      </w:r>
+      <w:proofErr w:type="spellEnd"/>
+      <w:r>
+        <w:t>(</w:t>
+      </w:r>
+      <w:proofErr w:type="gramEnd"/>
+      <w:r>
+        <w:t xml:space="preserve">) </w:t>
+      </w:r>
+      <w:proofErr w:type="spellStart"/>
+      <w:r>
+        <w:t>metódus</w:t>
+      </w:r>
+      <w:proofErr w:type="spellEnd"/>
+      <w:r>
+        <w:t xml:space="preserve"> null/</w:t>
+      </w:r>
+      <w:proofErr w:type="spellStart"/>
+      <w:r>
+        <w:t>üres</w:t>
+      </w:r>
+      <w:proofErr w:type="spellEnd"/>
+      <w:r>
+        <w:t xml:space="preserve">/whitespace </w:t>
+      </w:r>
+      <w:proofErr w:type="spellStart"/>
+      <w:r>
+        <w:t>bemenet</w:t>
+      </w:r>
+      <w:proofErr w:type="spellEnd"/>
+      <w:r>
+        <w:t xml:space="preserve"> </w:t>
+      </w:r>
+      <w:proofErr w:type="spellStart"/>
+      <w:r>
+        <w:t>esetén</w:t>
+      </w:r>
+      <w:proofErr w:type="spellEnd"/>
+      <w:r>
+        <w:t xml:space="preserve"> "EGYEDI" </w:t>
+      </w:r>
+      <w:proofErr w:type="spellStart"/>
+      <w:r>
+        <w:t>alapértéket</w:t>
+      </w:r>
+      <w:proofErr w:type="spellEnd"/>
+      <w:r>
+        <w:t xml:space="preserve"> ad, </w:t>
+      </w:r>
+      <w:proofErr w:type="spellStart"/>
+      <w:r>
+        <w:t>egyéb</w:t>
+      </w:r>
+      <w:proofErr w:type="spellEnd"/>
+      <w:r>
+        <w:t xml:space="preserve"> </w:t>
+      </w:r>
+      <w:proofErr w:type="spellStart"/>
+      <w:r>
+        <w:t>esetben</w:t>
+      </w:r>
+      <w:proofErr w:type="spellEnd"/>
+      <w:r>
+        <w:t xml:space="preserve"> trim + </w:t>
+      </w:r>
+      <w:proofErr w:type="spellStart"/>
+      <w:r>
+        <w:t>nagybetűssé</w:t>
+      </w:r>
+      <w:proofErr w:type="spellEnd"/>
+      <w:r>
+        <w:t xml:space="preserve"> </w:t>
+      </w:r>
+      <w:proofErr w:type="spellStart"/>
+      <w:r>
+        <w:t>alakítást</w:t>
+      </w:r>
+      <w:proofErr w:type="spellEnd"/>
+      <w:r>
+        <w:t xml:space="preserve"> </w:t>
+      </w:r>
+      <w:proofErr w:type="spellStart"/>
+      <w:r>
+        <w:t>végez</w:t>
+      </w:r>
+      <w:proofErr w:type="spellEnd"/>
+      <w:r>
+        <w:t xml:space="preserve">. Ez </w:t>
+      </w:r>
+      <w:proofErr w:type="spellStart"/>
+      <w:r>
+        <w:t>az</w:t>
+      </w:r>
+      <w:proofErr w:type="spellEnd"/>
+      <w:r>
+        <w:t xml:space="preserve"> </w:t>
+      </w:r>
+      <w:proofErr w:type="spellStart"/>
+      <w:r>
+        <w:t>egyedi</w:t>
+      </w:r>
+      <w:proofErr w:type="spellEnd"/>
+      <w:r>
+        <w:t xml:space="preserve"> </w:t>
+      </w:r>
+      <w:proofErr w:type="spellStart"/>
+      <w:r>
+        <w:t>tantárgy</w:t>
+      </w:r>
+      <w:proofErr w:type="spellEnd"/>
+      <w:r>
+        <w:t xml:space="preserve"> </w:t>
+      </w:r>
+      <w:proofErr w:type="spellStart"/>
+      <w:r>
+        <w:t>felvételénél</w:t>
+      </w:r>
+      <w:proofErr w:type="spellEnd"/>
+      <w:r>
+        <w:t xml:space="preserve"> </w:t>
+      </w:r>
+      <w:proofErr w:type="spellStart"/>
+      <w:r>
+        <w:t>kerül</w:t>
+      </w:r>
+      <w:proofErr w:type="spellEnd"/>
+      <w:r>
+        <w:t xml:space="preserve"> </w:t>
+      </w:r>
+      <w:proofErr w:type="spellStart"/>
+      <w:r>
+        <w:t>meghívásra</w:t>
+      </w:r>
+      <w:proofErr w:type="spellEnd"/>
+      <w:r>
+        <w:t>.</w:t>
+      </w:r>
+    </w:p>
+    <w:tbl>
+      <w:tblPr>
+        <w:tblW w:w="9027" w:type="dxa"/>
+        <w:tblLayout w:type="fixed"/>
+        <w:tblCellMar>
+          <w:top w:w="80" w:type="dxa"/>
+          <w:left w:w="120" w:type="dxa"/>
+          <w:bottom w:w="80" w:type="dxa"/>
+          <w:right w:w="120" w:type="dxa"/>
+        </w:tblCellMar>
+        <w:tblLook w:val="04A0" w:firstRow="1" w:lastRow="0" w:firstColumn="1" w:lastColumn="0" w:noHBand="0" w:noVBand="1"/>
+      </w:tblPr>
+      <w:tblGrid>
+        <w:gridCol w:w="4200"/>
+        <w:gridCol w:w="3200"/>
+        <w:gridCol w:w="1627"/>
+      </w:tblGrid>
+      <w:tr>
+        <w:trPr>
+          <w:tblHeader/>
+        </w:trPr>
+        <w:tc>
+          <w:tcPr>
+            <w:tcW w:w="4200" w:type="dxa"/>
+            <w:tcBorders>
+              <w:top w:val="single" w:sz="2" w:space="0" w:color="CCCCCC"/>
+              <w:left w:val="single" w:sz="2" w:space="0" w:color="CCCCCC"/>
+              <w:bottom w:val="single" w:sz="2" w:space="0" w:color="CCCCCC"/>
+              <w:right w:val="single" w:sz="2" w:space="0" w:color="CCCCCC"/>
+            </w:tcBorders>
+            <w:shd w:val="clear" w:color="auto" w:fill="E8F5E9"/>
+          </w:tcPr>
+          <w:p>
+            <w:proofErr w:type="spellStart"/>
+            <w:r>
+              <w:rPr>
+                <w:b/>
+                <w:bCs/>
+              </w:rPr>
+              <w:t>Teszteset</w:t>
+            </w:r>
+            <w:proofErr w:type="spellEnd"/>
+            <w:r>
+              <w:rPr>
+                <w:b/>
+                <w:bCs/>
+              </w:rPr>
+              <w:t xml:space="preserve"> neve</w:t>
+            </w:r>
+          </w:p>
+        </w:tc>
+        <w:tc>
+          <w:tcPr>
+            <w:tcW w:w="3200" w:type="dxa"/>
+            <w:tcBorders>
+              <w:top w:val="single" w:sz="2" w:space="0" w:color="CCCCCC"/>
+              <w:left w:val="single" w:sz="2" w:space="0" w:color="CCCCCC"/>
+              <w:bottom w:val="single" w:sz="2" w:space="0" w:color="CCCCCC"/>
+              <w:right w:val="single" w:sz="2" w:space="0" w:color="CCCCCC"/>
+            </w:tcBorders>
+            <w:shd w:val="clear" w:color="auto" w:fill="E8F5E9"/>
+          </w:tcPr>
+          <w:p>
+            <w:proofErr w:type="spellStart"/>
+            <w:r>
+              <w:rPr>
+                <w:b/>
+                <w:bCs/>
+              </w:rPr>
+              <w:t>Elvárt</w:t>
+            </w:r>
+            <w:proofErr w:type="spellEnd"/>
+            <w:r>
+              <w:rPr>
+                <w:b/>
+                <w:bCs/>
+              </w:rPr>
+              <w:t xml:space="preserve"> </w:t>
+            </w:r>
+            <w:proofErr w:type="spellStart"/>
+            <w:r>
+              <w:rPr>
+                <w:b/>
+                <w:bCs/>
+              </w:rPr>
+              <w:t>viselkedés</w:t>
+            </w:r>
+            <w:proofErr w:type="spellEnd"/>
+          </w:p>
+        </w:tc>
+        <w:tc>
+          <w:tcPr>
+            <w:tcW w:w="1627" w:type="dxa"/>
+            <w:tcBorders>
+              <w:top w:val="single" w:sz="2" w:space="0" w:color="CCCCCC"/>
+              <w:left w:val="single" w:sz="2" w:space="0" w:color="CCCCCC"/>
+              <w:bottom w:val="single" w:sz="2" w:space="0" w:color="CCCCCC"/>
+              <w:right w:val="single" w:sz="2" w:space="0" w:color="CCCCCC"/>
+            </w:tcBorders>
+            <w:shd w:val="clear" w:color="auto" w:fill="E8F5E9"/>
+          </w:tcPr>
+          <w:p>
+            <w:proofErr w:type="spellStart"/>
+            <w:r>
+              <w:rPr>
+                <w:b/>
+                <w:bCs/>
+              </w:rPr>
+              <w:t>Eredmény</w:t>
+            </w:r>
+            <w:proofErr w:type="spellEnd"/>
+          </w:p>
+        </w:tc>
+      </w:tr>
+      <w:tr>
+        <w:tc>
+          <w:tcPr>
+            <w:tcW w:w="4200" w:type="dxa"/>
+            <w:tcBorders>
+              <w:top w:val="single" w:sz="2" w:space="0" w:color="CCCCCC"/>
+              <w:left w:val="single" w:sz="2" w:space="0" w:color="CCCCCC"/>
+              <w:bottom w:val="single" w:sz="2" w:space="0" w:color="CCCCCC"/>
+              <w:right w:val="single" w:sz="2" w:space="0" w:color="CCCCCC"/>
+            </w:tcBorders>
+          </w:tcPr>
+          <w:p>
+            <w:proofErr w:type="spellStart"/>
+            <w:r>
+              <w:t>Ures_SubjectCode_EGYEDI_Lesz</w:t>
+            </w:r>
+            <w:proofErr w:type="spellEnd"/>
+          </w:p>
+        </w:tc>
+        <w:tc>
+          <w:tcPr>
+            <w:tcW w:w="3200" w:type="dxa"/>
+            <w:tcBorders>
+              <w:top w:val="single" w:sz="2" w:space="0" w:color="CCCCCC"/>
+              <w:left w:val="single" w:sz="2" w:space="0" w:color="CCCCCC"/>
+              <w:bottom w:val="single" w:sz="2" w:space="0" w:color="CCCCCC"/>
+              <w:right w:val="single" w:sz="2" w:space="0" w:color="CCCCCC"/>
+            </w:tcBorders>
+          </w:tcPr>
+          <w:p>
+            <w:proofErr w:type="spellStart"/>
+            <w:r>
+              <w:t>Üres</w:t>
+            </w:r>
+            <w:proofErr w:type="spellEnd"/>
+            <w:r>
+              <w:t xml:space="preserve"> string "" → "EGYEDI"</w:t>
+            </w:r>
+          </w:p>
+        </w:tc>
+        <w:tc>
+          <w:tcPr>
+            <w:tcW w:w="1627" w:type="dxa"/>
+            <w:tcBorders>
+              <w:top w:val="single" w:sz="2" w:space="0" w:color="CCCCCC"/>
+              <w:left w:val="single" w:sz="2" w:space="0" w:color="CCCCCC"/>
+              <w:bottom w:val="single" w:sz="2" w:space="0" w:color="CCCCCC"/>
+              <w:right w:val="single" w:sz="2" w:space="0" w:color="CCCCCC"/>
+            </w:tcBorders>
+          </w:tcPr>
+          <w:p>
+            <w:r>
+              <w:rPr>
+                <w:b/>
+                <w:bCs/>
+                <w:color w:val="0A7B0A"/>
+              </w:rPr>
+              <w:t xml:space="preserve">✅ </w:t>
+            </w:r>
+            <w:proofErr w:type="spellStart"/>
+            <w:r>
+              <w:rPr>
+                <w:b/>
+                <w:bCs/>
+                <w:color w:val="0A7B0A"/>
+              </w:rPr>
+              <w:t>Teljesített</w:t>
+            </w:r>
+            <w:proofErr w:type="spellEnd"/>
+          </w:p>
+        </w:tc>
+      </w:tr>
+      <w:tr>
+        <w:tc>
+          <w:tcPr>
+            <w:tcW w:w="4200" w:type="dxa"/>
+            <w:tcBorders>
+              <w:top w:val="single" w:sz="2" w:space="0" w:color="CCCCCC"/>
+              <w:left w:val="single" w:sz="2" w:space="0" w:color="CCCCCC"/>
+              <w:bottom w:val="single" w:sz="2" w:space="0" w:color="CCCCCC"/>
+              <w:right w:val="single" w:sz="2" w:space="0" w:color="CCCCCC"/>
+            </w:tcBorders>
+          </w:tcPr>
+          <w:p>
+            <w:proofErr w:type="spellStart"/>
+            <w:r>
+              <w:t>Null_SubjectCode_EGYEDI_Lesz</w:t>
+            </w:r>
+            <w:proofErr w:type="spellEnd"/>
+          </w:p>
+        </w:tc>
+        <w:tc>
+          <w:tcPr>
+            <w:tcW w:w="3200" w:type="dxa"/>
+            <w:tcBorders>
+              <w:top w:val="single" w:sz="2" w:space="0" w:color="CCCCCC"/>
+              <w:left w:val="single" w:sz="2" w:space="0" w:color="CCCCCC"/>
+              <w:bottom w:val="single" w:sz="2" w:space="0" w:color="CCCCCC"/>
+              <w:right w:val="single" w:sz="2" w:space="0" w:color="CCCCCC"/>
+            </w:tcBorders>
+          </w:tcPr>
+          <w:p>
+            <w:r>
+              <w:t>null → "EGYEDI"</w:t>
+            </w:r>
+          </w:p>
+        </w:tc>
+        <w:tc>
+          <w:tcPr>
+            <w:tcW w:w="1627" w:type="dxa"/>
+            <w:tcBorders>
+              <w:top w:val="single" w:sz="2" w:space="0" w:color="CCCCCC"/>
+              <w:left w:val="single" w:sz="2" w:space="0" w:color="CCCCCC"/>
+              <w:bottom w:val="single" w:sz="2" w:space="0" w:color="CCCCCC"/>
+              <w:right w:val="single" w:sz="2" w:space="0" w:color="CCCCCC"/>
+            </w:tcBorders>
+          </w:tcPr>
+          <w:p>
+            <w:r>
+              <w:rPr>
+                <w:b/>
+                <w:bCs/>
+                <w:color w:val="0A7B0A"/>
+              </w:rPr>
+              <w:t xml:space="preserve">✅ </w:t>
+            </w:r>
+            <w:proofErr w:type="spellStart"/>
+            <w:r>
+              <w:rPr>
+                <w:b/>
+                <w:bCs/>
+                <w:color w:val="0A7B0A"/>
+              </w:rPr>
+              <w:t>Teljesített</w:t>
+            </w:r>
+            <w:proofErr w:type="spellEnd"/>
+          </w:p>
+        </w:tc>
+      </w:tr>
+      <w:tr>
+        <w:tc>
+          <w:tcPr>
+            <w:tcW w:w="4200" w:type="dxa"/>
+            <w:tcBorders>
+              <w:top w:val="single" w:sz="2" w:space="0" w:color="CCCCCC"/>
+              <w:left w:val="single" w:sz="2" w:space="0" w:color="CCCCCC"/>
+              <w:bottom w:val="single" w:sz="2" w:space="0" w:color="CCCCCC"/>
+              <w:right w:val="single" w:sz="2" w:space="0" w:color="CCCCCC"/>
+            </w:tcBorders>
+          </w:tcPr>
+          <w:p>
+            <w:proofErr w:type="spellStart"/>
+            <w:r>
+              <w:t>Csak_Szokozos_SubjectCode_EGYEDI_Lesz</w:t>
+            </w:r>
+            <w:proofErr w:type="spellEnd"/>
+          </w:p>
+        </w:tc>
+        <w:tc>
+          <w:tcPr>
+            <w:tcW w:w="3200" w:type="dxa"/>
+            <w:tcBorders>
+              <w:top w:val="single" w:sz="2" w:space="0" w:color="CCCCCC"/>
+              <w:left w:val="single" w:sz="2" w:space="0" w:color="CCCCCC"/>
+              <w:bottom w:val="single" w:sz="2" w:space="0" w:color="CCCCCC"/>
+              <w:right w:val="single" w:sz="2" w:space="0" w:color="CCCCCC"/>
+            </w:tcBorders>
+          </w:tcPr>
+          <w:p>
+            <w:r>
+              <w:t>"   " (</w:t>
+            </w:r>
+            <w:proofErr w:type="spellStart"/>
+            <w:r>
+              <w:t>csak</w:t>
+            </w:r>
+            <w:proofErr w:type="spellEnd"/>
+            <w:r>
+              <w:t xml:space="preserve"> </w:t>
+            </w:r>
+            <w:proofErr w:type="spellStart"/>
+            <w:r>
+              <w:t>szóközök</w:t>
+            </w:r>
+            <w:proofErr w:type="spellEnd"/>
+            <w:r>
+              <w:t>) → "EGYEDI"</w:t>
+            </w:r>
+          </w:p>
+        </w:tc>
+        <w:tc>
+          <w:tcPr>
+            <w:tcW w:w="1627" w:type="dxa"/>
+            <w:tcBorders>
+              <w:top w:val="single" w:sz="2" w:space="0" w:color="CCCCCC"/>
+              <w:left w:val="single" w:sz="2" w:space="0" w:color="CCCCCC"/>
+              <w:bottom w:val="single" w:sz="2" w:space="0" w:color="CCCCCC"/>
+              <w:right w:val="single" w:sz="2" w:space="0" w:color="CCCCCC"/>
+            </w:tcBorders>
+          </w:tcPr>
+          <w:p>
+            <w:r>
+              <w:rPr>
+                <w:b/>
+                <w:bCs/>
+                <w:color w:val="0A7B0A"/>
+              </w:rPr>
+              <w:t xml:space="preserve">✅ </w:t>
+            </w:r>
+            <w:proofErr w:type="spellStart"/>
+            <w:r>
+              <w:rPr>
+                <w:b/>
+                <w:bCs/>
+                <w:color w:val="0A7B0A"/>
+              </w:rPr>
+              <w:t>Teljesített</w:t>
+            </w:r>
+            <w:proofErr w:type="spellEnd"/>
+          </w:p>
+        </w:tc>
+      </w:tr>
+      <w:tr>
+        <w:tc>
+          <w:tcPr>
+            <w:tcW w:w="4200" w:type="dxa"/>
+            <w:tcBorders>
+              <w:top w:val="single" w:sz="2" w:space="0" w:color="CCCCCC"/>
+              <w:left w:val="single" w:sz="2" w:space="0" w:color="CCCCCC"/>
+              <w:bottom w:val="single" w:sz="2" w:space="0" w:color="CCCCCC"/>
+              <w:right w:val="single" w:sz="2" w:space="0" w:color="CCCCCC"/>
+            </w:tcBorders>
+          </w:tcPr>
+          <w:p>
+            <w:proofErr w:type="spellStart"/>
+            <w:r>
+              <w:t>SubjectCode_Nagybetusre_Alakul</w:t>
+            </w:r>
+            <w:proofErr w:type="spellEnd"/>
+          </w:p>
+        </w:tc>
+        <w:tc>
+          <w:tcPr>
+            <w:tcW w:w="3200" w:type="dxa"/>
+            <w:tcBorders>
+              <w:top w:val="single" w:sz="2" w:space="0" w:color="CCCCCC"/>
+              <w:left w:val="single" w:sz="2" w:space="0" w:color="CCCCCC"/>
+              <w:bottom w:val="single" w:sz="2" w:space="0" w:color="CCCCCC"/>
+              <w:right w:val="single" w:sz="2" w:space="0" w:color="CCCCCC"/>
+            </w:tcBorders>
+          </w:tcPr>
+          <w:p>
+            <w:r>
+              <w:t>"mat101" → "MAT101"</w:t>
+            </w:r>
+          </w:p>
+        </w:tc>
+        <w:tc>
+          <w:tcPr>
+            <w:tcW w:w="1627" w:type="dxa"/>
+            <w:tcBorders>
+              <w:top w:val="single" w:sz="2" w:space="0" w:color="CCCCCC"/>
+              <w:left w:val="single" w:sz="2" w:space="0" w:color="CCCCCC"/>
+              <w:bottom w:val="single" w:sz="2" w:space="0" w:color="CCCCCC"/>
+              <w:right w:val="single" w:sz="2" w:space="0" w:color="CCCCCC"/>
+            </w:tcBorders>
+          </w:tcPr>
+          <w:p>
+            <w:r>
+              <w:rPr>
+                <w:b/>
+                <w:bCs/>
+                <w:color w:val="0A7B0A"/>
+              </w:rPr>
+              <w:t xml:space="preserve">✅ </w:t>
+            </w:r>
+            <w:proofErr w:type="spellStart"/>
+            <w:r>
+              <w:rPr>
+                <w:b/>
+                <w:bCs/>
+                <w:color w:val="0A7B0A"/>
+              </w:rPr>
+              <w:t>Teljesített</w:t>
+            </w:r>
+            <w:proofErr w:type="spellEnd"/>
+          </w:p>
+        </w:tc>
+      </w:tr>
+      <w:tr>
+        <w:tc>
+          <w:tcPr>
+            <w:tcW w:w="4200" w:type="dxa"/>
+            <w:tcBorders>
+              <w:top w:val="single" w:sz="2" w:space="0" w:color="CCCCCC"/>
+              <w:left w:val="single" w:sz="2" w:space="0" w:color="CCCCCC"/>
+              <w:bottom w:val="single" w:sz="2" w:space="0" w:color="CCCCCC"/>
+              <w:right w:val="single" w:sz="2" w:space="0" w:color="CCCCCC"/>
+            </w:tcBorders>
+          </w:tcPr>
+          <w:p>
+            <w:proofErr w:type="spellStart"/>
+            <w:r>
+              <w:t>SubjectCode_Whitespace_Trimmelve</w:t>
+            </w:r>
+            <w:proofErr w:type="spellEnd"/>
+          </w:p>
+        </w:tc>
+        <w:tc>
+          <w:tcPr>
+            <w:tcW w:w="3200" w:type="dxa"/>
+            <w:tcBorders>
+              <w:top w:val="single" w:sz="2" w:space="0" w:color="CCCCCC"/>
+              <w:left w:val="single" w:sz="2" w:space="0" w:color="CCCCCC"/>
+              <w:bottom w:val="single" w:sz="2" w:space="0" w:color="CCCCCC"/>
+              <w:right w:val="single" w:sz="2" w:space="0" w:color="CCCCCC"/>
+            </w:tcBorders>
+          </w:tcPr>
+          <w:p>
+            <w:proofErr w:type="gramStart"/>
+            <w:r>
+              <w:t>"  INF202  "</w:t>
+            </w:r>
+            <w:proofErr w:type="gramEnd"/>
+            <w:r>
+              <w:t xml:space="preserve"> → "INF202"</w:t>
+            </w:r>
+          </w:p>
+        </w:tc>
+        <w:tc>
+          <w:tcPr>
+            <w:tcW w:w="1627" w:type="dxa"/>
+            <w:tcBorders>
+              <w:top w:val="single" w:sz="2" w:space="0" w:color="CCCCCC"/>
+              <w:left w:val="single" w:sz="2" w:space="0" w:color="CCCCCC"/>
+              <w:bottom w:val="single" w:sz="2" w:space="0" w:color="CCCCCC"/>
+              <w:right w:val="single" w:sz="2" w:space="0" w:color="CCCCCC"/>
+            </w:tcBorders>
+          </w:tcPr>
+          <w:p>
+            <w:r>
+              <w:rPr>
+                <w:b/>
+                <w:bCs/>
+                <w:color w:val="0A7B0A"/>
+              </w:rPr>
+              <w:t xml:space="preserve">✅ </w:t>
+            </w:r>
+            <w:proofErr w:type="spellStart"/>
+            <w:r>
+              <w:rPr>
+                <w:b/>
+                <w:bCs/>
+                <w:color w:val="0A7B0A"/>
+              </w:rPr>
+              <w:t>Teljesített</w:t>
+            </w:r>
+            <w:proofErr w:type="spellEnd"/>
+          </w:p>
+        </w:tc>
+      </w:tr>
+      <w:tr>
+        <w:tc>
+          <w:tcPr>
+            <w:tcW w:w="4200" w:type="dxa"/>
+            <w:tcBorders>
+              <w:top w:val="single" w:sz="2" w:space="0" w:color="CCCCCC"/>
+              <w:left w:val="single" w:sz="2" w:space="0" w:color="CCCCCC"/>
+              <w:bottom w:val="single" w:sz="2" w:space="0" w:color="CCCCCC"/>
+              <w:right w:val="single" w:sz="2" w:space="0" w:color="CCCCCC"/>
+            </w:tcBorders>
+          </w:tcPr>
+          <w:p>
+            <w:proofErr w:type="spellStart"/>
+            <w:r>
+              <w:t>SubjectCode_Normalizalas_Kulonbozo_Ertekekre</w:t>
+            </w:r>
+            <w:proofErr w:type="spellEnd"/>
+            <w:r>
+              <w:t xml:space="preserve"> [Theory×3]</w:t>
+            </w:r>
+          </w:p>
+        </w:tc>
+        <w:tc>
+          <w:tcPr>
+            <w:tcW w:w="3200" w:type="dxa"/>
+            <w:tcBorders>
+              <w:top w:val="single" w:sz="2" w:space="0" w:color="CCCCCC"/>
+              <w:left w:val="single" w:sz="2" w:space="0" w:color="CCCCCC"/>
+              <w:bottom w:val="single" w:sz="2" w:space="0" w:color="CCCCCC"/>
+              <w:right w:val="single" w:sz="2" w:space="0" w:color="CCCCCC"/>
+            </w:tcBorders>
+          </w:tcPr>
+          <w:p>
+            <w:r>
+              <w:t>mat101→MAT101 / Fiz-201→FIZ-201 / kem303→KEM303</w:t>
+            </w:r>
+          </w:p>
+        </w:tc>
+        <w:tc>
+          <w:tcPr>
+            <w:tcW w:w="1627" w:type="dxa"/>
+            <w:tcBorders>
+              <w:top w:val="single" w:sz="2" w:space="0" w:color="CCCCCC"/>
+              <w:left w:val="single" w:sz="2" w:space="0" w:color="CCCCCC"/>
+              <w:bottom w:val="single" w:sz="2" w:space="0" w:color="CCCCCC"/>
+              <w:right w:val="single" w:sz="2" w:space="0" w:color="CCCCCC"/>
+            </w:tcBorders>
+          </w:tcPr>
+          <w:p>
+            <w:r>
+              <w:rPr>
+                <w:b/>
+                <w:bCs/>
+                <w:color w:val="0A7B0A"/>
+              </w:rPr>
+              <w:t xml:space="preserve">✅ </w:t>
+            </w:r>
+            <w:proofErr w:type="spellStart"/>
+            <w:r>
+              <w:rPr>
+                <w:b/>
+                <w:bCs/>
+                <w:color w:val="0A7B0A"/>
+              </w:rPr>
+              <w:t>Teljesített</w:t>
+            </w:r>
+            <w:proofErr w:type="spellEnd"/>
+          </w:p>
+        </w:tc>
+      </w:tr>
+    </w:tbl>
+    <w:p>
+      <w:pPr>
+        <w:spacing w:after="60"/>
+      </w:pPr>
     </w:p>
     <w:tbl>
       <w:tblPr>
@@ -18172,8 +22977,342 @@
         <w:tblLook w:val="04A0" w:firstRow="1" w:lastRow="0" w:firstColumn="1" w:lastColumn="0" w:noHBand="0" w:noVBand="1"/>
       </w:tblPr>
       <w:tblGrid>
-        <w:gridCol w:w="2800"/>
-        <w:gridCol w:w="3599"/>
+        <w:gridCol w:w="8026"/>
+      </w:tblGrid>
+      <w:tr>
+        <w:tc>
+          <w:tcPr>
+            <w:tcW w:w="8026" w:type="dxa"/>
+            <w:tcBorders>
+              <w:top w:val="single" w:sz="6" w:space="0" w:color="2E75B6"/>
+              <w:left w:val="single" w:sz="16" w:space="0" w:color="2E75B6"/>
+              <w:bottom w:val="single" w:sz="6" w:space="0" w:color="2E75B6"/>
+              <w:right w:val="single" w:sz="6" w:space="0" w:color="2E75B6"/>
+            </w:tcBorders>
+            <w:shd w:val="clear" w:color="auto" w:fill="EFF6FF"/>
+          </w:tcPr>
+          <w:p>
+            <w:pPr>
+              <w:jc w:val="both"/>
+            </w:pPr>
+            <w:proofErr w:type="gramStart"/>
+            <w:r>
+              <w:t xml:space="preserve">ℹ️  </w:t>
+            </w:r>
+            <w:proofErr w:type="spellStart"/>
+            <w:r>
+              <w:t>Megjegyzés</w:t>
+            </w:r>
+            <w:proofErr w:type="spellEnd"/>
+            <w:proofErr w:type="gramEnd"/>
+            <w:r>
+              <w:t xml:space="preserve">: a Theory </w:t>
+            </w:r>
+            <w:proofErr w:type="spellStart"/>
+            <w:r>
+              <w:t>tesztek</w:t>
+            </w:r>
+            <w:proofErr w:type="spellEnd"/>
+            <w:r>
+              <w:t xml:space="preserve"> 3 </w:t>
+            </w:r>
+            <w:proofErr w:type="spellStart"/>
+            <w:r>
+              <w:t>adatsorral</w:t>
+            </w:r>
+            <w:proofErr w:type="spellEnd"/>
+            <w:r>
+              <w:t xml:space="preserve"> </w:t>
+            </w:r>
+            <w:proofErr w:type="spellStart"/>
+            <w:r>
+              <w:t>futnak</w:t>
+            </w:r>
+            <w:proofErr w:type="spellEnd"/>
+            <w:r>
+              <w:t xml:space="preserve">, </w:t>
+            </w:r>
+            <w:proofErr w:type="spellStart"/>
+            <w:r>
+              <w:t>ezért</w:t>
+            </w:r>
+            <w:proofErr w:type="spellEnd"/>
+            <w:r>
+              <w:t xml:space="preserve"> </w:t>
+            </w:r>
+            <w:proofErr w:type="spellStart"/>
+            <w:r>
+              <w:t>ez</w:t>
+            </w:r>
+            <w:proofErr w:type="spellEnd"/>
+            <w:r>
+              <w:t xml:space="preserve"> </w:t>
+            </w:r>
+            <w:proofErr w:type="spellStart"/>
+            <w:r>
+              <w:t>az</w:t>
+            </w:r>
+            <w:proofErr w:type="spellEnd"/>
+            <w:r>
+              <w:t xml:space="preserve"> </w:t>
+            </w:r>
+            <w:proofErr w:type="spellStart"/>
+            <w:r>
+              <w:t>osztály</w:t>
+            </w:r>
+            <w:proofErr w:type="spellEnd"/>
+            <w:r>
+              <w:t xml:space="preserve"> </w:t>
+            </w:r>
+            <w:proofErr w:type="spellStart"/>
+            <w:r>
+              <w:t>összesen</w:t>
+            </w:r>
+            <w:proofErr w:type="spellEnd"/>
+            <w:r>
+              <w:t xml:space="preserve"> 8 </w:t>
+            </w:r>
+            <w:proofErr w:type="spellStart"/>
+            <w:r>
+              <w:t>tesztfutást</w:t>
+            </w:r>
+            <w:proofErr w:type="spellEnd"/>
+            <w:r>
+              <w:t xml:space="preserve"> </w:t>
+            </w:r>
+            <w:proofErr w:type="spellStart"/>
+            <w:r>
+              <w:t>produkál</w:t>
+            </w:r>
+            <w:proofErr w:type="spellEnd"/>
+            <w:r>
+              <w:t>.</w:t>
+            </w:r>
+          </w:p>
+        </w:tc>
+      </w:tr>
+    </w:tbl>
+    <w:p>
+      <w:pPr>
+        <w:pStyle w:val="Cmsor2"/>
+      </w:pPr>
+      <w:bookmarkStart w:id="50" w:name="_Toc226154982"/>
+      <w:r>
+        <w:lastRenderedPageBreak/>
+        <w:t xml:space="preserve">8.6 Unit </w:t>
+      </w:r>
+      <w:proofErr w:type="spellStart"/>
+      <w:r>
+        <w:t>tesztek</w:t>
+      </w:r>
+      <w:proofErr w:type="spellEnd"/>
+      <w:r>
+        <w:t xml:space="preserve">: </w:t>
+      </w:r>
+      <w:proofErr w:type="spellStart"/>
+      <w:r>
+        <w:t>Tantárgylista</w:t>
+      </w:r>
+      <w:proofErr w:type="spellEnd"/>
+      <w:r>
+        <w:t xml:space="preserve"> </w:t>
+      </w:r>
+      <w:proofErr w:type="spellStart"/>
+      <w:r>
+        <w:t>szűrés</w:t>
+      </w:r>
+      <w:proofErr w:type="spellEnd"/>
+      <w:r>
+        <w:t xml:space="preserve"> </w:t>
+      </w:r>
+      <w:proofErr w:type="spellStart"/>
+      <w:r>
+        <w:t>és</w:t>
+      </w:r>
+      <w:proofErr w:type="spellEnd"/>
+      <w:r>
+        <w:t xml:space="preserve"> </w:t>
+      </w:r>
+      <w:proofErr w:type="spellStart"/>
+      <w:r>
+        <w:t>rendezés</w:t>
+      </w:r>
+      <w:proofErr w:type="spellEnd"/>
+      <w:r>
+        <w:t xml:space="preserve"> (</w:t>
+      </w:r>
+      <w:proofErr w:type="spellStart"/>
+      <w:r>
+        <w:t>TantargyListaSzuresTesztek</w:t>
+      </w:r>
+      <w:proofErr w:type="spellEnd"/>
+      <w:r>
+        <w:t>)</w:t>
+      </w:r>
+      <w:bookmarkEnd w:id="50"/>
+    </w:p>
+    <w:p>
+      <w:pPr>
+        <w:spacing w:after="80"/>
+        <w:jc w:val="both"/>
+      </w:pPr>
+      <w:r>
+        <w:t xml:space="preserve">A </w:t>
+      </w:r>
+      <w:proofErr w:type="spellStart"/>
+      <w:proofErr w:type="gramStart"/>
+      <w:r>
+        <w:t>SortByFreeSlots</w:t>
+      </w:r>
+      <w:proofErr w:type="spellEnd"/>
+      <w:r>
+        <w:t>(</w:t>
+      </w:r>
+      <w:proofErr w:type="gramEnd"/>
+      <w:r>
+        <w:t xml:space="preserve">) </w:t>
+      </w:r>
+      <w:proofErr w:type="spellStart"/>
+      <w:r>
+        <w:t>és</w:t>
+      </w:r>
+      <w:proofErr w:type="spellEnd"/>
+      <w:r>
+        <w:t xml:space="preserve"> </w:t>
+      </w:r>
+      <w:proofErr w:type="spellStart"/>
+      <w:proofErr w:type="gramStart"/>
+      <w:r>
+        <w:t>FilterByMinCredits</w:t>
+      </w:r>
+      <w:proofErr w:type="spellEnd"/>
+      <w:r>
+        <w:t>(</w:t>
+      </w:r>
+      <w:proofErr w:type="gramEnd"/>
+      <w:r>
+        <w:t xml:space="preserve">) </w:t>
+      </w:r>
+      <w:proofErr w:type="spellStart"/>
+      <w:r>
+        <w:t>segédmetódusok</w:t>
+      </w:r>
+      <w:proofErr w:type="spellEnd"/>
+      <w:r>
+        <w:t xml:space="preserve"> </w:t>
+      </w:r>
+      <w:proofErr w:type="spellStart"/>
+      <w:r>
+        <w:t>ellenőrzése</w:t>
+      </w:r>
+      <w:proofErr w:type="spellEnd"/>
+      <w:r>
+        <w:t xml:space="preserve"> </w:t>
+      </w:r>
+      <w:proofErr w:type="spellStart"/>
+      <w:r>
+        <w:t>négy</w:t>
+      </w:r>
+      <w:proofErr w:type="spellEnd"/>
+      <w:r>
+        <w:t xml:space="preserve"> </w:t>
+      </w:r>
+      <w:proofErr w:type="spellStart"/>
+      <w:r>
+        <w:t>tantárgyból</w:t>
+      </w:r>
+      <w:proofErr w:type="spellEnd"/>
+      <w:r>
+        <w:t xml:space="preserve"> </w:t>
+      </w:r>
+      <w:proofErr w:type="spellStart"/>
+      <w:r>
+        <w:t>álló</w:t>
+      </w:r>
+      <w:proofErr w:type="spellEnd"/>
+      <w:r>
+        <w:t xml:space="preserve"> </w:t>
+      </w:r>
+      <w:proofErr w:type="spellStart"/>
+      <w:r>
+        <w:t>tesztlistán</w:t>
+      </w:r>
+      <w:proofErr w:type="spellEnd"/>
+      <w:r>
+        <w:t xml:space="preserve">: </w:t>
+      </w:r>
+      <w:proofErr w:type="spellStart"/>
+      <w:r>
+        <w:t>Matematika</w:t>
+      </w:r>
+      <w:proofErr w:type="spellEnd"/>
+      <w:r>
+        <w:t xml:space="preserve"> (20 </w:t>
+      </w:r>
+      <w:proofErr w:type="spellStart"/>
+      <w:r>
+        <w:t>szabad</w:t>
+      </w:r>
+      <w:proofErr w:type="spellEnd"/>
+      <w:r>
+        <w:t xml:space="preserve">), </w:t>
+      </w:r>
+      <w:proofErr w:type="spellStart"/>
+      <w:r>
+        <w:t>Fizika</w:t>
+      </w:r>
+      <w:proofErr w:type="spellEnd"/>
+      <w:r>
+        <w:t xml:space="preserve"> (0 – tele), </w:t>
+      </w:r>
+      <w:proofErr w:type="spellStart"/>
+      <w:r>
+        <w:t>Kémia</w:t>
+      </w:r>
+      <w:proofErr w:type="spellEnd"/>
+      <w:r>
+        <w:t xml:space="preserve"> (10 </w:t>
+      </w:r>
+      <w:proofErr w:type="spellStart"/>
+      <w:r>
+        <w:t>szabad</w:t>
+      </w:r>
+      <w:proofErr w:type="spellEnd"/>
+      <w:r>
+        <w:t xml:space="preserve">), </w:t>
+      </w:r>
+      <w:proofErr w:type="spellStart"/>
+      <w:r>
+        <w:t>Informatika</w:t>
+      </w:r>
+      <w:proofErr w:type="spellEnd"/>
+      <w:r>
+        <w:t xml:space="preserve"> (1 </w:t>
+      </w:r>
+      <w:proofErr w:type="spellStart"/>
+      <w:r>
+        <w:t>szabad</w:t>
+      </w:r>
+      <w:proofErr w:type="spellEnd"/>
+      <w:r>
+        <w:t>).</w:t>
+      </w:r>
+    </w:p>
+    <w:tbl>
+      <w:tblPr>
+        <w:tblW w:w="9027" w:type="dxa"/>
+        <w:tblLayout w:type="fixed"/>
+        <w:tblCellMar>
+          <w:top w:w="80" w:type="dxa"/>
+          <w:left w:w="120" w:type="dxa"/>
+          <w:bottom w:w="80" w:type="dxa"/>
+          <w:right w:w="120" w:type="dxa"/>
+        </w:tblCellMar>
+        <w:tblLook w:val="04A0" w:firstRow="1" w:lastRow="0" w:firstColumn="1" w:lastColumn="0" w:noHBand="0" w:noVBand="1"/>
+      </w:tblPr>
+      <w:tblGrid>
+        <w:gridCol w:w="4200"/>
+        <w:gridCol w:w="3200"/>
         <w:gridCol w:w="1627"/>
       </w:tblGrid>
       <w:tr>
@@ -18182,7 +23321,7 @@
         </w:trPr>
         <w:tc>
           <w:tcPr>
-            <w:tcW w:w="2800" w:type="dxa"/>
+            <w:tcW w:w="4200" w:type="dxa"/>
             <w:tcBorders>
               <w:top w:val="single" w:sz="2" w:space="0" w:color="CCCCCC"/>
               <w:left w:val="single" w:sz="2" w:space="0" w:color="CCCCCC"/>
@@ -18201,82 +23340,174 @@
               <w:t>Teszteset</w:t>
             </w:r>
             <w:proofErr w:type="spellEnd"/>
-          </w:p>
-        </w:tc>
-        <w:tc>
-          <w:tcPr>
-            <w:tcW w:w="3599" w:type="dxa"/>
-            <w:tcBorders>
-              <w:top w:val="single" w:sz="2" w:space="0" w:color="CCCCCC"/>
-              <w:left w:val="single" w:sz="2" w:space="0" w:color="CCCCCC"/>
-              <w:bottom w:val="single" w:sz="2" w:space="0" w:color="CCCCCC"/>
-              <w:right w:val="single" w:sz="2" w:space="0" w:color="CCCCCC"/>
-            </w:tcBorders>
-            <w:shd w:val="clear" w:color="auto" w:fill="E8F5E9"/>
-          </w:tcPr>
-          <w:p>
-            <w:proofErr w:type="spellStart"/>
             <w:r>
               <w:rPr>
                 <w:b/>
                 <w:bCs/>
               </w:rPr>
-              <w:t>Várt</w:t>
-            </w:r>
-            <w:proofErr w:type="spellEnd"/>
+              <w:t xml:space="preserve"> neve</w:t>
+            </w:r>
+          </w:p>
+        </w:tc>
+        <w:tc>
+          <w:tcPr>
+            <w:tcW w:w="3200" w:type="dxa"/>
+            <w:tcBorders>
+              <w:top w:val="single" w:sz="2" w:space="0" w:color="CCCCCC"/>
+              <w:left w:val="single" w:sz="2" w:space="0" w:color="CCCCCC"/>
+              <w:bottom w:val="single" w:sz="2" w:space="0" w:color="CCCCCC"/>
+              <w:right w:val="single" w:sz="2" w:space="0" w:color="CCCCCC"/>
+            </w:tcBorders>
+            <w:shd w:val="clear" w:color="auto" w:fill="E8F5E9"/>
+          </w:tcPr>
+          <w:p>
+            <w:proofErr w:type="spellStart"/>
             <w:r>
               <w:rPr>
                 <w:b/>
                 <w:bCs/>
               </w:rPr>
-              <w:t xml:space="preserve"> </w:t>
-            </w:r>
-            <w:proofErr w:type="spellStart"/>
+              <w:t>Elvárt</w:t>
+            </w:r>
+            <w:proofErr w:type="spellEnd"/>
             <w:r>
               <w:rPr>
                 <w:b/>
                 <w:bCs/>
               </w:rPr>
-              <w:t>viselkedés</w:t>
-            </w:r>
-            <w:proofErr w:type="spellEnd"/>
-          </w:p>
-        </w:tc>
-        <w:tc>
-          <w:tcPr>
-            <w:tcW w:w="1627" w:type="dxa"/>
-            <w:tcBorders>
-              <w:top w:val="single" w:sz="2" w:space="0" w:color="CCCCCC"/>
-              <w:left w:val="single" w:sz="2" w:space="0" w:color="CCCCCC"/>
-              <w:bottom w:val="single" w:sz="2" w:space="0" w:color="CCCCCC"/>
-              <w:right w:val="single" w:sz="2" w:space="0" w:color="CCCCCC"/>
-            </w:tcBorders>
-            <w:shd w:val="clear" w:color="auto" w:fill="E8F5E9"/>
-          </w:tcPr>
-          <w:p>
+              <w:t xml:space="preserve"> </w:t>
+            </w:r>
             <w:proofErr w:type="spellStart"/>
             <w:r>
               <w:rPr>
                 <w:b/>
                 <w:bCs/>
               </w:rPr>
-              <w:t>Tényleges</w:t>
-            </w:r>
-            <w:proofErr w:type="spellEnd"/>
+              <w:t>viselkedés</w:t>
+            </w:r>
+            <w:proofErr w:type="spellEnd"/>
+          </w:p>
+        </w:tc>
+        <w:tc>
+          <w:tcPr>
+            <w:tcW w:w="1627" w:type="dxa"/>
+            <w:tcBorders>
+              <w:top w:val="single" w:sz="2" w:space="0" w:color="CCCCCC"/>
+              <w:left w:val="single" w:sz="2" w:space="0" w:color="CCCCCC"/>
+              <w:bottom w:val="single" w:sz="2" w:space="0" w:color="CCCCCC"/>
+              <w:right w:val="single" w:sz="2" w:space="0" w:color="CCCCCC"/>
+            </w:tcBorders>
+            <w:shd w:val="clear" w:color="auto" w:fill="E8F5E9"/>
+          </w:tcPr>
+          <w:p>
+            <w:proofErr w:type="spellStart"/>
             <w:r>
               <w:rPr>
                 <w:b/>
                 <w:bCs/>
               </w:rPr>
+              <w:t>Eredmény</w:t>
+            </w:r>
+            <w:proofErr w:type="spellEnd"/>
+          </w:p>
+        </w:tc>
+      </w:tr>
+      <w:tr>
+        <w:tc>
+          <w:tcPr>
+            <w:tcW w:w="4200" w:type="dxa"/>
+            <w:tcBorders>
+              <w:top w:val="single" w:sz="2" w:space="0" w:color="CCCCCC"/>
+              <w:left w:val="single" w:sz="2" w:space="0" w:color="CCCCCC"/>
+              <w:bottom w:val="single" w:sz="2" w:space="0" w:color="CCCCCC"/>
+              <w:right w:val="single" w:sz="2" w:space="0" w:color="CCCCCC"/>
+            </w:tcBorders>
+          </w:tcPr>
+          <w:p>
+            <w:proofErr w:type="spellStart"/>
+            <w:r>
+              <w:t>Felvehet_Tantargyak_Szurese_Kizarja_A_Telieket</w:t>
+            </w:r>
+            <w:proofErr w:type="spellEnd"/>
+          </w:p>
+        </w:tc>
+        <w:tc>
+          <w:tcPr>
+            <w:tcW w:w="3200" w:type="dxa"/>
+            <w:tcBorders>
+              <w:top w:val="single" w:sz="2" w:space="0" w:color="CCCCCC"/>
+              <w:left w:val="single" w:sz="2" w:space="0" w:color="CCCCCC"/>
+              <w:bottom w:val="single" w:sz="2" w:space="0" w:color="CCCCCC"/>
+              <w:right w:val="single" w:sz="2" w:space="0" w:color="CCCCCC"/>
+            </w:tcBorders>
+          </w:tcPr>
+          <w:p>
+            <w:proofErr w:type="spellStart"/>
+            <w:r>
+              <w:t>Fizika</w:t>
+            </w:r>
+            <w:proofErr w:type="spellEnd"/>
+            <w:r>
+              <w:t xml:space="preserve"> (0 </w:t>
+            </w:r>
+            <w:proofErr w:type="spellStart"/>
+            <w:r>
+              <w:t>szabad</w:t>
+            </w:r>
+            <w:proofErr w:type="spellEnd"/>
+            <w:r>
+              <w:t xml:space="preserve">) </w:t>
+            </w:r>
+            <w:proofErr w:type="spellStart"/>
+            <w:r>
+              <w:t>kizárva</w:t>
+            </w:r>
+            <w:proofErr w:type="spellEnd"/>
+            <w:r>
+              <w:t xml:space="preserve"> → 3 </w:t>
+            </w:r>
+            <w:proofErr w:type="spellStart"/>
+            <w:r>
+              <w:t>elem</w:t>
+            </w:r>
+            <w:proofErr w:type="spellEnd"/>
+            <w:r>
               <w:t xml:space="preserve"> </w:t>
             </w:r>
             <w:proofErr w:type="spellStart"/>
+            <w:r>
+              <w:t>marad</w:t>
+            </w:r>
+            <w:proofErr w:type="spellEnd"/>
+          </w:p>
+        </w:tc>
+        <w:tc>
+          <w:tcPr>
+            <w:tcW w:w="1627" w:type="dxa"/>
+            <w:tcBorders>
+              <w:top w:val="single" w:sz="2" w:space="0" w:color="CCCCCC"/>
+              <w:left w:val="single" w:sz="2" w:space="0" w:color="CCCCCC"/>
+              <w:bottom w:val="single" w:sz="2" w:space="0" w:color="CCCCCC"/>
+              <w:right w:val="single" w:sz="2" w:space="0" w:color="CCCCCC"/>
+            </w:tcBorders>
+          </w:tcPr>
+          <w:p>
             <w:r>
               <w:rPr>
                 <w:b/>
                 <w:bCs/>
-              </w:rPr>
-              <w:t>eredmény</w:t>
+                <w:color w:val="0A7B0A"/>
+              </w:rPr>
+              <w:t xml:space="preserve">✅ </w:t>
+            </w:r>
+            <w:proofErr w:type="spellStart"/>
+            <w:r>
+              <w:rPr>
+                <w:b/>
+                <w:bCs/>
+                <w:color w:val="0A7B0A"/>
+              </w:rPr>
+              <w:t>Teljesített</w:t>
             </w:r>
             <w:proofErr w:type="spellEnd"/>
           </w:p>
@@ -18285,21 +23516,52 @@
       <w:tr>
         <w:tc>
           <w:tcPr>
-            <w:tcW w:w="2800" w:type="dxa"/>
-            <w:tcBorders>
-              <w:top w:val="single" w:sz="2" w:space="0" w:color="CCCCCC"/>
-              <w:left w:val="single" w:sz="2" w:space="0" w:color="CCCCCC"/>
-              <w:bottom w:val="single" w:sz="2" w:space="0" w:color="CCCCCC"/>
-              <w:right w:val="single" w:sz="2" w:space="0" w:color="CCCCCC"/>
-            </w:tcBorders>
-          </w:tcPr>
-          <w:p>
-            <w:r>
-              <w:t xml:space="preserve">Már </w:t>
-            </w:r>
-            <w:proofErr w:type="spellStart"/>
-            <w:r>
-              <w:t>felvett</w:t>
+            <w:tcW w:w="4200" w:type="dxa"/>
+            <w:tcBorders>
+              <w:top w:val="single" w:sz="2" w:space="0" w:color="CCCCCC"/>
+              <w:left w:val="single" w:sz="2" w:space="0" w:color="CCCCCC"/>
+              <w:bottom w:val="single" w:sz="2" w:space="0" w:color="CCCCCC"/>
+              <w:right w:val="single" w:sz="2" w:space="0" w:color="CCCCCC"/>
+            </w:tcBorders>
+          </w:tcPr>
+          <w:p>
+            <w:proofErr w:type="spellStart"/>
+            <w:r>
+              <w:t>Rendezés_Szabad_Helyek_Szerint_Elso_A_Legtobb_Hellyel</w:t>
+            </w:r>
+            <w:proofErr w:type="spellEnd"/>
+          </w:p>
+        </w:tc>
+        <w:tc>
+          <w:tcPr>
+            <w:tcW w:w="3200" w:type="dxa"/>
+            <w:tcBorders>
+              <w:top w:val="single" w:sz="2" w:space="0" w:color="CCCCCC"/>
+              <w:left w:val="single" w:sz="2" w:space="0" w:color="CCCCCC"/>
+              <w:bottom w:val="single" w:sz="2" w:space="0" w:color="CCCCCC"/>
+              <w:right w:val="single" w:sz="2" w:space="0" w:color="CCCCCC"/>
+            </w:tcBorders>
+          </w:tcPr>
+          <w:p>
+            <w:proofErr w:type="spellStart"/>
+            <w:r>
+              <w:t>Matematika</w:t>
+            </w:r>
+            <w:proofErr w:type="spellEnd"/>
+            <w:r>
+              <w:t xml:space="preserve"> (20 </w:t>
+            </w:r>
+            <w:proofErr w:type="spellStart"/>
+            <w:r>
+              <w:t>szabad</w:t>
+            </w:r>
+            <w:proofErr w:type="spellEnd"/>
+            <w:r>
+              <w:t xml:space="preserve">) </w:t>
+            </w:r>
+            <w:proofErr w:type="spellStart"/>
+            <w:r>
+              <w:t>kerül</w:t>
             </w:r>
             <w:proofErr w:type="spellEnd"/>
             <w:r>
@@ -18307,7 +23569,7 @@
             </w:r>
             <w:proofErr w:type="spellStart"/>
             <w:r>
-              <w:t>tantárgy</w:t>
+              <w:t>első</w:t>
             </w:r>
             <w:proofErr w:type="spellEnd"/>
             <w:r>
@@ -18315,73 +23577,9 @@
             </w:r>
             <w:proofErr w:type="spellStart"/>
             <w:r>
-              <w:t>ismételt</w:t>
-            </w:r>
-            <w:proofErr w:type="spellEnd"/>
-            <w:r>
-              <w:t xml:space="preserve"> </w:t>
-            </w:r>
-            <w:proofErr w:type="spellStart"/>
-            <w:r>
-              <w:t>felvétele</w:t>
-            </w:r>
-            <w:proofErr w:type="spellEnd"/>
-          </w:p>
-        </w:tc>
-        <w:tc>
-          <w:tcPr>
-            <w:tcW w:w="3599" w:type="dxa"/>
-            <w:tcBorders>
-              <w:top w:val="single" w:sz="2" w:space="0" w:color="CCCCCC"/>
-              <w:left w:val="single" w:sz="2" w:space="0" w:color="CCCCCC"/>
-              <w:bottom w:val="single" w:sz="2" w:space="0" w:color="CCCCCC"/>
-              <w:right w:val="single" w:sz="2" w:space="0" w:color="CCCCCC"/>
-            </w:tcBorders>
-          </w:tcPr>
-          <w:p>
-            <w:r>
-              <w:t xml:space="preserve">Tárolt </w:t>
-            </w:r>
-            <w:proofErr w:type="spellStart"/>
-            <w:r>
-              <w:t>eljárás</w:t>
-            </w:r>
-            <w:proofErr w:type="spellEnd"/>
-            <w:r>
-              <w:t>: „</w:t>
-            </w:r>
-            <w:proofErr w:type="spellStart"/>
-            <w:r>
-              <w:t>Ezt</w:t>
-            </w:r>
-            <w:proofErr w:type="spellEnd"/>
-            <w:r>
-              <w:t xml:space="preserve"> a </w:t>
-            </w:r>
-            <w:proofErr w:type="spellStart"/>
-            <w:r>
-              <w:t>tantárgyat</w:t>
-            </w:r>
-            <w:proofErr w:type="spellEnd"/>
-            <w:r>
-              <w:t xml:space="preserve"> </w:t>
-            </w:r>
-            <w:proofErr w:type="spellStart"/>
-            <w:r>
-              <w:t>már</w:t>
-            </w:r>
-            <w:proofErr w:type="spellEnd"/>
-            <w:r>
-              <w:t xml:space="preserve"> </w:t>
-            </w:r>
-            <w:proofErr w:type="spellStart"/>
-            <w:r>
-              <w:t>felvetted</w:t>
-            </w:r>
-            <w:proofErr w:type="spellEnd"/>
-            <w:r>
-              <w:t>.”</w:t>
-            </w:r>
+              <w:t>helyre</w:t>
+            </w:r>
+            <w:proofErr w:type="spellEnd"/>
           </w:p>
         </w:tc>
         <w:tc>
@@ -18395,9 +23593,22 @@
             </w:tcBorders>
           </w:tcPr>
           <w:p>
-            <w:proofErr w:type="spellStart"/>
-            <w:r>
-              <w:t>Megfelelő</w:t>
+            <w:r>
+              <w:rPr>
+                <w:b/>
+                <w:bCs/>
+                <w:color w:val="0A7B0A"/>
+              </w:rPr>
+              <w:t xml:space="preserve">✅ </w:t>
+            </w:r>
+            <w:proofErr w:type="spellStart"/>
+            <w:r>
+              <w:rPr>
+                <w:b/>
+                <w:bCs/>
+                <w:color w:val="0A7B0A"/>
+              </w:rPr>
+              <w:t>Teljesített</w:t>
             </w:r>
             <w:proofErr w:type="spellEnd"/>
           </w:p>
@@ -18406,81 +23617,72 @@
       <w:tr>
         <w:tc>
           <w:tcPr>
-            <w:tcW w:w="2800" w:type="dxa"/>
-            <w:tcBorders>
-              <w:top w:val="single" w:sz="2" w:space="0" w:color="CCCCCC"/>
-              <w:left w:val="single" w:sz="2" w:space="0" w:color="CCCCCC"/>
-              <w:bottom w:val="single" w:sz="2" w:space="0" w:color="CCCCCC"/>
-              <w:right w:val="single" w:sz="2" w:space="0" w:color="CCCCCC"/>
-            </w:tcBorders>
-          </w:tcPr>
-          <w:p>
-            <w:proofErr w:type="spellStart"/>
-            <w:r>
-              <w:t>Tantárgy</w:t>
-            </w:r>
-            <w:proofErr w:type="spellEnd"/>
-            <w:r>
-              <w:t xml:space="preserve"> </w:t>
-            </w:r>
-            <w:proofErr w:type="spellStart"/>
-            <w:r>
-              <w:t>leadása</w:t>
-            </w:r>
-            <w:proofErr w:type="spellEnd"/>
-            <w:r>
-              <w:t xml:space="preserve"> (drop)</w:t>
-            </w:r>
-          </w:p>
-        </w:tc>
-        <w:tc>
-          <w:tcPr>
-            <w:tcW w:w="3599" w:type="dxa"/>
-            <w:tcBorders>
-              <w:top w:val="single" w:sz="2" w:space="0" w:color="CCCCCC"/>
-              <w:left w:val="single" w:sz="2" w:space="0" w:color="CCCCCC"/>
-              <w:bottom w:val="single" w:sz="2" w:space="0" w:color="CCCCCC"/>
-              <w:right w:val="single" w:sz="2" w:space="0" w:color="CCCCCC"/>
-            </w:tcBorders>
-          </w:tcPr>
-          <w:p>
-            <w:proofErr w:type="spellStart"/>
-            <w:r>
-              <w:t>StudentSubjects</w:t>
-            </w:r>
-            <w:proofErr w:type="spellEnd"/>
-            <w:r>
-              <w:t xml:space="preserve"> </w:t>
-            </w:r>
-            <w:proofErr w:type="spellStart"/>
-            <w:r>
-              <w:t>sor</w:t>
-            </w:r>
-            <w:proofErr w:type="spellEnd"/>
-            <w:r>
-              <w:t xml:space="preserve"> </w:t>
-            </w:r>
-            <w:proofErr w:type="spellStart"/>
-            <w:r>
-              <w:t>törlése</w:t>
-            </w:r>
-            <w:proofErr w:type="spellEnd"/>
-            <w:r>
-              <w:t xml:space="preserve">, </w:t>
-            </w:r>
-            <w:proofErr w:type="spellStart"/>
-            <w:r>
-              <w:t>CurrentEnrollment</w:t>
-            </w:r>
-            <w:proofErr w:type="spellEnd"/>
-            <w:r>
-              <w:t xml:space="preserve"> </w:t>
-            </w:r>
-            <w:proofErr w:type="spellStart"/>
-            <w:r>
-              <w:t>csökken</w:t>
-            </w:r>
-            <w:proofErr w:type="spellEnd"/>
+            <w:tcW w:w="4200" w:type="dxa"/>
+            <w:tcBorders>
+              <w:top w:val="single" w:sz="2" w:space="0" w:color="CCCCCC"/>
+              <w:left w:val="single" w:sz="2" w:space="0" w:color="CCCCCC"/>
+              <w:bottom w:val="single" w:sz="2" w:space="0" w:color="CCCCCC"/>
+              <w:right w:val="single" w:sz="2" w:space="0" w:color="CCCCCC"/>
+            </w:tcBorders>
+          </w:tcPr>
+          <w:p>
+            <w:proofErr w:type="spellStart"/>
+            <w:r>
+              <w:t>Rendezés_Szabad_Helyek_Szerint_Csokkenő_Sorrend</w:t>
+            </w:r>
+            <w:proofErr w:type="spellEnd"/>
+          </w:p>
+        </w:tc>
+        <w:tc>
+          <w:tcPr>
+            <w:tcW w:w="3200" w:type="dxa"/>
+            <w:tcBorders>
+              <w:top w:val="single" w:sz="2" w:space="0" w:color="CCCCCC"/>
+              <w:left w:val="single" w:sz="2" w:space="0" w:color="CCCCCC"/>
+              <w:bottom w:val="single" w:sz="2" w:space="0" w:color="CCCCCC"/>
+              <w:right w:val="single" w:sz="2" w:space="0" w:color="CCCCCC"/>
+            </w:tcBorders>
+          </w:tcPr>
+          <w:p>
+            <w:r>
+              <w:t xml:space="preserve">Minden </w:t>
+            </w:r>
+            <w:proofErr w:type="spellStart"/>
+            <w:r>
+              <w:t>i</w:t>
+            </w:r>
+            <w:proofErr w:type="spellEnd"/>
+            <w:r>
+              <w:t>-re: [</w:t>
+            </w:r>
+            <w:proofErr w:type="spellStart"/>
+            <w:r>
+              <w:t>i</w:t>
+            </w:r>
+            <w:proofErr w:type="spellEnd"/>
+            <w:proofErr w:type="gramStart"/>
+            <w:r>
+              <w:t>].</w:t>
+            </w:r>
+            <w:proofErr w:type="spellStart"/>
+            <w:r>
+              <w:t>FreeSlots</w:t>
+            </w:r>
+            <w:proofErr w:type="spellEnd"/>
+            <w:proofErr w:type="gramEnd"/>
+            <w:r>
+              <w:t xml:space="preserve"> &gt;= [i+1</w:t>
+            </w:r>
+            <w:proofErr w:type="gramStart"/>
+            <w:r>
+              <w:t>].</w:t>
+            </w:r>
+            <w:proofErr w:type="spellStart"/>
+            <w:r>
+              <w:t>FreeSlots</w:t>
+            </w:r>
+            <w:proofErr w:type="spellEnd"/>
+            <w:proofErr w:type="gramEnd"/>
           </w:p>
         </w:tc>
         <w:tc>
@@ -18494,9 +23696,22 @@
             </w:tcBorders>
           </w:tcPr>
           <w:p>
-            <w:proofErr w:type="spellStart"/>
-            <w:r>
-              <w:t>Megfelelő</w:t>
+            <w:r>
+              <w:rPr>
+                <w:b/>
+                <w:bCs/>
+                <w:color w:val="0A7B0A"/>
+              </w:rPr>
+              <w:t xml:space="preserve">✅ </w:t>
+            </w:r>
+            <w:proofErr w:type="spellStart"/>
+            <w:r>
+              <w:rPr>
+                <w:b/>
+                <w:bCs/>
+                <w:color w:val="0A7B0A"/>
+              </w:rPr>
+              <w:t>Teljesített</w:t>
             </w:r>
             <w:proofErr w:type="spellEnd"/>
           </w:p>
@@ -18505,63 +23720,55 @@
       <w:tr>
         <w:tc>
           <w:tcPr>
-            <w:tcW w:w="2800" w:type="dxa"/>
-            <w:tcBorders>
-              <w:top w:val="single" w:sz="2" w:space="0" w:color="CCCCCC"/>
-              <w:left w:val="single" w:sz="2" w:space="0" w:color="CCCCCC"/>
-              <w:bottom w:val="single" w:sz="2" w:space="0" w:color="CCCCCC"/>
-              <w:right w:val="single" w:sz="2" w:space="0" w:color="CCCCCC"/>
-            </w:tcBorders>
-          </w:tcPr>
-          <w:p>
-            <w:r>
-              <w:t xml:space="preserve">Egyedi </w:t>
-            </w:r>
-            <w:proofErr w:type="spellStart"/>
-            <w:r>
-              <w:t>tantárgy</w:t>
-            </w:r>
-            <w:proofErr w:type="spellEnd"/>
-            <w:r>
-              <w:t xml:space="preserve"> </w:t>
-            </w:r>
-            <w:proofErr w:type="spellStart"/>
-            <w:r>
-              <w:t>létrehozása</w:t>
-            </w:r>
-            <w:proofErr w:type="spellEnd"/>
-            <w:r>
-              <w:t xml:space="preserve"> (custom enroll)</w:t>
-            </w:r>
-          </w:p>
-        </w:tc>
-        <w:tc>
-          <w:tcPr>
-            <w:tcW w:w="3599" w:type="dxa"/>
-            <w:tcBorders>
-              <w:top w:val="single" w:sz="2" w:space="0" w:color="CCCCCC"/>
-              <w:left w:val="single" w:sz="2" w:space="0" w:color="CCCCCC"/>
-              <w:bottom w:val="single" w:sz="2" w:space="0" w:color="CCCCCC"/>
-              <w:right w:val="single" w:sz="2" w:space="0" w:color="CCCCCC"/>
-            </w:tcBorders>
-          </w:tcPr>
-          <w:p>
-            <w:proofErr w:type="spellStart"/>
-            <w:r>
-              <w:t>sp_EnrollCustomSubject</w:t>
-            </w:r>
-            <w:proofErr w:type="spellEnd"/>
-            <w:r>
-              <w:t xml:space="preserve">: </w:t>
-            </w:r>
-            <w:proofErr w:type="spellStart"/>
-            <w:r>
-              <w:t>IsPrivate</w:t>
-            </w:r>
-            <w:proofErr w:type="spellEnd"/>
-            <w:r>
-              <w:t>=1</w:t>
-            </w:r>
+            <w:tcW w:w="4200" w:type="dxa"/>
+            <w:tcBorders>
+              <w:top w:val="single" w:sz="2" w:space="0" w:color="CCCCCC"/>
+              <w:left w:val="single" w:sz="2" w:space="0" w:color="CCCCCC"/>
+              <w:bottom w:val="single" w:sz="2" w:space="0" w:color="CCCCCC"/>
+              <w:right w:val="single" w:sz="2" w:space="0" w:color="CCCCCC"/>
+            </w:tcBorders>
+          </w:tcPr>
+          <w:p>
+            <w:r>
+              <w:t>Szures_Min_5_Kredit_Csak_Magas_Kredit_Targyak</w:t>
+            </w:r>
+          </w:p>
+        </w:tc>
+        <w:tc>
+          <w:tcPr>
+            <w:tcW w:w="3200" w:type="dxa"/>
+            <w:tcBorders>
+              <w:top w:val="single" w:sz="2" w:space="0" w:color="CCCCCC"/>
+              <w:left w:val="single" w:sz="2" w:space="0" w:color="CCCCCC"/>
+              <w:bottom w:val="single" w:sz="2" w:space="0" w:color="CCCCCC"/>
+              <w:right w:val="single" w:sz="2" w:space="0" w:color="CCCCCC"/>
+            </w:tcBorders>
+          </w:tcPr>
+          <w:p>
+            <w:r>
+              <w:t xml:space="preserve">Credits &gt;= 5: </w:t>
+            </w:r>
+            <w:proofErr w:type="spellStart"/>
+            <w:r>
+              <w:t>Matematika</w:t>
+            </w:r>
+            <w:proofErr w:type="spellEnd"/>
+            <w:r>
+              <w:t xml:space="preserve"> + </w:t>
+            </w:r>
+            <w:proofErr w:type="spellStart"/>
+            <w:r>
+              <w:t>Informatika</w:t>
+            </w:r>
+            <w:proofErr w:type="spellEnd"/>
+            <w:r>
+              <w:t xml:space="preserve"> → 2 </w:t>
+            </w:r>
+            <w:proofErr w:type="spellStart"/>
+            <w:r>
+              <w:t>találat</w:t>
+            </w:r>
+            <w:proofErr w:type="spellEnd"/>
           </w:p>
         </w:tc>
         <w:tc>
@@ -18575,9 +23782,22 @@
             </w:tcBorders>
           </w:tcPr>
           <w:p>
-            <w:proofErr w:type="spellStart"/>
-            <w:r>
-              <w:t>Megfelelő</w:t>
+            <w:r>
+              <w:rPr>
+                <w:b/>
+                <w:bCs/>
+                <w:color w:val="0A7B0A"/>
+              </w:rPr>
+              <w:t xml:space="preserve">✅ </w:t>
+            </w:r>
+            <w:proofErr w:type="spellStart"/>
+            <w:r>
+              <w:rPr>
+                <w:b/>
+                <w:bCs/>
+                <w:color w:val="0A7B0A"/>
+              </w:rPr>
+              <w:t>Teljesített</w:t>
             </w:r>
             <w:proofErr w:type="spellEnd"/>
           </w:p>
@@ -18586,18 +23806,36 @@
       <w:tr>
         <w:tc>
           <w:tcPr>
-            <w:tcW w:w="2800" w:type="dxa"/>
-            <w:tcBorders>
-              <w:top w:val="single" w:sz="2" w:space="0" w:color="CCCCCC"/>
-              <w:left w:val="single" w:sz="2" w:space="0" w:color="CCCCCC"/>
-              <w:bottom w:val="single" w:sz="2" w:space="0" w:color="CCCCCC"/>
-              <w:right w:val="single" w:sz="2" w:space="0" w:color="CCCCCC"/>
-            </w:tcBorders>
-          </w:tcPr>
-          <w:p>
-            <w:proofErr w:type="spellStart"/>
-            <w:r>
-              <w:t>Tantárgy</w:t>
+            <w:tcW w:w="4200" w:type="dxa"/>
+            <w:tcBorders>
+              <w:top w:val="single" w:sz="2" w:space="0" w:color="CCCCCC"/>
+              <w:left w:val="single" w:sz="2" w:space="0" w:color="CCCCCC"/>
+              <w:bottom w:val="single" w:sz="2" w:space="0" w:color="CCCCCC"/>
+              <w:right w:val="single" w:sz="2" w:space="0" w:color="CCCCCC"/>
+            </w:tcBorders>
+          </w:tcPr>
+          <w:p>
+            <w:proofErr w:type="spellStart"/>
+            <w:r>
+              <w:t>Ures_Lista_Szurese_Ures_Marad</w:t>
+            </w:r>
+            <w:proofErr w:type="spellEnd"/>
+          </w:p>
+        </w:tc>
+        <w:tc>
+          <w:tcPr>
+            <w:tcW w:w="3200" w:type="dxa"/>
+            <w:tcBorders>
+              <w:top w:val="single" w:sz="2" w:space="0" w:color="CCCCCC"/>
+              <w:left w:val="single" w:sz="2" w:space="0" w:color="CCCCCC"/>
+              <w:bottom w:val="single" w:sz="2" w:space="0" w:color="CCCCCC"/>
+              <w:right w:val="single" w:sz="2" w:space="0" w:color="CCCCCC"/>
+            </w:tcBorders>
+          </w:tcPr>
+          <w:p>
+            <w:proofErr w:type="spellStart"/>
+            <w:r>
+              <w:t>Üres</w:t>
             </w:r>
             <w:proofErr w:type="spellEnd"/>
             <w:r>
@@ -18605,7 +23843,7 @@
             </w:r>
             <w:proofErr w:type="spellStart"/>
             <w:r>
-              <w:t>felvétele</w:t>
+              <w:t>lista</w:t>
             </w:r>
             <w:proofErr w:type="spellEnd"/>
             <w:r>
@@ -18613,25 +23851,15 @@
             </w:r>
             <w:proofErr w:type="spellStart"/>
             <w:r>
-              <w:t>sikeresen</w:t>
-            </w:r>
-            <w:proofErr w:type="spellEnd"/>
-          </w:p>
-        </w:tc>
-        <w:tc>
-          <w:tcPr>
-            <w:tcW w:w="3599" w:type="dxa"/>
-            <w:tcBorders>
-              <w:top w:val="single" w:sz="2" w:space="0" w:color="CCCCCC"/>
-              <w:left w:val="single" w:sz="2" w:space="0" w:color="CCCCCC"/>
-              <w:bottom w:val="single" w:sz="2" w:space="0" w:color="CCCCCC"/>
-              <w:right w:val="single" w:sz="2" w:space="0" w:color="CCCCCC"/>
-            </w:tcBorders>
-          </w:tcPr>
-          <w:p>
-            <w:proofErr w:type="spellStart"/>
-            <w:r>
-              <w:t>CurrentEnrollment</w:t>
+              <w:t>szűrése</w:t>
+            </w:r>
+            <w:proofErr w:type="spellEnd"/>
+            <w:r>
+              <w:t xml:space="preserve"> → </w:t>
+            </w:r>
+            <w:proofErr w:type="spellStart"/>
+            <w:r>
+              <w:t>üres</w:t>
             </w:r>
             <w:proofErr w:type="spellEnd"/>
             <w:r>
@@ -18639,7 +23867,7 @@
             </w:r>
             <w:proofErr w:type="spellStart"/>
             <w:r>
-              <w:t>növekszik</w:t>
+              <w:t>lista</w:t>
             </w:r>
             <w:proofErr w:type="spellEnd"/>
             <w:r>
@@ -18647,12 +23875,17 @@
             </w:r>
             <w:proofErr w:type="spellStart"/>
             <w:r>
-              <w:t>StudentSubjects</w:t>
-            </w:r>
-            <w:proofErr w:type="spellEnd"/>
-            <w:r>
-              <w:t xml:space="preserve"> INSERT</w:t>
-            </w:r>
+              <w:t>nincs</w:t>
+            </w:r>
+            <w:proofErr w:type="spellEnd"/>
+            <w:r>
+              <w:t xml:space="preserve"> </w:t>
+            </w:r>
+            <w:proofErr w:type="spellStart"/>
+            <w:r>
+              <w:t>kivétel</w:t>
+            </w:r>
+            <w:proofErr w:type="spellEnd"/>
           </w:p>
         </w:tc>
         <w:tc>
@@ -18666,9 +23899,862 @@
             </w:tcBorders>
           </w:tcPr>
           <w:p>
-            <w:proofErr w:type="spellStart"/>
-            <w:r>
-              <w:t>Megfelelő</w:t>
+            <w:r>
+              <w:rPr>
+                <w:b/>
+                <w:bCs/>
+                <w:color w:val="0A7B0A"/>
+              </w:rPr>
+              <w:t xml:space="preserve">✅ </w:t>
+            </w:r>
+            <w:proofErr w:type="spellStart"/>
+            <w:r>
+              <w:rPr>
+                <w:b/>
+                <w:bCs/>
+                <w:color w:val="0A7B0A"/>
+              </w:rPr>
+              <w:t>Teljesített</w:t>
+            </w:r>
+            <w:proofErr w:type="spellEnd"/>
+          </w:p>
+        </w:tc>
+      </w:tr>
+    </w:tbl>
+    <w:p>
+      <w:pPr>
+        <w:pStyle w:val="Cmsor2"/>
+      </w:pPr>
+      <w:r>
+        <w:br w:type="page"/>
+      </w:r>
+      <w:bookmarkStart w:id="51" w:name="_Toc226154983"/>
+      <w:r>
+        <w:lastRenderedPageBreak/>
+        <w:t xml:space="preserve">8.7 Unit </w:t>
+      </w:r>
+      <w:proofErr w:type="spellStart"/>
+      <w:r>
+        <w:t>tesztek</w:t>
+      </w:r>
+      <w:proofErr w:type="spellEnd"/>
+      <w:r>
+        <w:t xml:space="preserve">: </w:t>
+      </w:r>
+      <w:proofErr w:type="spellStart"/>
+      <w:r>
+        <w:t>Órarend</w:t>
+      </w:r>
+      <w:proofErr w:type="spellEnd"/>
+      <w:r>
+        <w:t xml:space="preserve"> </w:t>
+      </w:r>
+      <w:proofErr w:type="spellStart"/>
+      <w:r>
+        <w:t>ütközésvizsgálat</w:t>
+      </w:r>
+      <w:proofErr w:type="spellEnd"/>
+      <w:r>
+        <w:t xml:space="preserve"> (</w:t>
+      </w:r>
+      <w:proofErr w:type="spellStart"/>
+      <w:r>
+        <w:t>OrarendUtkozesTesztek</w:t>
+      </w:r>
+      <w:proofErr w:type="spellEnd"/>
+      <w:r>
+        <w:t>)</w:t>
+      </w:r>
+      <w:bookmarkEnd w:id="51"/>
+    </w:p>
+    <w:p>
+      <w:pPr>
+        <w:spacing w:after="80"/>
+        <w:jc w:val="both"/>
+      </w:pPr>
+      <w:r>
+        <w:t xml:space="preserve">A </w:t>
+      </w:r>
+      <w:proofErr w:type="spellStart"/>
+      <w:r>
+        <w:t>ScheduleConflictHelper.HasConflict</w:t>
+      </w:r>
+      <w:proofErr w:type="spellEnd"/>
+      <w:r>
+        <w:t xml:space="preserve">() </w:t>
+      </w:r>
+      <w:proofErr w:type="spellStart"/>
+      <w:r>
+        <w:t>metódus</w:t>
+      </w:r>
+      <w:proofErr w:type="spellEnd"/>
+      <w:r>
+        <w:t xml:space="preserve"> </w:t>
+      </w:r>
+      <w:proofErr w:type="spellStart"/>
+      <w:r>
+        <w:t>garantálja</w:t>
+      </w:r>
+      <w:proofErr w:type="spellEnd"/>
+      <w:r>
+        <w:t xml:space="preserve">, </w:t>
+      </w:r>
+      <w:proofErr w:type="spellStart"/>
+      <w:r>
+        <w:t>hogy</w:t>
+      </w:r>
+      <w:proofErr w:type="spellEnd"/>
+      <w:r>
+        <w:t xml:space="preserve"> ne </w:t>
+      </w:r>
+      <w:proofErr w:type="spellStart"/>
+      <w:r>
+        <w:t>lehessen</w:t>
+      </w:r>
+      <w:proofErr w:type="spellEnd"/>
+      <w:r>
+        <w:t xml:space="preserve"> </w:t>
+      </w:r>
+      <w:proofErr w:type="spellStart"/>
+      <w:r>
+        <w:t>ütköző</w:t>
+      </w:r>
+      <w:proofErr w:type="spellEnd"/>
+      <w:r>
+        <w:t xml:space="preserve"> </w:t>
+      </w:r>
+      <w:proofErr w:type="spellStart"/>
+      <w:r>
+        <w:t>órarend-bejegyzést</w:t>
+      </w:r>
+      <w:proofErr w:type="spellEnd"/>
+      <w:r>
+        <w:t xml:space="preserve"> </w:t>
+      </w:r>
+      <w:proofErr w:type="spellStart"/>
+      <w:r>
+        <w:t>felvenni</w:t>
+      </w:r>
+      <w:proofErr w:type="spellEnd"/>
+      <w:r>
+        <w:t xml:space="preserve">. Az </w:t>
+      </w:r>
+      <w:proofErr w:type="spellStart"/>
+      <w:r>
+        <w:t>intervallum-metszés</w:t>
+      </w:r>
+      <w:proofErr w:type="spellEnd"/>
+      <w:r>
+        <w:t xml:space="preserve"> </w:t>
+      </w:r>
+      <w:proofErr w:type="spellStart"/>
+      <w:r>
+        <w:t>logikája</w:t>
+      </w:r>
+      <w:proofErr w:type="spellEnd"/>
+      <w:r>
+        <w:t xml:space="preserve">: </w:t>
+      </w:r>
+      <w:proofErr w:type="spellStart"/>
+      <w:r>
+        <w:t>két</w:t>
+      </w:r>
+      <w:proofErr w:type="spellEnd"/>
+      <w:r>
+        <w:t xml:space="preserve"> </w:t>
+      </w:r>
+      <w:proofErr w:type="spellStart"/>
+      <w:r>
+        <w:t>időszak</w:t>
+      </w:r>
+      <w:proofErr w:type="spellEnd"/>
+      <w:r>
+        <w:t xml:space="preserve"> </w:t>
+      </w:r>
+      <w:proofErr w:type="spellStart"/>
+      <w:r>
+        <w:t>ütközik</w:t>
+      </w:r>
+      <w:proofErr w:type="spellEnd"/>
+      <w:r>
+        <w:t xml:space="preserve">, ha </w:t>
+      </w:r>
+      <w:proofErr w:type="spellStart"/>
+      <w:r>
+        <w:t>startA</w:t>
+      </w:r>
+      <w:proofErr w:type="spellEnd"/>
+      <w:r>
+        <w:t xml:space="preserve"> &lt; </w:t>
+      </w:r>
+      <w:proofErr w:type="spellStart"/>
+      <w:r>
+        <w:t>endB</w:t>
+      </w:r>
+      <w:proofErr w:type="spellEnd"/>
+      <w:r>
+        <w:t xml:space="preserve"> ÉS </w:t>
+      </w:r>
+      <w:proofErr w:type="spellStart"/>
+      <w:r>
+        <w:t>endA</w:t>
+      </w:r>
+      <w:proofErr w:type="spellEnd"/>
+      <w:r>
+        <w:t xml:space="preserve"> &gt; </w:t>
+      </w:r>
+      <w:proofErr w:type="spellStart"/>
+      <w:r>
+        <w:t>startB</w:t>
+      </w:r>
+      <w:proofErr w:type="spellEnd"/>
+      <w:r>
+        <w:t>.</w:t>
+      </w:r>
+    </w:p>
+    <w:tbl>
+      <w:tblPr>
+        <w:tblW w:w="9027" w:type="dxa"/>
+        <w:tblLayout w:type="fixed"/>
+        <w:tblCellMar>
+          <w:top w:w="80" w:type="dxa"/>
+          <w:left w:w="120" w:type="dxa"/>
+          <w:bottom w:w="80" w:type="dxa"/>
+          <w:right w:w="120" w:type="dxa"/>
+        </w:tblCellMar>
+        <w:tblLook w:val="04A0" w:firstRow="1" w:lastRow="0" w:firstColumn="1" w:lastColumn="0" w:noHBand="0" w:noVBand="1"/>
+      </w:tblPr>
+      <w:tblGrid>
+        <w:gridCol w:w="4200"/>
+        <w:gridCol w:w="3200"/>
+        <w:gridCol w:w="1627"/>
+      </w:tblGrid>
+      <w:tr>
+        <w:trPr>
+          <w:tblHeader/>
+        </w:trPr>
+        <w:tc>
+          <w:tcPr>
+            <w:tcW w:w="4200" w:type="dxa"/>
+            <w:tcBorders>
+              <w:top w:val="single" w:sz="2" w:space="0" w:color="CCCCCC"/>
+              <w:left w:val="single" w:sz="2" w:space="0" w:color="CCCCCC"/>
+              <w:bottom w:val="single" w:sz="2" w:space="0" w:color="CCCCCC"/>
+              <w:right w:val="single" w:sz="2" w:space="0" w:color="CCCCCC"/>
+            </w:tcBorders>
+            <w:shd w:val="clear" w:color="auto" w:fill="E8F5E9"/>
+          </w:tcPr>
+          <w:p>
+            <w:proofErr w:type="spellStart"/>
+            <w:r>
+              <w:rPr>
+                <w:b/>
+                <w:bCs/>
+              </w:rPr>
+              <w:t>Teszteset</w:t>
+            </w:r>
+            <w:proofErr w:type="spellEnd"/>
+            <w:r>
+              <w:rPr>
+                <w:b/>
+                <w:bCs/>
+              </w:rPr>
+              <w:t xml:space="preserve"> neve</w:t>
+            </w:r>
+          </w:p>
+        </w:tc>
+        <w:tc>
+          <w:tcPr>
+            <w:tcW w:w="3200" w:type="dxa"/>
+            <w:tcBorders>
+              <w:top w:val="single" w:sz="2" w:space="0" w:color="CCCCCC"/>
+              <w:left w:val="single" w:sz="2" w:space="0" w:color="CCCCCC"/>
+              <w:bottom w:val="single" w:sz="2" w:space="0" w:color="CCCCCC"/>
+              <w:right w:val="single" w:sz="2" w:space="0" w:color="CCCCCC"/>
+            </w:tcBorders>
+            <w:shd w:val="clear" w:color="auto" w:fill="E8F5E9"/>
+          </w:tcPr>
+          <w:p>
+            <w:proofErr w:type="spellStart"/>
+            <w:r>
+              <w:rPr>
+                <w:b/>
+                <w:bCs/>
+              </w:rPr>
+              <w:t>Elvárt</w:t>
+            </w:r>
+            <w:proofErr w:type="spellEnd"/>
+            <w:r>
+              <w:rPr>
+                <w:b/>
+                <w:bCs/>
+              </w:rPr>
+              <w:t xml:space="preserve"> </w:t>
+            </w:r>
+            <w:proofErr w:type="spellStart"/>
+            <w:r>
+              <w:rPr>
+                <w:b/>
+                <w:bCs/>
+              </w:rPr>
+              <w:t>viselkedés</w:t>
+            </w:r>
+            <w:proofErr w:type="spellEnd"/>
+          </w:p>
+        </w:tc>
+        <w:tc>
+          <w:tcPr>
+            <w:tcW w:w="1627" w:type="dxa"/>
+            <w:tcBorders>
+              <w:top w:val="single" w:sz="2" w:space="0" w:color="CCCCCC"/>
+              <w:left w:val="single" w:sz="2" w:space="0" w:color="CCCCCC"/>
+              <w:bottom w:val="single" w:sz="2" w:space="0" w:color="CCCCCC"/>
+              <w:right w:val="single" w:sz="2" w:space="0" w:color="CCCCCC"/>
+            </w:tcBorders>
+            <w:shd w:val="clear" w:color="auto" w:fill="E8F5E9"/>
+          </w:tcPr>
+          <w:p>
+            <w:proofErr w:type="spellStart"/>
+            <w:r>
+              <w:rPr>
+                <w:b/>
+                <w:bCs/>
+              </w:rPr>
+              <w:t>Eredmény</w:t>
+            </w:r>
+            <w:proofErr w:type="spellEnd"/>
+          </w:p>
+        </w:tc>
+      </w:tr>
+      <w:tr>
+        <w:tc>
+          <w:tcPr>
+            <w:tcW w:w="4200" w:type="dxa"/>
+            <w:tcBorders>
+              <w:top w:val="single" w:sz="2" w:space="0" w:color="CCCCCC"/>
+              <w:left w:val="single" w:sz="2" w:space="0" w:color="CCCCCC"/>
+              <w:bottom w:val="single" w:sz="2" w:space="0" w:color="CCCCCC"/>
+              <w:right w:val="single" w:sz="2" w:space="0" w:color="CCCCCC"/>
+            </w:tcBorders>
+          </w:tcPr>
+          <w:p>
+            <w:proofErr w:type="spellStart"/>
+            <w:r>
+              <w:t>Pontosan_Atlefedo_Idosav_Utkozest_Ad</w:t>
+            </w:r>
+            <w:proofErr w:type="spellEnd"/>
+          </w:p>
+        </w:tc>
+        <w:tc>
+          <w:tcPr>
+            <w:tcW w:w="3200" w:type="dxa"/>
+            <w:tcBorders>
+              <w:top w:val="single" w:sz="2" w:space="0" w:color="CCCCCC"/>
+              <w:left w:val="single" w:sz="2" w:space="0" w:color="CCCCCC"/>
+              <w:bottom w:val="single" w:sz="2" w:space="0" w:color="CCCCCC"/>
+              <w:right w:val="single" w:sz="2" w:space="0" w:color="CCCCCC"/>
+            </w:tcBorders>
+          </w:tcPr>
+          <w:p>
+            <w:r>
+              <w:t xml:space="preserve">08:00–10:00 vs 08:00–10:00 → </w:t>
+            </w:r>
+            <w:proofErr w:type="spellStart"/>
+            <w:r>
+              <w:t>ütközés</w:t>
+            </w:r>
+            <w:proofErr w:type="spellEnd"/>
+            <w:r>
+              <w:t xml:space="preserve"> (</w:t>
+            </w:r>
+            <w:proofErr w:type="spellStart"/>
+            <w:r>
+              <w:t>igaz</w:t>
+            </w:r>
+            <w:proofErr w:type="spellEnd"/>
+            <w:r>
+              <w:t>)</w:t>
+            </w:r>
+          </w:p>
+        </w:tc>
+        <w:tc>
+          <w:tcPr>
+            <w:tcW w:w="1627" w:type="dxa"/>
+            <w:tcBorders>
+              <w:top w:val="single" w:sz="2" w:space="0" w:color="CCCCCC"/>
+              <w:left w:val="single" w:sz="2" w:space="0" w:color="CCCCCC"/>
+              <w:bottom w:val="single" w:sz="2" w:space="0" w:color="CCCCCC"/>
+              <w:right w:val="single" w:sz="2" w:space="0" w:color="CCCCCC"/>
+            </w:tcBorders>
+          </w:tcPr>
+          <w:p>
+            <w:r>
+              <w:rPr>
+                <w:b/>
+                <w:bCs/>
+                <w:color w:val="0A7B0A"/>
+              </w:rPr>
+              <w:t xml:space="preserve">✅ </w:t>
+            </w:r>
+            <w:proofErr w:type="spellStart"/>
+            <w:r>
+              <w:rPr>
+                <w:b/>
+                <w:bCs/>
+                <w:color w:val="0A7B0A"/>
+              </w:rPr>
+              <w:t>Teljesített</w:t>
+            </w:r>
+            <w:proofErr w:type="spellEnd"/>
+          </w:p>
+        </w:tc>
+      </w:tr>
+      <w:tr>
+        <w:tc>
+          <w:tcPr>
+            <w:tcW w:w="4200" w:type="dxa"/>
+            <w:tcBorders>
+              <w:top w:val="single" w:sz="2" w:space="0" w:color="CCCCCC"/>
+              <w:left w:val="single" w:sz="2" w:space="0" w:color="CCCCCC"/>
+              <w:bottom w:val="single" w:sz="2" w:space="0" w:color="CCCCCC"/>
+              <w:right w:val="single" w:sz="2" w:space="0" w:color="CCCCCC"/>
+            </w:tcBorders>
+          </w:tcPr>
+          <w:p>
+            <w:proofErr w:type="spellStart"/>
+            <w:r>
+              <w:t>Reszlegesen_Atlefedo_Idosav_Utkozest_Ad</w:t>
+            </w:r>
+            <w:proofErr w:type="spellEnd"/>
+          </w:p>
+        </w:tc>
+        <w:tc>
+          <w:tcPr>
+            <w:tcW w:w="3200" w:type="dxa"/>
+            <w:tcBorders>
+              <w:top w:val="single" w:sz="2" w:space="0" w:color="CCCCCC"/>
+              <w:left w:val="single" w:sz="2" w:space="0" w:color="CCCCCC"/>
+              <w:bottom w:val="single" w:sz="2" w:space="0" w:color="CCCCCC"/>
+              <w:right w:val="single" w:sz="2" w:space="0" w:color="CCCCCC"/>
+            </w:tcBorders>
+          </w:tcPr>
+          <w:p>
+            <w:r>
+              <w:t xml:space="preserve">08:00–10:00 vs 09:00–11:00 → </w:t>
+            </w:r>
+            <w:proofErr w:type="spellStart"/>
+            <w:r>
+              <w:t>ütközés</w:t>
+            </w:r>
+            <w:proofErr w:type="spellEnd"/>
+            <w:r>
+              <w:t xml:space="preserve"> (</w:t>
+            </w:r>
+            <w:proofErr w:type="spellStart"/>
+            <w:r>
+              <w:t>igaz</w:t>
+            </w:r>
+            <w:proofErr w:type="spellEnd"/>
+            <w:r>
+              <w:t>)</w:t>
+            </w:r>
+          </w:p>
+        </w:tc>
+        <w:tc>
+          <w:tcPr>
+            <w:tcW w:w="1627" w:type="dxa"/>
+            <w:tcBorders>
+              <w:top w:val="single" w:sz="2" w:space="0" w:color="CCCCCC"/>
+              <w:left w:val="single" w:sz="2" w:space="0" w:color="CCCCCC"/>
+              <w:bottom w:val="single" w:sz="2" w:space="0" w:color="CCCCCC"/>
+              <w:right w:val="single" w:sz="2" w:space="0" w:color="CCCCCC"/>
+            </w:tcBorders>
+          </w:tcPr>
+          <w:p>
+            <w:r>
+              <w:rPr>
+                <w:b/>
+                <w:bCs/>
+                <w:color w:val="0A7B0A"/>
+              </w:rPr>
+              <w:t xml:space="preserve">✅ </w:t>
+            </w:r>
+            <w:proofErr w:type="spellStart"/>
+            <w:r>
+              <w:rPr>
+                <w:b/>
+                <w:bCs/>
+                <w:color w:val="0A7B0A"/>
+              </w:rPr>
+              <w:t>Teljesített</w:t>
+            </w:r>
+            <w:proofErr w:type="spellEnd"/>
+          </w:p>
+        </w:tc>
+      </w:tr>
+      <w:tr>
+        <w:tc>
+          <w:tcPr>
+            <w:tcW w:w="4200" w:type="dxa"/>
+            <w:tcBorders>
+              <w:top w:val="single" w:sz="2" w:space="0" w:color="CCCCCC"/>
+              <w:left w:val="single" w:sz="2" w:space="0" w:color="CCCCCC"/>
+              <w:bottom w:val="single" w:sz="2" w:space="0" w:color="CCCCCC"/>
+              <w:right w:val="single" w:sz="2" w:space="0" w:color="CCCCCC"/>
+            </w:tcBorders>
+          </w:tcPr>
+          <w:p>
+            <w:proofErr w:type="spellStart"/>
+            <w:r>
+              <w:t>Nem_Atlefedo_Idosav_Nem_Ad_Utkozest</w:t>
+            </w:r>
+            <w:proofErr w:type="spellEnd"/>
+          </w:p>
+        </w:tc>
+        <w:tc>
+          <w:tcPr>
+            <w:tcW w:w="3200" w:type="dxa"/>
+            <w:tcBorders>
+              <w:top w:val="single" w:sz="2" w:space="0" w:color="CCCCCC"/>
+              <w:left w:val="single" w:sz="2" w:space="0" w:color="CCCCCC"/>
+              <w:bottom w:val="single" w:sz="2" w:space="0" w:color="CCCCCC"/>
+              <w:right w:val="single" w:sz="2" w:space="0" w:color="CCCCCC"/>
+            </w:tcBorders>
+          </w:tcPr>
+          <w:p>
+            <w:r>
+              <w:t xml:space="preserve">08:00–10:00 vs 10:00–12:00 → </w:t>
+            </w:r>
+            <w:proofErr w:type="spellStart"/>
+            <w:r>
+              <w:t>nincs</w:t>
+            </w:r>
+            <w:proofErr w:type="spellEnd"/>
+            <w:r>
+              <w:t xml:space="preserve"> </w:t>
+            </w:r>
+            <w:proofErr w:type="spellStart"/>
+            <w:r>
+              <w:t>ütközés</w:t>
+            </w:r>
+            <w:proofErr w:type="spellEnd"/>
+            <w:r>
+              <w:t xml:space="preserve"> (</w:t>
+            </w:r>
+            <w:proofErr w:type="spellStart"/>
+            <w:r>
+              <w:t>hamis</w:t>
+            </w:r>
+            <w:proofErr w:type="spellEnd"/>
+            <w:r>
+              <w:t>)</w:t>
+            </w:r>
+          </w:p>
+        </w:tc>
+        <w:tc>
+          <w:tcPr>
+            <w:tcW w:w="1627" w:type="dxa"/>
+            <w:tcBorders>
+              <w:top w:val="single" w:sz="2" w:space="0" w:color="CCCCCC"/>
+              <w:left w:val="single" w:sz="2" w:space="0" w:color="CCCCCC"/>
+              <w:bottom w:val="single" w:sz="2" w:space="0" w:color="CCCCCC"/>
+              <w:right w:val="single" w:sz="2" w:space="0" w:color="CCCCCC"/>
+            </w:tcBorders>
+          </w:tcPr>
+          <w:p>
+            <w:r>
+              <w:rPr>
+                <w:b/>
+                <w:bCs/>
+                <w:color w:val="0A7B0A"/>
+              </w:rPr>
+              <w:t xml:space="preserve">✅ </w:t>
+            </w:r>
+            <w:proofErr w:type="spellStart"/>
+            <w:r>
+              <w:rPr>
+                <w:b/>
+                <w:bCs/>
+                <w:color w:val="0A7B0A"/>
+              </w:rPr>
+              <w:t>Teljesített</w:t>
+            </w:r>
+            <w:proofErr w:type="spellEnd"/>
+          </w:p>
+        </w:tc>
+      </w:tr>
+      <w:tr>
+        <w:tc>
+          <w:tcPr>
+            <w:tcW w:w="4200" w:type="dxa"/>
+            <w:tcBorders>
+              <w:top w:val="single" w:sz="2" w:space="0" w:color="CCCCCC"/>
+              <w:left w:val="single" w:sz="2" w:space="0" w:color="CCCCCC"/>
+              <w:bottom w:val="single" w:sz="2" w:space="0" w:color="CCCCCC"/>
+              <w:right w:val="single" w:sz="2" w:space="0" w:color="CCCCCC"/>
+            </w:tcBorders>
+          </w:tcPr>
+          <w:p>
+            <w:proofErr w:type="spellStart"/>
+            <w:r>
+              <w:t>Masik_Napon_Nincs_Utkozés</w:t>
+            </w:r>
+            <w:proofErr w:type="spellEnd"/>
+          </w:p>
+        </w:tc>
+        <w:tc>
+          <w:tcPr>
+            <w:tcW w:w="3200" w:type="dxa"/>
+            <w:tcBorders>
+              <w:top w:val="single" w:sz="2" w:space="0" w:color="CCCCCC"/>
+              <w:left w:val="single" w:sz="2" w:space="0" w:color="CCCCCC"/>
+              <w:bottom w:val="single" w:sz="2" w:space="0" w:color="CCCCCC"/>
+              <w:right w:val="single" w:sz="2" w:space="0" w:color="CCCCCC"/>
+            </w:tcBorders>
+          </w:tcPr>
+          <w:p>
+            <w:r>
+              <w:t xml:space="preserve">Monday 08:00–10:00 vs Tuesday → </w:t>
+            </w:r>
+            <w:proofErr w:type="spellStart"/>
+            <w:r>
+              <w:t>hamis</w:t>
+            </w:r>
+            <w:proofErr w:type="spellEnd"/>
+          </w:p>
+        </w:tc>
+        <w:tc>
+          <w:tcPr>
+            <w:tcW w:w="1627" w:type="dxa"/>
+            <w:tcBorders>
+              <w:top w:val="single" w:sz="2" w:space="0" w:color="CCCCCC"/>
+              <w:left w:val="single" w:sz="2" w:space="0" w:color="CCCCCC"/>
+              <w:bottom w:val="single" w:sz="2" w:space="0" w:color="CCCCCC"/>
+              <w:right w:val="single" w:sz="2" w:space="0" w:color="CCCCCC"/>
+            </w:tcBorders>
+          </w:tcPr>
+          <w:p>
+            <w:r>
+              <w:rPr>
+                <w:b/>
+                <w:bCs/>
+                <w:color w:val="0A7B0A"/>
+              </w:rPr>
+              <w:t xml:space="preserve">✅ </w:t>
+            </w:r>
+            <w:proofErr w:type="spellStart"/>
+            <w:r>
+              <w:rPr>
+                <w:b/>
+                <w:bCs/>
+                <w:color w:val="0A7B0A"/>
+              </w:rPr>
+              <w:t>Teljesített</w:t>
+            </w:r>
+            <w:proofErr w:type="spellEnd"/>
+          </w:p>
+        </w:tc>
+      </w:tr>
+      <w:tr>
+        <w:tc>
+          <w:tcPr>
+            <w:tcW w:w="4200" w:type="dxa"/>
+            <w:tcBorders>
+              <w:top w:val="single" w:sz="2" w:space="0" w:color="CCCCCC"/>
+              <w:left w:val="single" w:sz="2" w:space="0" w:color="CCCCCC"/>
+              <w:bottom w:val="single" w:sz="2" w:space="0" w:color="CCCCCC"/>
+              <w:right w:val="single" w:sz="2" w:space="0" w:color="CCCCCC"/>
+            </w:tcBorders>
+          </w:tcPr>
+          <w:p>
+            <w:proofErr w:type="spellStart"/>
+            <w:r>
+              <w:t>Ures_Lista_Sosem_Ad_Utkozest</w:t>
+            </w:r>
+            <w:proofErr w:type="spellEnd"/>
+          </w:p>
+        </w:tc>
+        <w:tc>
+          <w:tcPr>
+            <w:tcW w:w="3200" w:type="dxa"/>
+            <w:tcBorders>
+              <w:top w:val="single" w:sz="2" w:space="0" w:color="CCCCCC"/>
+              <w:left w:val="single" w:sz="2" w:space="0" w:color="CCCCCC"/>
+              <w:bottom w:val="single" w:sz="2" w:space="0" w:color="CCCCCC"/>
+              <w:right w:val="single" w:sz="2" w:space="0" w:color="CCCCCC"/>
+            </w:tcBorders>
+          </w:tcPr>
+          <w:p>
+            <w:proofErr w:type="spellStart"/>
+            <w:r>
+              <w:t>Üres</w:t>
+            </w:r>
+            <w:proofErr w:type="spellEnd"/>
+            <w:r>
+              <w:t xml:space="preserve"> </w:t>
+            </w:r>
+            <w:proofErr w:type="spellStart"/>
+            <w:r>
+              <w:t>meglévő</w:t>
+            </w:r>
+            <w:proofErr w:type="spellEnd"/>
+            <w:r>
+              <w:t xml:space="preserve"> </w:t>
+            </w:r>
+            <w:proofErr w:type="spellStart"/>
+            <w:r>
+              <w:t>lista</w:t>
+            </w:r>
+            <w:proofErr w:type="spellEnd"/>
+            <w:r>
+              <w:t xml:space="preserve"> → </w:t>
+            </w:r>
+            <w:proofErr w:type="spellStart"/>
+            <w:r>
+              <w:t>HasConflict</w:t>
+            </w:r>
+            <w:proofErr w:type="spellEnd"/>
+            <w:r>
+              <w:t xml:space="preserve"> </w:t>
+            </w:r>
+            <w:proofErr w:type="spellStart"/>
+            <w:r>
+              <w:t>mindig</w:t>
+            </w:r>
+            <w:proofErr w:type="spellEnd"/>
+            <w:r>
+              <w:t xml:space="preserve"> </w:t>
+            </w:r>
+            <w:proofErr w:type="spellStart"/>
+            <w:r>
+              <w:t>hamis</w:t>
+            </w:r>
+            <w:proofErr w:type="spellEnd"/>
+          </w:p>
+        </w:tc>
+        <w:tc>
+          <w:tcPr>
+            <w:tcW w:w="1627" w:type="dxa"/>
+            <w:tcBorders>
+              <w:top w:val="single" w:sz="2" w:space="0" w:color="CCCCCC"/>
+              <w:left w:val="single" w:sz="2" w:space="0" w:color="CCCCCC"/>
+              <w:bottom w:val="single" w:sz="2" w:space="0" w:color="CCCCCC"/>
+              <w:right w:val="single" w:sz="2" w:space="0" w:color="CCCCCC"/>
+            </w:tcBorders>
+          </w:tcPr>
+          <w:p>
+            <w:r>
+              <w:rPr>
+                <w:b/>
+                <w:bCs/>
+                <w:color w:val="0A7B0A"/>
+              </w:rPr>
+              <w:t xml:space="preserve">✅ </w:t>
+            </w:r>
+            <w:proofErr w:type="spellStart"/>
+            <w:r>
+              <w:rPr>
+                <w:b/>
+                <w:bCs/>
+                <w:color w:val="0A7B0A"/>
+              </w:rPr>
+              <w:t>Teljesített</w:t>
+            </w:r>
+            <w:proofErr w:type="spellEnd"/>
+          </w:p>
+        </w:tc>
+      </w:tr>
+      <w:tr>
+        <w:tc>
+          <w:tcPr>
+            <w:tcW w:w="4200" w:type="dxa"/>
+            <w:tcBorders>
+              <w:top w:val="single" w:sz="2" w:space="0" w:color="CCCCCC"/>
+              <w:left w:val="single" w:sz="2" w:space="0" w:color="CCCCCC"/>
+              <w:bottom w:val="single" w:sz="2" w:space="0" w:color="CCCCCC"/>
+              <w:right w:val="single" w:sz="2" w:space="0" w:color="CCCCCC"/>
+            </w:tcBorders>
+          </w:tcPr>
+          <w:p>
+            <w:proofErr w:type="spellStart"/>
+            <w:r>
+              <w:t>Kozvetlenul_Egymás_Utan_Kovetkezo_Idosavok_Nem_Utkoznek</w:t>
+            </w:r>
+            <w:proofErr w:type="spellEnd"/>
+          </w:p>
+        </w:tc>
+        <w:tc>
+          <w:tcPr>
+            <w:tcW w:w="3200" w:type="dxa"/>
+            <w:tcBorders>
+              <w:top w:val="single" w:sz="2" w:space="0" w:color="CCCCCC"/>
+              <w:left w:val="single" w:sz="2" w:space="0" w:color="CCCCCC"/>
+              <w:bottom w:val="single" w:sz="2" w:space="0" w:color="CCCCCC"/>
+              <w:right w:val="single" w:sz="2" w:space="0" w:color="CCCCCC"/>
+            </w:tcBorders>
+          </w:tcPr>
+          <w:p>
+            <w:proofErr w:type="spellStart"/>
+            <w:r>
+              <w:t>Végpont</w:t>
+            </w:r>
+            <w:proofErr w:type="spellEnd"/>
+            <w:r>
+              <w:t xml:space="preserve"> == </w:t>
+            </w:r>
+            <w:proofErr w:type="spellStart"/>
+            <w:r>
+              <w:t>kezdőpont</w:t>
+            </w:r>
+            <w:proofErr w:type="spellEnd"/>
+            <w:r>
+              <w:t xml:space="preserve"> → </w:t>
+            </w:r>
+            <w:proofErr w:type="spellStart"/>
+            <w:r>
+              <w:t>hamis</w:t>
+            </w:r>
+            <w:proofErr w:type="spellEnd"/>
+            <w:r>
+              <w:t xml:space="preserve"> (</w:t>
+            </w:r>
+            <w:proofErr w:type="spellStart"/>
+            <w:r>
+              <w:t>határeset</w:t>
+            </w:r>
+            <w:proofErr w:type="spellEnd"/>
+            <w:r>
+              <w:t>)</w:t>
+            </w:r>
+          </w:p>
+        </w:tc>
+        <w:tc>
+          <w:tcPr>
+            <w:tcW w:w="1627" w:type="dxa"/>
+            <w:tcBorders>
+              <w:top w:val="single" w:sz="2" w:space="0" w:color="CCCCCC"/>
+              <w:left w:val="single" w:sz="2" w:space="0" w:color="CCCCCC"/>
+              <w:bottom w:val="single" w:sz="2" w:space="0" w:color="CCCCCC"/>
+              <w:right w:val="single" w:sz="2" w:space="0" w:color="CCCCCC"/>
+            </w:tcBorders>
+          </w:tcPr>
+          <w:p>
+            <w:r>
+              <w:rPr>
+                <w:b/>
+                <w:bCs/>
+                <w:color w:val="0A7B0A"/>
+              </w:rPr>
+              <w:t xml:space="preserve">✅ </w:t>
+            </w:r>
+            <w:proofErr w:type="spellStart"/>
+            <w:r>
+              <w:rPr>
+                <w:b/>
+                <w:bCs/>
+                <w:color w:val="0A7B0A"/>
+              </w:rPr>
+              <w:t>Teljesített</w:t>
             </w:r>
             <w:proofErr w:type="spellEnd"/>
           </w:p>
@@ -18679,8 +24765,7 @@
       <w:pPr>
         <w:pStyle w:val="Cmsor1"/>
       </w:pPr>
-      <w:bookmarkStart w:id="43" w:name="_Toc225798332"/>
-      <w:bookmarkStart w:id="44" w:name="_Toc225978433"/>
+      <w:bookmarkStart w:id="52" w:name="_Toc226154984"/>
       <w:r>
         <w:lastRenderedPageBreak/>
         <w:t xml:space="preserve">9. </w:t>
@@ -18709,8 +24794,8 @@
       <w:r>
         <w:t xml:space="preserve"> (3.5)</w:t>
       </w:r>
-      <w:bookmarkEnd w:id="43"/>
-      <w:bookmarkEnd w:id="44"/>
+      <w:bookmarkEnd w:id="45"/>
+      <w:bookmarkEnd w:id="52"/>
     </w:p>
     <w:p>
       <w:pPr>
@@ -18877,8 +24962,8 @@
       <w:pPr>
         <w:pStyle w:val="Cmsor2"/>
       </w:pPr>
-      <w:bookmarkStart w:id="45" w:name="_Toc225798333"/>
-      <w:bookmarkStart w:id="46" w:name="_Toc225978434"/>
+      <w:bookmarkStart w:id="53" w:name="_Toc225798333"/>
+      <w:bookmarkStart w:id="54" w:name="_Toc226154985"/>
       <w:r>
         <w:t xml:space="preserve">9.1 A </w:t>
       </w:r>
@@ -18898,8 +24983,8 @@
       <w:r>
         <w:t>: 3.5.1</w:t>
       </w:r>
-      <w:bookmarkEnd w:id="45"/>
-      <w:bookmarkEnd w:id="46"/>
+      <w:bookmarkEnd w:id="53"/>
+      <w:bookmarkEnd w:id="54"/>
     </w:p>
     <w:p>
       <w:pPr>
@@ -19301,8 +25386,8 @@
       <w:pPr>
         <w:pStyle w:val="Cmsor2"/>
       </w:pPr>
-      <w:bookmarkStart w:id="47" w:name="_Toc225798334"/>
-      <w:bookmarkStart w:id="48" w:name="_Toc225978435"/>
+      <w:bookmarkStart w:id="55" w:name="_Toc225798334"/>
+      <w:bookmarkStart w:id="56" w:name="_Toc226154986"/>
       <w:r>
         <w:t xml:space="preserve">9.2 </w:t>
       </w:r>
@@ -19314,8 +25399,8 @@
       <w:r>
         <w:t>: 3.5.2</w:t>
       </w:r>
-      <w:bookmarkEnd w:id="47"/>
-      <w:bookmarkEnd w:id="48"/>
+      <w:bookmarkEnd w:id="55"/>
+      <w:bookmarkEnd w:id="56"/>
     </w:p>
     <w:p>
       <w:pPr>
@@ -20442,8 +26527,8 @@
       <w:pPr>
         <w:pStyle w:val="Cmsor2"/>
       </w:pPr>
-      <w:bookmarkStart w:id="49" w:name="_Toc225798335"/>
-      <w:bookmarkStart w:id="50" w:name="_Toc225978436"/>
+      <w:bookmarkStart w:id="57" w:name="_Toc225798335"/>
+      <w:bookmarkStart w:id="58" w:name="_Toc226154987"/>
       <w:r>
         <w:t xml:space="preserve">9.3 </w:t>
       </w:r>
@@ -20463,8 +26548,8 @@
       <w:r>
         <w:t>: 3.5.3</w:t>
       </w:r>
-      <w:bookmarkEnd w:id="49"/>
-      <w:bookmarkEnd w:id="50"/>
+      <w:bookmarkEnd w:id="57"/>
+      <w:bookmarkEnd w:id="58"/>
     </w:p>
     <w:tbl>
       <w:tblPr>
@@ -21239,8 +27324,8 @@
       <w:r>
         <w:br w:type="page"/>
       </w:r>
-      <w:bookmarkStart w:id="51" w:name="_Toc225798336"/>
-      <w:bookmarkStart w:id="52" w:name="_Toc225978437"/>
+      <w:bookmarkStart w:id="59" w:name="_Toc225798336"/>
+      <w:bookmarkStart w:id="60" w:name="_Toc226154988"/>
       <w:r>
         <w:lastRenderedPageBreak/>
         <w:t xml:space="preserve">9.4 </w:t>
@@ -21269,8 +27354,8 @@
       <w:r>
         <w:t>: 3.5.4</w:t>
       </w:r>
-      <w:bookmarkEnd w:id="51"/>
-      <w:bookmarkEnd w:id="52"/>
+      <w:bookmarkEnd w:id="59"/>
+      <w:bookmarkEnd w:id="60"/>
     </w:p>
     <w:p>
       <w:pPr>
@@ -22897,8 +28982,8 @@
       <w:pPr>
         <w:pStyle w:val="Cmsor2"/>
       </w:pPr>
-      <w:bookmarkStart w:id="53" w:name="_Toc225798337"/>
-      <w:bookmarkStart w:id="54" w:name="_Toc225978438"/>
+      <w:bookmarkStart w:id="61" w:name="_Toc225798337"/>
+      <w:bookmarkStart w:id="62" w:name="_Toc226154989"/>
       <w:r>
         <w:t xml:space="preserve">9.5 </w:t>
       </w:r>
@@ -22918,8 +29003,8 @@
       <w:r>
         <w:t>: 3.5.5</w:t>
       </w:r>
-      <w:bookmarkEnd w:id="53"/>
-      <w:bookmarkEnd w:id="54"/>
+      <w:bookmarkEnd w:id="61"/>
+      <w:bookmarkEnd w:id="62"/>
     </w:p>
     <w:p>
       <w:r>
@@ -23242,8 +29327,8 @@
       <w:pPr>
         <w:pStyle w:val="Cmsor1"/>
       </w:pPr>
-      <w:bookmarkStart w:id="55" w:name="_Toc225798338"/>
-      <w:bookmarkStart w:id="56" w:name="_Toc225978439"/>
+      <w:bookmarkStart w:id="63" w:name="_Toc225798338"/>
+      <w:bookmarkStart w:id="64" w:name="_Toc226154990"/>
       <w:r>
         <w:lastRenderedPageBreak/>
         <w:t xml:space="preserve">10. </w:t>
@@ -23272,8 +29357,8 @@
       <w:r>
         <w:t xml:space="preserve"> (3.8)</w:t>
       </w:r>
-      <w:bookmarkEnd w:id="55"/>
-      <w:bookmarkEnd w:id="56"/>
+      <w:bookmarkEnd w:id="63"/>
+      <w:bookmarkEnd w:id="64"/>
     </w:p>
     <w:p>
       <w:pPr>
@@ -23448,8 +29533,8 @@
       <w:pPr>
         <w:pStyle w:val="Cmsor2"/>
       </w:pPr>
-      <w:bookmarkStart w:id="57" w:name="_Toc225798339"/>
-      <w:bookmarkStart w:id="58" w:name="_Toc225978440"/>
+      <w:bookmarkStart w:id="65" w:name="_Toc225798339"/>
+      <w:bookmarkStart w:id="66" w:name="_Toc226154991"/>
       <w:r>
         <w:t xml:space="preserve">10.1 A </w:t>
       </w:r>
@@ -23469,8 +29554,8 @@
       <w:r>
         <w:t>: 3.8.1</w:t>
       </w:r>
-      <w:bookmarkEnd w:id="57"/>
-      <w:bookmarkEnd w:id="58"/>
+      <w:bookmarkEnd w:id="65"/>
+      <w:bookmarkEnd w:id="66"/>
     </w:p>
     <w:p>
       <w:pPr>
@@ -23717,8 +29802,8 @@
       <w:pPr>
         <w:pStyle w:val="Cmsor2"/>
       </w:pPr>
-      <w:bookmarkStart w:id="59" w:name="_Toc225798340"/>
-      <w:bookmarkStart w:id="60" w:name="_Toc225978441"/>
+      <w:bookmarkStart w:id="67" w:name="_Toc225798340"/>
+      <w:bookmarkStart w:id="68" w:name="_Toc226154992"/>
       <w:r>
         <w:t xml:space="preserve">10.2 </w:t>
       </w:r>
@@ -23746,8 +29831,8 @@
       <w:r>
         <w:t>: 3.8.2</w:t>
       </w:r>
-      <w:bookmarkEnd w:id="59"/>
-      <w:bookmarkEnd w:id="60"/>
+      <w:bookmarkEnd w:id="67"/>
+      <w:bookmarkEnd w:id="68"/>
     </w:p>
     <w:p>
       <w:pPr>
@@ -24073,8 +30158,8 @@
       <w:pPr>
         <w:pStyle w:val="Cmsor2"/>
       </w:pPr>
-      <w:bookmarkStart w:id="61" w:name="_Toc225798341"/>
-      <w:bookmarkStart w:id="62" w:name="_Toc225978442"/>
+      <w:bookmarkStart w:id="69" w:name="_Toc225798341"/>
+      <w:bookmarkStart w:id="70" w:name="_Toc226154993"/>
       <w:r>
         <w:t>10.3 Egyedi (</w:t>
       </w:r>
@@ -24102,8 +30187,8 @@
       <w:r>
         <w:t>: 3.8.3</w:t>
       </w:r>
-      <w:bookmarkEnd w:id="61"/>
-      <w:bookmarkEnd w:id="62"/>
+      <w:bookmarkEnd w:id="69"/>
+      <w:bookmarkEnd w:id="70"/>
     </w:p>
     <w:p>
       <w:pPr>
@@ -24479,8 +30564,8 @@
       <w:r>
         <w:br w:type="page"/>
       </w:r>
-      <w:bookmarkStart w:id="63" w:name="_Toc225798342"/>
-      <w:bookmarkStart w:id="64" w:name="_Toc225978443"/>
+      <w:bookmarkStart w:id="71" w:name="_Toc225798342"/>
+      <w:bookmarkStart w:id="72" w:name="_Toc226154994"/>
       <w:r>
         <w:lastRenderedPageBreak/>
         <w:t xml:space="preserve">10.4 </w:t>
@@ -24501,8 +30586,8 @@
       <w:r>
         <w:t>: 3.8.4</w:t>
       </w:r>
-      <w:bookmarkEnd w:id="63"/>
-      <w:bookmarkEnd w:id="64"/>
+      <w:bookmarkEnd w:id="71"/>
+      <w:bookmarkEnd w:id="72"/>
     </w:p>
     <w:p>
       <w:pPr>
@@ -24838,8 +30923,8 @@
       <w:pPr>
         <w:pStyle w:val="Cmsor1"/>
       </w:pPr>
-      <w:bookmarkStart w:id="65" w:name="_Toc225798343"/>
-      <w:bookmarkStart w:id="66" w:name="_Toc225978444"/>
+      <w:bookmarkStart w:id="73" w:name="_Toc225798343"/>
+      <w:bookmarkStart w:id="74" w:name="_Toc226154995"/>
       <w:r>
         <w:lastRenderedPageBreak/>
         <w:t xml:space="preserve">11. </w:t>
@@ -24860,8 +30945,8 @@
       <w:r>
         <w:t xml:space="preserve"> (3.11.2)</w:t>
       </w:r>
-      <w:bookmarkEnd w:id="65"/>
-      <w:bookmarkEnd w:id="66"/>
+      <w:bookmarkEnd w:id="73"/>
+      <w:bookmarkEnd w:id="74"/>
     </w:p>
     <w:tbl>
       <w:tblPr>
@@ -26491,6 +32576,7 @@
   </w:style>
   <w:style w:type="paragraph" w:styleId="Cmsor2">
     <w:name w:val="heading 2"/>
+    <w:link w:val="Cmsor2Char"/>
     <w:uiPriority w:val="9"/>
     <w:unhideWhenUsed/>
     <w:qFormat/>
@@ -26854,6 +32940,20 @@
       <w:color w:val="0F4761" w:themeColor="accent1" w:themeShade="BF"/>
     </w:rPr>
   </w:style>
+  <w:style w:type="character" w:customStyle="1" w:styleId="Cmsor2Char">
+    <w:name w:val="Címsor 2 Char"/>
+    <w:basedOn w:val="Bekezdsalapbettpusa"/>
+    <w:link w:val="Cmsor2"/>
+    <w:uiPriority w:val="9"/>
+    <w:rsid w:val="006017D7"/>
+    <w:rPr>
+      <w:b/>
+      <w:bCs/>
+      <w:color w:val="2E74B5"/>
+      <w:sz w:val="26"/>
+      <w:szCs w:val="26"/>
+    </w:rPr>
+  </w:style>
 </w:styles>
 </file>
 
